--- a/documentacion/fichas/MOVIL APP EXAM/Ficha_Tecnica_Ohaus_AB33M1.docx
+++ b/documentacion/fichas/MOVIL APP EXAM/Ficha_Tecnica_Ohaus_AB33M1.docx
@@ -1,6 +1,6 @@
 
 <file path=word/document.xml><?xml version="1.0" encoding="utf-8"?>
-<w:document xmlns:wpc="http://schemas.microsoft.com/office/word/2010/wordprocessingCanvas" xmlns:cx="http://schemas.microsoft.com/office/drawing/2014/chartex" xmlns:cx1="http://schemas.microsoft.com/office/drawing/2015/9/8/chartex" xmlns:cx2="http://schemas.microsoft.com/office/drawing/2015/10/21/chartex" xmlns:cx3="http://schemas.microsoft.com/office/drawing/2016/5/9/chartex" xmlns:cx4="http://schemas.microsoft.com/office/drawing/2016/5/10/chartex" xmlns:cx5="http://schemas.microsoft.com/office/drawing/2016/5/11/chartex" xmlns:cx6="http://schemas.microsoft.com/office/drawing/2016/5/12/chartex" xmlns:cx7="http://schemas.microsoft.com/office/drawing/2016/5/13/chartex" xmlns:cx8="http://schemas.microsoft.com/office/drawing/2016/5/14/chartex" xmlns:mc="http://schemas.openxmlformats.org/markup-compatibility/2006" xmlns:aink="http://schemas.microsoft.com/office/drawing/2016/ink" xmlns:am3d="http://schemas.microsoft.com/office/drawing/2017/model3d" xmlns:o="urn:schemas-microsoft-com:office:office" xmlns:r="http://schemas.openxmlformats.org/officeDocument/2006/relationships" xmlns:m="http://schemas.openxmlformats.org/officeDocument/2006/math" xmlns:v="urn:schemas-microsoft-com:vml" xmlns:wp14="http://schemas.microsoft.com/office/word/2010/wordprocessingDrawing" xmlns:wp="http://schemas.openxmlformats.org/drawingml/2006/wordprocessingDrawing" xmlns:w10="urn:schemas-microsoft-com:office:word" xmlns:w="http://schemas.openxmlformats.org/wordprocessingml/2006/main" xmlns:w14="http://schemas.microsoft.com/office/word/2010/wordml" xmlns:w15="http://schemas.microsoft.com/office/word/2012/wordml" xmlns:w16cex="http://schemas.microsoft.com/office/word/2018/wordml/cex" xmlns:w16cid="http://schemas.microsoft.com/office/word/2016/wordml/cid" xmlns:w16="http://schemas.microsoft.com/office/word/2018/wordml" xmlns:w16sdtdh="http://schemas.microsoft.com/office/word/2020/wordml/sdtdatahash" xmlns:w16se="http://schemas.microsoft.com/office/word/2015/wordml/symex" xmlns:wpg="http://schemas.microsoft.com/office/word/2010/wordprocessingGroup" xmlns:wpi="http://schemas.microsoft.com/office/word/2010/wordprocessingInk" xmlns:wne="http://schemas.microsoft.com/office/word/2006/wordml" xmlns:wps="http://schemas.microsoft.com/office/word/2010/wordprocessingShape" mc:Ignorable="w14 w15 w16se w16cid w16 w16cex w16sdtdh wp14">
+<w:document xmlns:wpc="http://schemas.microsoft.com/office/word/2010/wordprocessingCanvas" xmlns:cx="http://schemas.microsoft.com/office/drawing/2014/chartex" xmlns:cx1="http://schemas.microsoft.com/office/drawing/2015/9/8/chartex" xmlns:cx2="http://schemas.microsoft.com/office/drawing/2015/10/21/chartex" xmlns:cx3="http://schemas.microsoft.com/office/drawing/2016/5/9/chartex" xmlns:cx4="http://schemas.microsoft.com/office/drawing/2016/5/10/chartex" xmlns:cx5="http://schemas.microsoft.com/office/drawing/2016/5/11/chartex" xmlns:cx6="http://schemas.microsoft.com/office/drawing/2016/5/12/chartex" xmlns:cx7="http://schemas.microsoft.com/office/drawing/2016/5/13/chartex" xmlns:cx8="http://schemas.microsoft.com/office/drawing/2016/5/14/chartex" xmlns:mc="http://schemas.openxmlformats.org/markup-compatibility/2006" xmlns:aink="http://schemas.microsoft.com/office/drawing/2016/ink" xmlns:am3d="http://schemas.microsoft.com/office/drawing/2017/model3d" xmlns:o="urn:schemas-microsoft-com:office:office" xmlns:oel="http://schemas.microsoft.com/office/2019/extlst" xmlns:r="http://schemas.openxmlformats.org/officeDocument/2006/relationships" xmlns:m="http://schemas.openxmlformats.org/officeDocument/2006/math" xmlns:v="urn:schemas-microsoft-com:vml" xmlns:wp14="http://schemas.microsoft.com/office/word/2010/wordprocessingDrawing" xmlns:wp="http://schemas.openxmlformats.org/drawingml/2006/wordprocessingDrawing" xmlns:w10="urn:schemas-microsoft-com:office:word" xmlns:w="http://schemas.openxmlformats.org/wordprocessingml/2006/main" xmlns:w14="http://schemas.microsoft.com/office/word/2010/wordml" xmlns:w15="http://schemas.microsoft.com/office/word/2012/wordml" xmlns:w16cex="http://schemas.microsoft.com/office/word/2018/wordml/cex" xmlns:w16cid="http://schemas.microsoft.com/office/word/2016/wordml/cid" xmlns:w16="http://schemas.microsoft.com/office/word/2018/wordml" xmlns:w16du="http://schemas.microsoft.com/office/word/2023/wordml/word16du" xmlns:w16sdtdh="http://schemas.microsoft.com/office/word/2020/wordml/sdtdatahash" xmlns:w16sdtfl="http://schemas.microsoft.com/office/word/2024/wordml/sdtformatlock" xmlns:w16se="http://schemas.microsoft.com/office/word/2015/wordml/symex" xmlns:wpg="http://schemas.microsoft.com/office/word/2010/wordprocessingGroup" xmlns:wpi="http://schemas.microsoft.com/office/word/2010/wordprocessingInk" xmlns:wne="http://schemas.microsoft.com/office/word/2006/wordml" xmlns:wps="http://schemas.microsoft.com/office/word/2010/wordprocessingShape" mc:Ignorable="w14 w15 w16se w16cid w16 w16cex w16sdtdh w16sdtfl w16du wp14">
   <w:body>
     <w:p>
       <w:pPr>
@@ -181,6 +181,7 @@
         <w:rPr>
           <w:b/>
         </w:rPr>
+        <w:lastRenderedPageBreak/>
         <w:t>Atención al Indicador Inteligente i-Steward:</w:t>
       </w:r>
       <w:r>
@@ -198,23 +199,6 @@
         <w:t xml:space="preserve"> Asegúrate de que las soluciones y químicos medidos se encuentren dentro de los rangos de tolerancia de temperatura, pH y conductividad del equipo y de los materiales de los electrodos suministrados, para evitar la corrosión de las membranas sensibles.</w:t>
       </w:r>
     </w:p>
-    <w:p/>
-    <w:p/>
-    <w:p>
-      <w:r>
-        <w:t>Ing. Nathaly Mera Macías</w:t>
-      </w:r>
-    </w:p>
-    <w:p>
-      <w:r>
-        <w:t>TECNICO DE LABORATORIO</w:t>
-      </w:r>
-    </w:p>
-    <w:p>
-      <w:r>
-        <w:t>LABORATORIO DE BIOLOGIA Y MICROBIOLOGIA</w:t>
-      </w:r>
-    </w:p>
     <w:sectPr>
       <w:headerReference w:type="default" r:id="rId10"/>
       <w:footerReference w:type="default" r:id="rId11"/>
@@ -227,7 +211,7 @@
 </file>
 
 <file path=word/endnotes.xml><?xml version="1.0" encoding="utf-8"?>
-<w:endnotes xmlns:wpc="http://schemas.microsoft.com/office/word/2010/wordprocessingCanvas" xmlns:cx="http://schemas.microsoft.com/office/drawing/2014/chartex" xmlns:cx1="http://schemas.microsoft.com/office/drawing/2015/9/8/chartex" xmlns:cx2="http://schemas.microsoft.com/office/drawing/2015/10/21/chartex" xmlns:cx3="http://schemas.microsoft.com/office/drawing/2016/5/9/chartex" xmlns:cx4="http://schemas.microsoft.com/office/drawing/2016/5/10/chartex" xmlns:cx5="http://schemas.microsoft.com/office/drawing/2016/5/11/chartex" xmlns:cx6="http://schemas.microsoft.com/office/drawing/2016/5/12/chartex" xmlns:cx7="http://schemas.microsoft.com/office/drawing/2016/5/13/chartex" xmlns:cx8="http://schemas.microsoft.com/office/drawing/2016/5/14/chartex" xmlns:mc="http://schemas.openxmlformats.org/markup-compatibility/2006" xmlns:aink="http://schemas.microsoft.com/office/drawing/2016/ink" xmlns:am3d="http://schemas.microsoft.com/office/drawing/2017/model3d" xmlns:o="urn:schemas-microsoft-com:office:office" xmlns:r="http://schemas.openxmlformats.org/officeDocument/2006/relationships" xmlns:m="http://schemas.openxmlformats.org/officeDocument/2006/math" xmlns:v="urn:schemas-microsoft-com:vml" xmlns:wp14="http://schemas.microsoft.com/office/word/2010/wordprocessingDrawing" xmlns:wp="http://schemas.openxmlformats.org/drawingml/2006/wordprocessingDrawing" xmlns:w10="urn:schemas-microsoft-com:office:word" xmlns:w="http://schemas.openxmlformats.org/wordprocessingml/2006/main" xmlns:w14="http://schemas.microsoft.com/office/word/2010/wordml" xmlns:w15="http://schemas.microsoft.com/office/word/2012/wordml" xmlns:w16cex="http://schemas.microsoft.com/office/word/2018/wordml/cex" xmlns:w16cid="http://schemas.microsoft.com/office/word/2016/wordml/cid" xmlns:w16="http://schemas.microsoft.com/office/word/2018/wordml" xmlns:w16sdtdh="http://schemas.microsoft.com/office/word/2020/wordml/sdtdatahash" xmlns:w16se="http://schemas.microsoft.com/office/word/2015/wordml/symex" xmlns:wpg="http://schemas.microsoft.com/office/word/2010/wordprocessingGroup" xmlns:wpi="http://schemas.microsoft.com/office/word/2010/wordprocessingInk" xmlns:wne="http://schemas.microsoft.com/office/word/2006/wordml" xmlns:wps="http://schemas.microsoft.com/office/word/2010/wordprocessingShape" mc:Ignorable="w14 w15 w16se w16cid w16 w16cex w16sdtdh wp14">
+<w:endnotes xmlns:wpc="http://schemas.microsoft.com/office/word/2010/wordprocessingCanvas" xmlns:cx="http://schemas.microsoft.com/office/drawing/2014/chartex" xmlns:cx1="http://schemas.microsoft.com/office/drawing/2015/9/8/chartex" xmlns:cx2="http://schemas.microsoft.com/office/drawing/2015/10/21/chartex" xmlns:cx3="http://schemas.microsoft.com/office/drawing/2016/5/9/chartex" xmlns:cx4="http://schemas.microsoft.com/office/drawing/2016/5/10/chartex" xmlns:cx5="http://schemas.microsoft.com/office/drawing/2016/5/11/chartex" xmlns:cx6="http://schemas.microsoft.com/office/drawing/2016/5/12/chartex" xmlns:cx7="http://schemas.microsoft.com/office/drawing/2016/5/13/chartex" xmlns:cx8="http://schemas.microsoft.com/office/drawing/2016/5/14/chartex" xmlns:mc="http://schemas.openxmlformats.org/markup-compatibility/2006" xmlns:aink="http://schemas.microsoft.com/office/drawing/2016/ink" xmlns:am3d="http://schemas.microsoft.com/office/drawing/2017/model3d" xmlns:o="urn:schemas-microsoft-com:office:office" xmlns:oel="http://schemas.microsoft.com/office/2019/extlst" xmlns:r="http://schemas.openxmlformats.org/officeDocument/2006/relationships" xmlns:m="http://schemas.openxmlformats.org/officeDocument/2006/math" xmlns:v="urn:schemas-microsoft-com:vml" xmlns:wp14="http://schemas.microsoft.com/office/word/2010/wordprocessingDrawing" xmlns:wp="http://schemas.openxmlformats.org/drawingml/2006/wordprocessingDrawing" xmlns:w10="urn:schemas-microsoft-com:office:word" xmlns:w="http://schemas.openxmlformats.org/wordprocessingml/2006/main" xmlns:w14="http://schemas.microsoft.com/office/word/2010/wordml" xmlns:w15="http://schemas.microsoft.com/office/word/2012/wordml" xmlns:w16cex="http://schemas.microsoft.com/office/word/2018/wordml/cex" xmlns:w16cid="http://schemas.microsoft.com/office/word/2016/wordml/cid" xmlns:w16="http://schemas.microsoft.com/office/word/2018/wordml" xmlns:w16du="http://schemas.microsoft.com/office/word/2023/wordml/word16du" xmlns:w16sdtdh="http://schemas.microsoft.com/office/word/2020/wordml/sdtdatahash" xmlns:w16sdtfl="http://schemas.microsoft.com/office/word/2024/wordml/sdtformatlock" xmlns:w16se="http://schemas.microsoft.com/office/word/2015/wordml/symex" xmlns:wpg="http://schemas.microsoft.com/office/word/2010/wordprocessingGroup" xmlns:wpi="http://schemas.microsoft.com/office/word/2010/wordprocessingInk" xmlns:wne="http://schemas.microsoft.com/office/word/2006/wordml" xmlns:wps="http://schemas.microsoft.com/office/word/2010/wordprocessingShape" mc:Ignorable="w14 w15 w16se w16cid w16 w16cex w16sdtdh w16sdtfl w16du wp14">
   <w:endnote w:type="separator" w:id="-1">
     <w:p>
       <w:r>
@@ -246,7 +230,7 @@
 </file>
 
 <file path=word/footer1.xml><?xml version="1.0" encoding="utf-8"?>
-<w:ftr xmlns:wpc="http://schemas.microsoft.com/office/word/2010/wordprocessingCanvas" xmlns:cx="http://schemas.microsoft.com/office/drawing/2014/chartex" xmlns:cx1="http://schemas.microsoft.com/office/drawing/2015/9/8/chartex" xmlns:cx2="http://schemas.microsoft.com/office/drawing/2015/10/21/chartex" xmlns:cx3="http://schemas.microsoft.com/office/drawing/2016/5/9/chartex" xmlns:cx4="http://schemas.microsoft.com/office/drawing/2016/5/10/chartex" xmlns:cx5="http://schemas.microsoft.com/office/drawing/2016/5/11/chartex" xmlns:cx6="http://schemas.microsoft.com/office/drawing/2016/5/12/chartex" xmlns:cx7="http://schemas.microsoft.com/office/drawing/2016/5/13/chartex" xmlns:cx8="http://schemas.microsoft.com/office/drawing/2016/5/14/chartex" xmlns:mc="http://schemas.openxmlformats.org/markup-compatibility/2006" xmlns:aink="http://schemas.microsoft.com/office/drawing/2016/ink" xmlns:am3d="http://schemas.microsoft.com/office/drawing/2017/model3d" xmlns:o="urn:schemas-microsoft-com:office:office" xmlns:r="http://schemas.openxmlformats.org/officeDocument/2006/relationships" xmlns:m="http://schemas.openxmlformats.org/officeDocument/2006/math" xmlns:v="urn:schemas-microsoft-com:vml" xmlns:wp14="http://schemas.microsoft.com/office/word/2010/wordprocessingDrawing" xmlns:wp="http://schemas.openxmlformats.org/drawingml/2006/wordprocessingDrawing" xmlns:w10="urn:schemas-microsoft-com:office:word" xmlns:w="http://schemas.openxmlformats.org/wordprocessingml/2006/main" xmlns:w14="http://schemas.microsoft.com/office/word/2010/wordml" xmlns:w15="http://schemas.microsoft.com/office/word/2012/wordml" xmlns:w16cex="http://schemas.microsoft.com/office/word/2018/wordml/cex" xmlns:w16cid="http://schemas.microsoft.com/office/word/2016/wordml/cid" xmlns:w16="http://schemas.microsoft.com/office/word/2018/wordml" xmlns:w16sdtdh="http://schemas.microsoft.com/office/word/2020/wordml/sdtdatahash" xmlns:w16se="http://schemas.microsoft.com/office/word/2015/wordml/symex" xmlns:wpg="http://schemas.microsoft.com/office/word/2010/wordprocessingGroup" xmlns:wpi="http://schemas.microsoft.com/office/word/2010/wordprocessingInk" xmlns:wne="http://schemas.microsoft.com/office/word/2006/wordml" xmlns:wps="http://schemas.microsoft.com/office/word/2010/wordprocessingShape" mc:Ignorable="w14 w15 w16se w16cid w16 w16cex w16sdtdh wp14">
+<w:ftr xmlns:wpc="http://schemas.microsoft.com/office/word/2010/wordprocessingCanvas" xmlns:cx="http://schemas.microsoft.com/office/drawing/2014/chartex" xmlns:cx1="http://schemas.microsoft.com/office/drawing/2015/9/8/chartex" xmlns:cx2="http://schemas.microsoft.com/office/drawing/2015/10/21/chartex" xmlns:cx3="http://schemas.microsoft.com/office/drawing/2016/5/9/chartex" xmlns:cx4="http://schemas.microsoft.com/office/drawing/2016/5/10/chartex" xmlns:cx5="http://schemas.microsoft.com/office/drawing/2016/5/11/chartex" xmlns:cx6="http://schemas.microsoft.com/office/drawing/2016/5/12/chartex" xmlns:cx7="http://schemas.microsoft.com/office/drawing/2016/5/13/chartex" xmlns:cx8="http://schemas.microsoft.com/office/drawing/2016/5/14/chartex" xmlns:mc="http://schemas.openxmlformats.org/markup-compatibility/2006" xmlns:aink="http://schemas.microsoft.com/office/drawing/2016/ink" xmlns:am3d="http://schemas.microsoft.com/office/drawing/2017/model3d" xmlns:o="urn:schemas-microsoft-com:office:office" xmlns:oel="http://schemas.microsoft.com/office/2019/extlst" xmlns:r="http://schemas.openxmlformats.org/officeDocument/2006/relationships" xmlns:m="http://schemas.openxmlformats.org/officeDocument/2006/math" xmlns:v="urn:schemas-microsoft-com:vml" xmlns:wp14="http://schemas.microsoft.com/office/word/2010/wordprocessingDrawing" xmlns:wp="http://schemas.openxmlformats.org/drawingml/2006/wordprocessingDrawing" xmlns:w10="urn:schemas-microsoft-com:office:word" xmlns:w="http://schemas.openxmlformats.org/wordprocessingml/2006/main" xmlns:w14="http://schemas.microsoft.com/office/word/2010/wordml" xmlns:w15="http://schemas.microsoft.com/office/word/2012/wordml" xmlns:w16cex="http://schemas.microsoft.com/office/word/2018/wordml/cex" xmlns:w16cid="http://schemas.microsoft.com/office/word/2016/wordml/cid" xmlns:w16="http://schemas.microsoft.com/office/word/2018/wordml" xmlns:w16du="http://schemas.microsoft.com/office/word/2023/wordml/word16du" xmlns:w16sdtdh="http://schemas.microsoft.com/office/word/2020/wordml/sdtdatahash" xmlns:w16sdtfl="http://schemas.microsoft.com/office/word/2024/wordml/sdtformatlock" xmlns:w16se="http://schemas.microsoft.com/office/word/2015/wordml/symex" xmlns:wpg="http://schemas.microsoft.com/office/word/2010/wordprocessingGroup" xmlns:wpi="http://schemas.microsoft.com/office/word/2010/wordprocessingInk" xmlns:wne="http://schemas.microsoft.com/office/word/2006/wordml" xmlns:wps="http://schemas.microsoft.com/office/word/2010/wordprocessingShape" mc:Ignorable="w14 w15 w16se w16cid w16 w16cex w16sdtdh w16sdtfl w16du wp14">
   <w:p>
     <w:pPr>
       <w:pStyle w:val="Textoindependiente"/>
@@ -830,7 +814,7 @@
               <v:stroke joinstyle="miter"/>
               <v:path gradientshapeok="t" o:connecttype="rect"/>
             </v:shapetype>
-            <v:shape id="Textbox 20" o:spid="_x0000_s1027" type="#_x0000_t202" style="position:absolute;margin-left:310.35pt;margin-top:810.4pt;width:40.45pt;height:15.8pt;z-index:-15945728;visibility:visible;mso-wrap-style:square;mso-wrap-distance-left:0;mso-wrap-distance-top:0;mso-wrap-distance-right:0;mso-wrap-distance-bottom:0;mso-position-horizontal:absolute;mso-position-horizontal-relative:page;mso-position-vertical:absolute;mso-position-vertical-relative:page;v-text-anchor:top" o:gfxdata="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" filled="f" stroked="f">
+            <v:shape id="Textbox 20" o:spid="_x0000_s1027" type="#_x0000_t202" style="position:absolute;margin-left:310.35pt;margin-top:810.4pt;width:40.45pt;height:15.8pt;z-index:-15945728;visibility:visible;mso-wrap-style:square;mso-wrap-distance-left:0;mso-wrap-distance-top:0;mso-wrap-distance-right:0;mso-wrap-distance-bottom:0;mso-position-horizontal:absolute;mso-position-horizontal-relative:page;mso-position-vertical:absolute;mso-position-vertical-relative:page;v-text-anchor:top" o:gfxdata="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" filled="f" stroked="f">
               <v:textbox inset="0,0,0,0">
                 <w:txbxContent>
                   <w:p>
@@ -940,16 +924,7 @@
                               <w:w w:val="80"/>
                               <w:sz w:val="12"/>
                             </w:rPr>
-                            <w:t xml:space="preserve">Campus Central, Av. </w:t>
-                          </w:r>
-                          <w:r>
-                            <w:rPr>
-                              <w:rFonts w:ascii="Arial MT" w:hAnsi="Arial MT"/>
-                              <w:color w:val="404041"/>
-                              <w:w w:val="80"/>
-                              <w:sz w:val="12"/>
-                            </w:rPr>
-                            <w:t>Quito km. 1 1/2 vía a Santo</w:t>
+                            <w:t>Campus Central, Av. Quito km. 1 1/2 vía a Santo</w:t>
                           </w:r>
                           <w:r>
                             <w:rPr>
@@ -1083,7 +1058,7 @@
         </mc:Choice>
         <mc:Fallback>
           <w:pict>
-            <v:shape w14:anchorId="5DB3CEF2" id="Textbox 21" o:spid="_x0000_s1028" type="#_x0000_t202" style="position:absolute;margin-left:392.8pt;margin-top:810.3pt;width:126.45pt;height:15.95pt;z-index:-15945216;visibility:visible;mso-wrap-style:square;mso-wrap-distance-left:0;mso-wrap-distance-top:0;mso-wrap-distance-right:0;mso-wrap-distance-bottom:0;mso-position-horizontal:absolute;mso-position-horizontal-relative:page;mso-position-vertical:absolute;mso-position-vertical-relative:page;v-text-anchor:top" o:gfxdata="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" filled="f" stroked="f">
+            <v:shape w14:anchorId="5DB3CEF2" id="Textbox 21" o:spid="_x0000_s1028" type="#_x0000_t202" style="position:absolute;margin-left:392.8pt;margin-top:810.3pt;width:126.45pt;height:15.95pt;z-index:-15945216;visibility:visible;mso-wrap-style:square;mso-wrap-distance-left:0;mso-wrap-distance-top:0;mso-wrap-distance-right:0;mso-wrap-distance-bottom:0;mso-position-horizontal:absolute;mso-position-horizontal-relative:page;mso-position-vertical:absolute;mso-position-vertical-relative:page;v-text-anchor:top" o:gfxdata="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" filled="f" stroked="f">
               <v:textbox inset="0,0,0,0">
                 <w:txbxContent>
                   <w:p>
@@ -1102,16 +1077,7 @@
                         <w:w w:val="80"/>
                         <w:sz w:val="12"/>
                       </w:rPr>
-                      <w:t xml:space="preserve">Campus Central, Av. </w:t>
-                    </w:r>
-                    <w:r>
-                      <w:rPr>
-                        <w:rFonts w:ascii="Arial MT" w:hAnsi="Arial MT"/>
-                        <w:color w:val="404041"/>
-                        <w:w w:val="80"/>
-                        <w:sz w:val="12"/>
-                      </w:rPr>
-                      <w:t>Quito km. 1 1/2 vía a Santo</w:t>
+                      <w:t>Campus Central, Av. Quito km. 1 1/2 vía a Santo</w:t>
                     </w:r>
                     <w:r>
                       <w:rPr>
@@ -1398,7 +1364,7 @@
         </mc:Choice>
         <mc:Fallback>
           <w:pict>
-            <v:shape w14:anchorId="4E51EE14" id="Textbox 22" o:spid="_x0000_s1029" type="#_x0000_t202" style="position:absolute;margin-left:229.7pt;margin-top:811.15pt;width:44.85pt;height:16.05pt;z-index:-15944704;visibility:visible;mso-wrap-style:square;mso-wrap-distance-left:0;mso-wrap-distance-top:0;mso-wrap-distance-right:0;mso-wrap-distance-bottom:0;mso-position-horizontal:absolute;mso-position-horizontal-relative:page;mso-position-vertical:absolute;mso-position-vertical-relative:page;v-text-anchor:top" o:gfxdata="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" filled="f" stroked="f">
+            <v:shape w14:anchorId="4E51EE14" id="Textbox 22" o:spid="_x0000_s1029" type="#_x0000_t202" style="position:absolute;margin-left:229.7pt;margin-top:811.15pt;width:44.85pt;height:16.05pt;z-index:-15944704;visibility:visible;mso-wrap-style:square;mso-wrap-distance-left:0;mso-wrap-distance-top:0;mso-wrap-distance-right:0;mso-wrap-distance-bottom:0;mso-position-horizontal:absolute;mso-position-horizontal-relative:page;mso-position-vertical:absolute;mso-position-vertical-relative:page;v-text-anchor:top" o:gfxdata="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" filled="f" stroked="f">
               <v:textbox inset="0,0,0,0">
                 <w:txbxContent>
                   <w:p>
@@ -1677,7 +1643,7 @@
         </mc:Choice>
         <mc:Fallback>
           <w:pict>
-            <v:shape w14:anchorId="5A3A4C23" id="Textbox 23" o:spid="_x0000_s1030" type="#_x0000_t202" style="position:absolute;margin-left:549.8pt;margin-top:815.3pt;width:14.55pt;height:11pt;z-index:-15944192;visibility:visible;mso-wrap-style:square;mso-wrap-distance-left:0;mso-wrap-distance-top:0;mso-wrap-distance-right:0;mso-wrap-distance-bottom:0;mso-position-horizontal:absolute;mso-position-horizontal-relative:page;mso-position-vertical:absolute;mso-position-vertical-relative:page;v-text-anchor:top" o:gfxdata="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" filled="f" stroked="f">
+            <v:shape w14:anchorId="5A3A4C23" id="Textbox 23" o:spid="_x0000_s1030" type="#_x0000_t202" style="position:absolute;margin-left:549.8pt;margin-top:815.3pt;width:14.55pt;height:11pt;z-index:-15944192;visibility:visible;mso-wrap-style:square;mso-wrap-distance-left:0;mso-wrap-distance-top:0;mso-wrap-distance-right:0;mso-wrap-distance-bottom:0;mso-position-horizontal:absolute;mso-position-horizontal-relative:page;mso-position-vertical:absolute;mso-position-vertical-relative:page;v-text-anchor:top" o:gfxdata="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" filled="f" stroked="f">
               <v:textbox inset="0,0,0,0">
                 <w:txbxContent>
                   <w:p>
@@ -1956,7 +1922,7 @@
         </mc:Choice>
         <mc:Fallback>
           <w:pict>
-            <v:shape w14:anchorId="3AC3E81B" id="Textbox 24" o:spid="_x0000_s1031" type="#_x0000_t202" style="position:absolute;margin-left:13.15pt;margin-top:822.7pt;width:113.75pt;height:7.65pt;z-index:-15943680;visibility:visible;mso-wrap-style:square;mso-wrap-distance-left:0;mso-wrap-distance-top:0;mso-wrap-distance-right:0;mso-wrap-distance-bottom:0;mso-position-horizontal:absolute;mso-position-horizontal-relative:page;mso-position-vertical:absolute;mso-position-vertical-relative:page;v-text-anchor:top" o:gfxdata="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" filled="f" stroked="f">
+            <v:shape w14:anchorId="3AC3E81B" id="Textbox 24" o:spid="_x0000_s1031" type="#_x0000_t202" style="position:absolute;margin-left:13.15pt;margin-top:822.7pt;width:113.75pt;height:7.65pt;z-index:-15943680;visibility:visible;mso-wrap-style:square;mso-wrap-distance-left:0;mso-wrap-distance-top:0;mso-wrap-distance-right:0;mso-wrap-distance-bottom:0;mso-position-horizontal:absolute;mso-position-horizontal-relative:page;mso-position-vertical:absolute;mso-position-vertical-relative:page;v-text-anchor:top" o:gfxdata="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" filled="f" stroked="f">
               <v:textbox inset="0,0,0,0">
                 <w:txbxContent>
                   <w:p>
@@ -2077,7 +2043,7 @@
 </file>
 
 <file path=word/footnotes.xml><?xml version="1.0" encoding="utf-8"?>
-<w:footnotes xmlns:wpc="http://schemas.microsoft.com/office/word/2010/wordprocessingCanvas" xmlns:cx="http://schemas.microsoft.com/office/drawing/2014/chartex" xmlns:cx1="http://schemas.microsoft.com/office/drawing/2015/9/8/chartex" xmlns:cx2="http://schemas.microsoft.com/office/drawing/2015/10/21/chartex" xmlns:cx3="http://schemas.microsoft.com/office/drawing/2016/5/9/chartex" xmlns:cx4="http://schemas.microsoft.com/office/drawing/2016/5/10/chartex" xmlns:cx5="http://schemas.microsoft.com/office/drawing/2016/5/11/chartex" xmlns:cx6="http://schemas.microsoft.com/office/drawing/2016/5/12/chartex" xmlns:cx7="http://schemas.microsoft.com/office/drawing/2016/5/13/chartex" xmlns:cx8="http://schemas.microsoft.com/office/drawing/2016/5/14/chartex" xmlns:mc="http://schemas.openxmlformats.org/markup-compatibility/2006" xmlns:aink="http://schemas.microsoft.com/office/drawing/2016/ink" xmlns:am3d="http://schemas.microsoft.com/office/drawing/2017/model3d" xmlns:o="urn:schemas-microsoft-com:office:office" xmlns:r="http://schemas.openxmlformats.org/officeDocument/2006/relationships" xmlns:m="http://schemas.openxmlformats.org/officeDocument/2006/math" xmlns:v="urn:schemas-microsoft-com:vml" xmlns:wp14="http://schemas.microsoft.com/office/word/2010/wordprocessingDrawing" xmlns:wp="http://schemas.openxmlformats.org/drawingml/2006/wordprocessingDrawing" xmlns:w10="urn:schemas-microsoft-com:office:word" xmlns:w="http://schemas.openxmlformats.org/wordprocessingml/2006/main" xmlns:w14="http://schemas.microsoft.com/office/word/2010/wordml" xmlns:w15="http://schemas.microsoft.com/office/word/2012/wordml" xmlns:w16cex="http://schemas.microsoft.com/office/word/2018/wordml/cex" xmlns:w16cid="http://schemas.microsoft.com/office/word/2016/wordml/cid" xmlns:w16="http://schemas.microsoft.com/office/word/2018/wordml" xmlns:w16sdtdh="http://schemas.microsoft.com/office/word/2020/wordml/sdtdatahash" xmlns:w16se="http://schemas.microsoft.com/office/word/2015/wordml/symex" xmlns:wpg="http://schemas.microsoft.com/office/word/2010/wordprocessingGroup" xmlns:wpi="http://schemas.microsoft.com/office/word/2010/wordprocessingInk" xmlns:wne="http://schemas.microsoft.com/office/word/2006/wordml" xmlns:wps="http://schemas.microsoft.com/office/word/2010/wordprocessingShape" mc:Ignorable="w14 w15 w16se w16cid w16 w16cex w16sdtdh wp14">
+<w:footnotes xmlns:wpc="http://schemas.microsoft.com/office/word/2010/wordprocessingCanvas" xmlns:cx="http://schemas.microsoft.com/office/drawing/2014/chartex" xmlns:cx1="http://schemas.microsoft.com/office/drawing/2015/9/8/chartex" xmlns:cx2="http://schemas.microsoft.com/office/drawing/2015/10/21/chartex" xmlns:cx3="http://schemas.microsoft.com/office/drawing/2016/5/9/chartex" xmlns:cx4="http://schemas.microsoft.com/office/drawing/2016/5/10/chartex" xmlns:cx5="http://schemas.microsoft.com/office/drawing/2016/5/11/chartex" xmlns:cx6="http://schemas.microsoft.com/office/drawing/2016/5/12/chartex" xmlns:cx7="http://schemas.microsoft.com/office/drawing/2016/5/13/chartex" xmlns:cx8="http://schemas.microsoft.com/office/drawing/2016/5/14/chartex" xmlns:mc="http://schemas.openxmlformats.org/markup-compatibility/2006" xmlns:aink="http://schemas.microsoft.com/office/drawing/2016/ink" xmlns:am3d="http://schemas.microsoft.com/office/drawing/2017/model3d" xmlns:o="urn:schemas-microsoft-com:office:office" xmlns:oel="http://schemas.microsoft.com/office/2019/extlst" xmlns:r="http://schemas.openxmlformats.org/officeDocument/2006/relationships" xmlns:m="http://schemas.openxmlformats.org/officeDocument/2006/math" xmlns:v="urn:schemas-microsoft-com:vml" xmlns:wp14="http://schemas.microsoft.com/office/word/2010/wordprocessingDrawing" xmlns:wp="http://schemas.openxmlformats.org/drawingml/2006/wordprocessingDrawing" xmlns:w10="urn:schemas-microsoft-com:office:word" xmlns:w="http://schemas.openxmlformats.org/wordprocessingml/2006/main" xmlns:w14="http://schemas.microsoft.com/office/word/2010/wordml" xmlns:w15="http://schemas.microsoft.com/office/word/2012/wordml" xmlns:w16cex="http://schemas.microsoft.com/office/word/2018/wordml/cex" xmlns:w16cid="http://schemas.microsoft.com/office/word/2016/wordml/cid" xmlns:w16="http://schemas.microsoft.com/office/word/2018/wordml" xmlns:w16du="http://schemas.microsoft.com/office/word/2023/wordml/word16du" xmlns:w16sdtdh="http://schemas.microsoft.com/office/word/2020/wordml/sdtdatahash" xmlns:w16sdtfl="http://schemas.microsoft.com/office/word/2024/wordml/sdtformatlock" xmlns:w16se="http://schemas.microsoft.com/office/word/2015/wordml/symex" xmlns:wpg="http://schemas.microsoft.com/office/word/2010/wordprocessingGroup" xmlns:wpi="http://schemas.microsoft.com/office/word/2010/wordprocessingInk" xmlns:wne="http://schemas.microsoft.com/office/word/2006/wordml" xmlns:wps="http://schemas.microsoft.com/office/word/2010/wordprocessingShape" mc:Ignorable="w14 w15 w16se w16cid w16 w16cex w16sdtdh w16sdtfl w16du wp14">
   <w:footnote w:type="separator" w:id="-1">
     <w:p>
       <w:r>
@@ -2096,7 +2062,7 @@
 </file>
 
 <file path=word/header1.xml><?xml version="1.0" encoding="utf-8"?>
-<w:hdr xmlns:wpc="http://schemas.microsoft.com/office/word/2010/wordprocessingCanvas" xmlns:cx="http://schemas.microsoft.com/office/drawing/2014/chartex" xmlns:cx1="http://schemas.microsoft.com/office/drawing/2015/9/8/chartex" xmlns:cx2="http://schemas.microsoft.com/office/drawing/2015/10/21/chartex" xmlns:cx3="http://schemas.microsoft.com/office/drawing/2016/5/9/chartex" xmlns:cx4="http://schemas.microsoft.com/office/drawing/2016/5/10/chartex" xmlns:cx5="http://schemas.microsoft.com/office/drawing/2016/5/11/chartex" xmlns:cx6="http://schemas.microsoft.com/office/drawing/2016/5/12/chartex" xmlns:cx7="http://schemas.microsoft.com/office/drawing/2016/5/13/chartex" xmlns:cx8="http://schemas.microsoft.com/office/drawing/2016/5/14/chartex" xmlns:mc="http://schemas.openxmlformats.org/markup-compatibility/2006" xmlns:aink="http://schemas.microsoft.com/office/drawing/2016/ink" xmlns:am3d="http://schemas.microsoft.com/office/drawing/2017/model3d" xmlns:o="urn:schemas-microsoft-com:office:office" xmlns:r="http://schemas.openxmlformats.org/officeDocument/2006/relationships" xmlns:m="http://schemas.openxmlformats.org/officeDocument/2006/math" xmlns:v="urn:schemas-microsoft-com:vml" xmlns:wp14="http://schemas.microsoft.com/office/word/2010/wordprocessingDrawing" xmlns:wp="http://schemas.openxmlformats.org/drawingml/2006/wordprocessingDrawing" xmlns:w10="urn:schemas-microsoft-com:office:word" xmlns:w="http://schemas.openxmlformats.org/wordprocessingml/2006/main" xmlns:w14="http://schemas.microsoft.com/office/word/2010/wordml" xmlns:w15="http://schemas.microsoft.com/office/word/2012/wordml" xmlns:w16cex="http://schemas.microsoft.com/office/word/2018/wordml/cex" xmlns:w16cid="http://schemas.microsoft.com/office/word/2016/wordml/cid" xmlns:w16="http://schemas.microsoft.com/office/word/2018/wordml" xmlns:w16sdtdh="http://schemas.microsoft.com/office/word/2020/wordml/sdtdatahash" xmlns:w16se="http://schemas.microsoft.com/office/word/2015/wordml/symex" xmlns:wpg="http://schemas.microsoft.com/office/word/2010/wordprocessingGroup" xmlns:wpi="http://schemas.microsoft.com/office/word/2010/wordprocessingInk" xmlns:wne="http://schemas.microsoft.com/office/word/2006/wordml" xmlns:wps="http://schemas.microsoft.com/office/word/2010/wordprocessingShape" mc:Ignorable="w14 w15 w16se w16cid w16 w16cex w16sdtdh wp14">
+<w:hdr xmlns:wpc="http://schemas.microsoft.com/office/word/2010/wordprocessingCanvas" xmlns:cx="http://schemas.microsoft.com/office/drawing/2014/chartex" xmlns:cx1="http://schemas.microsoft.com/office/drawing/2015/9/8/chartex" xmlns:cx2="http://schemas.microsoft.com/office/drawing/2015/10/21/chartex" xmlns:cx3="http://schemas.microsoft.com/office/drawing/2016/5/9/chartex" xmlns:cx4="http://schemas.microsoft.com/office/drawing/2016/5/10/chartex" xmlns:cx5="http://schemas.microsoft.com/office/drawing/2016/5/11/chartex" xmlns:cx6="http://schemas.microsoft.com/office/drawing/2016/5/12/chartex" xmlns:cx7="http://schemas.microsoft.com/office/drawing/2016/5/13/chartex" xmlns:cx8="http://schemas.microsoft.com/office/drawing/2016/5/14/chartex" xmlns:mc="http://schemas.openxmlformats.org/markup-compatibility/2006" xmlns:aink="http://schemas.microsoft.com/office/drawing/2016/ink" xmlns:am3d="http://schemas.microsoft.com/office/drawing/2017/model3d" xmlns:o="urn:schemas-microsoft-com:office:office" xmlns:oel="http://schemas.microsoft.com/office/2019/extlst" xmlns:r="http://schemas.openxmlformats.org/officeDocument/2006/relationships" xmlns:m="http://schemas.openxmlformats.org/officeDocument/2006/math" xmlns:v="urn:schemas-microsoft-com:vml" xmlns:wp14="http://schemas.microsoft.com/office/word/2010/wordprocessingDrawing" xmlns:wp="http://schemas.openxmlformats.org/drawingml/2006/wordprocessingDrawing" xmlns:w10="urn:schemas-microsoft-com:office:word" xmlns:w="http://schemas.openxmlformats.org/wordprocessingml/2006/main" xmlns:w14="http://schemas.microsoft.com/office/word/2010/wordml" xmlns:w15="http://schemas.microsoft.com/office/word/2012/wordml" xmlns:w16cex="http://schemas.microsoft.com/office/word/2018/wordml/cex" xmlns:w16cid="http://schemas.microsoft.com/office/word/2016/wordml/cid" xmlns:w16="http://schemas.microsoft.com/office/word/2018/wordml" xmlns:w16du="http://schemas.microsoft.com/office/word/2023/wordml/word16du" xmlns:w16sdtdh="http://schemas.microsoft.com/office/word/2020/wordml/sdtdatahash" xmlns:w16sdtfl="http://schemas.microsoft.com/office/word/2024/wordml/sdtformatlock" xmlns:w16se="http://schemas.microsoft.com/office/word/2015/wordml/symex" xmlns:wpg="http://schemas.microsoft.com/office/word/2010/wordprocessingGroup" xmlns:wpi="http://schemas.microsoft.com/office/word/2010/wordprocessingInk" xmlns:wne="http://schemas.microsoft.com/office/word/2006/wordml" xmlns:wps="http://schemas.microsoft.com/office/word/2010/wordprocessingShape" mc:Ignorable="w14 w15 w16se w16cid w16 w16cex w16sdtdh w16sdtfl w16du wp14">
   <w:p>
     <w:pPr>
       <w:pStyle w:val="Textoindependiente"/>
@@ -3328,7 +3294,7 @@
               <v:stroke joinstyle="miter"/>
               <v:path gradientshapeok="t" o:connecttype="rect"/>
             </v:shapetype>
-            <v:shape id="Textbox 12" o:spid="_x0000_s1026" type="#_x0000_t202" style="position:absolute;margin-left:235.95pt;margin-top:42.5pt;width:284.65pt;height:33.45pt;z-index:-15948288;visibility:visible;mso-wrap-style:square;mso-wrap-distance-left:0;mso-wrap-distance-top:0;mso-wrap-distance-right:0;mso-wrap-distance-bottom:0;mso-position-horizontal:absolute;mso-position-horizontal-relative:page;mso-position-vertical:absolute;mso-position-vertical-relative:page;v-text-anchor:top" o:gfxdata="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" filled="f" stroked="f">
+            <v:shape id="Textbox 12" o:spid="_x0000_s1026" type="#_x0000_t202" style="position:absolute;margin-left:235.95pt;margin-top:42.5pt;width:284.65pt;height:33.45pt;z-index:-15948288;visibility:visible;mso-wrap-style:square;mso-wrap-distance-left:0;mso-wrap-distance-top:0;mso-wrap-distance-right:0;mso-wrap-distance-bottom:0;mso-position-horizontal:absolute;mso-position-horizontal-relative:page;mso-position-vertical:absolute;mso-position-vertical-relative:page;v-text-anchor:top" o:gfxdata="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" filled="f" stroked="f">
               <v:textbox inset="0,0,0,0">
                 <w:txbxContent>
                   <w:p>
@@ -3550,7 +3516,7 @@
 </file>
 
 <file path=word/numbering.xml><?xml version="1.0" encoding="utf-8"?>
-<w:numbering xmlns:wpc="http://schemas.microsoft.com/office/word/2010/wordprocessingCanvas" xmlns:cx="http://schemas.microsoft.com/office/drawing/2014/chartex" xmlns:cx1="http://schemas.microsoft.com/office/drawing/2015/9/8/chartex" xmlns:cx2="http://schemas.microsoft.com/office/drawing/2015/10/21/chartex" xmlns:cx3="http://schemas.microsoft.com/office/drawing/2016/5/9/chartex" xmlns:cx4="http://schemas.microsoft.com/office/drawing/2016/5/10/chartex" xmlns:cx5="http://schemas.microsoft.com/office/drawing/2016/5/11/chartex" xmlns:cx6="http://schemas.microsoft.com/office/drawing/2016/5/12/chartex" xmlns:cx7="http://schemas.microsoft.com/office/drawing/2016/5/13/chartex" xmlns:cx8="http://schemas.microsoft.com/office/drawing/2016/5/14/chartex" xmlns:mc="http://schemas.openxmlformats.org/markup-compatibility/2006" xmlns:aink="http://schemas.microsoft.com/office/drawing/2016/ink" xmlns:am3d="http://schemas.microsoft.com/office/drawing/2017/model3d" xmlns:o="urn:schemas-microsoft-com:office:office" xmlns:r="http://schemas.openxmlformats.org/officeDocument/2006/relationships" xmlns:m="http://schemas.openxmlformats.org/officeDocument/2006/math" xmlns:v="urn:schemas-microsoft-com:vml" xmlns:wp14="http://schemas.microsoft.com/office/word/2010/wordprocessingDrawing" xmlns:wp="http://schemas.openxmlformats.org/drawingml/2006/wordprocessingDrawing" xmlns:w10="urn:schemas-microsoft-com:office:word" xmlns:w="http://schemas.openxmlformats.org/wordprocessingml/2006/main" xmlns:w14="http://schemas.microsoft.com/office/word/2010/wordml" xmlns:w15="http://schemas.microsoft.com/office/word/2012/wordml" xmlns:w16cex="http://schemas.microsoft.com/office/word/2018/wordml/cex" xmlns:w16cid="http://schemas.microsoft.com/office/word/2016/wordml/cid" xmlns:w16="http://schemas.microsoft.com/office/word/2018/wordml" xmlns:w16sdtdh="http://schemas.microsoft.com/office/word/2020/wordml/sdtdatahash" xmlns:w16se="http://schemas.microsoft.com/office/word/2015/wordml/symex" xmlns:wpg="http://schemas.microsoft.com/office/word/2010/wordprocessingGroup" xmlns:wpi="http://schemas.microsoft.com/office/word/2010/wordprocessingInk" xmlns:wne="http://schemas.microsoft.com/office/word/2006/wordml" xmlns:wps="http://schemas.microsoft.com/office/word/2010/wordprocessingShape" mc:Ignorable="w14 w15 w16se w16cid w16 w16cex w16sdtdh wp14">
+<w:numbering xmlns:wpc="http://schemas.microsoft.com/office/word/2010/wordprocessingCanvas" xmlns:cx="http://schemas.microsoft.com/office/drawing/2014/chartex" xmlns:cx1="http://schemas.microsoft.com/office/drawing/2015/9/8/chartex" xmlns:cx2="http://schemas.microsoft.com/office/drawing/2015/10/21/chartex" xmlns:cx3="http://schemas.microsoft.com/office/drawing/2016/5/9/chartex" xmlns:cx4="http://schemas.microsoft.com/office/drawing/2016/5/10/chartex" xmlns:cx5="http://schemas.microsoft.com/office/drawing/2016/5/11/chartex" xmlns:cx6="http://schemas.microsoft.com/office/drawing/2016/5/12/chartex" xmlns:cx7="http://schemas.microsoft.com/office/drawing/2016/5/13/chartex" xmlns:cx8="http://schemas.microsoft.com/office/drawing/2016/5/14/chartex" xmlns:mc="http://schemas.openxmlformats.org/markup-compatibility/2006" xmlns:aink="http://schemas.microsoft.com/office/drawing/2016/ink" xmlns:am3d="http://schemas.microsoft.com/office/drawing/2017/model3d" xmlns:o="urn:schemas-microsoft-com:office:office" xmlns:oel="http://schemas.microsoft.com/office/2019/extlst" xmlns:r="http://schemas.openxmlformats.org/officeDocument/2006/relationships" xmlns:m="http://schemas.openxmlformats.org/officeDocument/2006/math" xmlns:v="urn:schemas-microsoft-com:vml" xmlns:wp14="http://schemas.microsoft.com/office/word/2010/wordprocessingDrawing" xmlns:wp="http://schemas.openxmlformats.org/drawingml/2006/wordprocessingDrawing" xmlns:w10="urn:schemas-microsoft-com:office:word" xmlns:w="http://schemas.openxmlformats.org/wordprocessingml/2006/main" xmlns:w14="http://schemas.microsoft.com/office/word/2010/wordml" xmlns:w15="http://schemas.microsoft.com/office/word/2012/wordml" xmlns:w16cex="http://schemas.microsoft.com/office/word/2018/wordml/cex" xmlns:w16cid="http://schemas.microsoft.com/office/word/2016/wordml/cid" xmlns:w16="http://schemas.microsoft.com/office/word/2018/wordml" xmlns:w16du="http://schemas.microsoft.com/office/word/2023/wordml/word16du" xmlns:w16sdtdh="http://schemas.microsoft.com/office/word/2020/wordml/sdtdatahash" xmlns:w16sdtfl="http://schemas.microsoft.com/office/word/2024/wordml/sdtformatlock" xmlns:w16se="http://schemas.microsoft.com/office/word/2015/wordml/symex" xmlns:wpg="http://schemas.microsoft.com/office/word/2010/wordprocessingGroup" xmlns:wpi="http://schemas.microsoft.com/office/word/2010/wordprocessingInk" xmlns:wne="http://schemas.microsoft.com/office/word/2006/wordml" xmlns:wps="http://schemas.microsoft.com/office/word/2010/wordprocessingShape" mc:Ignorable="w14 w15 w16se w16cid w16 w16cex w16sdtdh w16sdtfl w16du wp14">
   <w:abstractNum w:abstractNumId="0" w15:restartNumberingAfterBreak="0">
     <w:nsid w:val="137E05D0"/>
     <w:multiLevelType w:val="hybridMultilevel"/>
@@ -4011,23 +3977,23 @@
       </w:rPr>
     </w:lvl>
   </w:abstractNum>
-  <w:num w:numId="1">
+  <w:num w:numId="1" w16cid:durableId="672296675">
     <w:abstractNumId w:val="3"/>
   </w:num>
-  <w:num w:numId="2">
+  <w:num w:numId="2" w16cid:durableId="1857962498">
     <w:abstractNumId w:val="0"/>
   </w:num>
-  <w:num w:numId="3">
+  <w:num w:numId="3" w16cid:durableId="1492139198">
     <w:abstractNumId w:val="2"/>
   </w:num>
-  <w:num w:numId="4">
+  <w:num w:numId="4" w16cid:durableId="629096386">
     <w:abstractNumId w:val="1"/>
   </w:num>
 </w:numbering>
 </file>
 
 <file path=word/styles.xml><?xml version="1.0" encoding="utf-8"?>
-<w:styles xmlns:mc="http://schemas.openxmlformats.org/markup-compatibility/2006" xmlns:r="http://schemas.openxmlformats.org/officeDocument/2006/relationships" xmlns:w="http://schemas.openxmlformats.org/wordprocessingml/2006/main" xmlns:w14="http://schemas.microsoft.com/office/word/2010/wordml" xmlns:w15="http://schemas.microsoft.com/office/word/2012/wordml" xmlns:w16cex="http://schemas.microsoft.com/office/word/2018/wordml/cex" xmlns:w16cid="http://schemas.microsoft.com/office/word/2016/wordml/cid" xmlns:w16="http://schemas.microsoft.com/office/word/2018/wordml" xmlns:w16sdtdh="http://schemas.microsoft.com/office/word/2020/wordml/sdtdatahash" xmlns:w16se="http://schemas.microsoft.com/office/word/2015/wordml/symex" mc:Ignorable="w14 w15 w16se w16cid w16 w16cex w16sdtdh">
+<w:styles xmlns:mc="http://schemas.openxmlformats.org/markup-compatibility/2006" xmlns:r="http://schemas.openxmlformats.org/officeDocument/2006/relationships" xmlns:w="http://schemas.openxmlformats.org/wordprocessingml/2006/main" xmlns:w14="http://schemas.microsoft.com/office/word/2010/wordml" xmlns:w15="http://schemas.microsoft.com/office/word/2012/wordml" xmlns:w16cex="http://schemas.microsoft.com/office/word/2018/wordml/cex" xmlns:w16cid="http://schemas.microsoft.com/office/word/2016/wordml/cid" xmlns:w16="http://schemas.microsoft.com/office/word/2018/wordml" xmlns:w16du="http://schemas.microsoft.com/office/word/2023/wordml/word16du" xmlns:w16sdtdh="http://schemas.microsoft.com/office/word/2020/wordml/sdtdatahash" xmlns:w16sdtfl="http://schemas.microsoft.com/office/word/2024/wordml/sdtformatlock" xmlns:w16se="http://schemas.microsoft.com/office/word/2015/wordml/symex" mc:Ignorable="w14 w15 w16se w16cid w16 w16cex w16sdtdh w16sdtfl w16du">
   <w:docDefaults>
     <w:rPrDefault>
       <w:rPr>
@@ -4451,6 +4417,7 @@
   <w:style w:type="character" w:default="1" w:styleId="Fuentedeprrafopredeter">
     <w:name w:val="Default Paragraph Font"/>
     <w:uiPriority w:val="1"/>
+    <w:semiHidden/>
     <w:unhideWhenUsed/>
   </w:style>
   <w:style w:type="table" w:default="1" w:styleId="Tablanormal">
@@ -4544,7 +4511,7 @@
       </w:tblBorders>
     </w:tblPr>
   </w:style>
-  <w:style w:type="character" w:styleId="Textoennegrita">
+  <w:style w:type="character" w:styleId="Fuerte">
     <w:name w:val="Strong"/>
     <w:basedOn w:val="Fuentedeprrafopredeter"/>
     <w:uiPriority w:val="22"/>
@@ -4960,21 +4927,6 @@
 </file>
 
 <file path=customXml/item1.xml><?xml version="1.0" encoding="utf-8"?>
-<p:properties xmlns:p="http://schemas.microsoft.com/office/2006/metadata/properties" xmlns:xsi="http://www.w3.org/2001/XMLSchema-instance" xmlns:pc="http://schemas.microsoft.com/office/infopath/2007/PartnerControls">
-  <documentManagement/>
-</p:properties>
-</file>
-
-<file path=customXml/item2.xml><?xml version="1.0" encoding="utf-8"?>
-<?mso-contentType ?>
-<FormTemplates xmlns="http://schemas.microsoft.com/sharepoint/v3/contenttype/forms">
-  <Display>DocumentLibraryForm</Display>
-  <Edit>DocumentLibraryForm</Edit>
-  <New>DocumentLibraryForm</New>
-</FormTemplates>
-</file>
-
-<file path=customXml/item3.xml><?xml version="1.0" encoding="utf-8"?>
 <ct:contentTypeSchema xmlns:ct="http://schemas.microsoft.com/office/2006/metadata/contentType" xmlns:ma="http://schemas.microsoft.com/office/2006/metadata/properties/metaAttributes" ct:_="" ma:_="" ma:contentTypeName="Documento" ma:contentTypeID="0x010100A5C0487A85234041ABCC04D606B0D680" ma:contentTypeVersion="5" ma:contentTypeDescription="Crear nuevo documento." ma:contentTypeScope="" ma:versionID="6d094827869f244beb391974ab66f189">
   <xsd:schema xmlns:xsd="http://www.w3.org/2001/XMLSchema" xmlns:xs="http://www.w3.org/2001/XMLSchema" xmlns:p="http://schemas.microsoft.com/office/2006/metadata/properties" xmlns:ns3="412e5359-321c-4749-b6c6-497cf934ab24" targetNamespace="http://schemas.microsoft.com/office/2006/metadata/properties" ma:root="true" ma:fieldsID="af6155844eb6d635d1c7cc08d615fd49" ns3:_="">
     <xsd:import namespace="412e5359-321c-4749-b6c6-497cf934ab24"/>
@@ -5126,31 +5078,22 @@
 </ct:contentTypeSchema>
 </file>
 
-<file path=customXml/itemProps1.xml><?xml version="1.0" encoding="utf-8"?>
-<ds:datastoreItem xmlns:ds="http://schemas.openxmlformats.org/officeDocument/2006/customXml" ds:itemID="{D4274A75-3DE5-4E07-95A5-F8982DDA4915}">
-  <ds:schemaRefs>
-    <ds:schemaRef ds:uri="http://schemas.microsoft.com/office/2006/metadata/properties"/>
-    <ds:schemaRef ds:uri="http://www.w3.org/XML/1998/namespace"/>
-    <ds:schemaRef ds:uri="412e5359-321c-4749-b6c6-497cf934ab24"/>
-    <ds:schemaRef ds:uri="http://schemas.microsoft.com/office/2006/documentManagement/types"/>
-    <ds:schemaRef ds:uri="http://purl.org/dc/dcmitype/"/>
-    <ds:schemaRef ds:uri="http://purl.org/dc/terms/"/>
-    <ds:schemaRef ds:uri="http://purl.org/dc/elements/1.1/"/>
-    <ds:schemaRef ds:uri="http://schemas.microsoft.com/office/infopath/2007/PartnerControls"/>
-    <ds:schemaRef ds:uri="http://schemas.openxmlformats.org/package/2006/metadata/core-properties"/>
-  </ds:schemaRefs>
-</ds:datastoreItem>
+<file path=customXml/item2.xml><?xml version="1.0" encoding="utf-8"?>
+<?mso-contentType ?>
+<FormTemplates xmlns="http://schemas.microsoft.com/sharepoint/v3/contenttype/forms">
+  <Display>DocumentLibraryForm</Display>
+  <Edit>DocumentLibraryForm</Edit>
+  <New>DocumentLibraryForm</New>
+</FormTemplates>
 </file>
 
-<file path=customXml/itemProps2.xml><?xml version="1.0" encoding="utf-8"?>
-<ds:datastoreItem xmlns:ds="http://schemas.openxmlformats.org/officeDocument/2006/customXml" ds:itemID="{191824F2-E06B-40FE-8120-E3A39DAEADE1}">
-  <ds:schemaRefs>
-    <ds:schemaRef ds:uri="http://schemas.microsoft.com/sharepoint/v3/contenttype/forms"/>
-  </ds:schemaRefs>
-</ds:datastoreItem>
+<file path=customXml/item3.xml><?xml version="1.0" encoding="utf-8"?>
+<p:properties xmlns:p="http://schemas.microsoft.com/office/2006/metadata/properties" xmlns:xsi="http://www.w3.org/2001/XMLSchema-instance" xmlns:pc="http://schemas.microsoft.com/office/infopath/2007/PartnerControls">
+  <documentManagement/>
+</p:properties>
 </file>
 
-<file path=customXml/itemProps3.xml><?xml version="1.0" encoding="utf-8"?>
+<file path=customXml/itemProps1.xml><?xml version="1.0" encoding="utf-8"?>
 <ds:datastoreItem xmlns:ds="http://schemas.openxmlformats.org/officeDocument/2006/customXml" ds:itemID="{1596605C-3653-4ECC-B54E-A6AD4F617BBA}">
   <ds:schemaRefs>
     <ds:schemaRef ds:uri="http://schemas.microsoft.com/office/2006/metadata/contentType"/>
@@ -5166,4 +5109,21 @@
     <ds:schemaRef ds:uri="http://schemas.microsoft.com/internal/obd"/>
   </ds:schemaRefs>
 </ds:datastoreItem>
+</file>
+
+<file path=customXml/itemProps2.xml><?xml version="1.0" encoding="utf-8"?>
+<ds:datastoreItem xmlns:ds="http://schemas.openxmlformats.org/officeDocument/2006/customXml" ds:itemID="{191824F2-E06B-40FE-8120-E3A39DAEADE1}">
+  <ds:schemaRefs>
+    <ds:schemaRef ds:uri="http://schemas.microsoft.com/sharepoint/v3/contenttype/forms"/>
+  </ds:schemaRefs>
+</ds:datastoreItem>
+</file>
+
+<file path=customXml/itemProps3.xml><?xml version="1.0" encoding="utf-8"?>
+<ds:datastoreItem xmlns:ds="http://schemas.openxmlformats.org/officeDocument/2006/customXml" ds:itemID="{D4274A75-3DE5-4E07-95A5-F8982DDA4915}">
+  <ds:schemaRefs>
+    <ds:schemaRef ds:uri="http://schemas.microsoft.com/office/2006/metadata/properties"/>
+    <ds:schemaRef ds:uri="http://schemas.microsoft.com/office/infopath/2007/PartnerControls"/>
+  </ds:schemaRefs>
+</ds:datastoreItem>
 </file>
--- a/documentacion/fichas/MOVIL APP EXAM/Ficha_Tecnica_Ohaus_AB33M1.docx
+++ b/documentacion/fichas/MOVIL APP EXAM/Ficha_Tecnica_Ohaus_AB33M1.docx
@@ -4,206 +4,1443 @@
   <w:body>
     <w:p>
       <w:pPr>
+        <w:spacing w:after="20"/>
         <w:jc w:val="center"/>
+        <w:rPr>
+          <w:sz w:val="32"/>
+          <w:szCs w:val="32"/>
+        </w:rPr>
       </w:pPr>
       <w:r>
         <w:rPr>
+          <w:rFonts w:ascii="Calibri" w:hAnsi="Calibri"/>
           <w:b/>
+          <w:color w:val="1E5631"/>
+          <w:sz w:val="24"/>
+          <w:szCs w:val="32"/>
         </w:rPr>
-        <w:t>PROYECTO EN COLABORACIÓN CON LA CARRERA DE SOFTWARE</w:t>
+        <w:t>UNIVERSIDAD TÉCNICA ESTATAL DE QUEVEDO</w:t>
       </w:r>
     </w:p>
     <w:p>
       <w:pPr>
+        <w:spacing w:after="120"/>
         <w:jc w:val="center"/>
+        <w:rPr>
+          <w:sz w:val="32"/>
+          <w:szCs w:val="32"/>
+        </w:rPr>
       </w:pPr>
       <w:r>
         <w:rPr>
-          <w:b/>
+          <w:rFonts w:ascii="Calibri" w:hAnsi="Calibri"/>
+          <w:color w:val="6B7280"/>
+          <w:szCs w:val="32"/>
         </w:rPr>
-        <w:t>INSTRUCTIVO BÁSICO DE EQUIPOS DE LABORATORIO</w:t>
+        <w:t xml:space="preserve">FACULTAD DE CIENCIAS </w:t>
+      </w:r>
+      <w:proofErr w:type="gramStart"/>
+      <w:r>
+        <w:rPr>
+          <w:rFonts w:ascii="Calibri" w:hAnsi="Calibri"/>
+          <w:color w:val="6B7280"/>
+          <w:szCs w:val="32"/>
+        </w:rPr>
+        <w:t>PECUARIAS  •</w:t>
+      </w:r>
+      <w:proofErr w:type="gramEnd"/>
+      <w:r>
+        <w:rPr>
+          <w:rFonts w:ascii="Calibri" w:hAnsi="Calibri"/>
+          <w:color w:val="6B7280"/>
+          <w:szCs w:val="32"/>
+        </w:rPr>
+        <w:t xml:space="preserve">  LABORATORIO DE RUMIOLOGÍA</w:t>
+      </w:r>
+      <w:r>
+        <w:rPr>
+          <w:rFonts w:ascii="Calibri" w:hAnsi="Calibri"/>
+          <w:color w:val="6B7280"/>
+          <w:szCs w:val="32"/>
+        </w:rPr>
+        <w:br/>
+        <w:t>PROYECTO EN COLABORACIÓN CON LA CARRERA DE SOFTWARE</w:t>
       </w:r>
     </w:p>
-    <w:p/>
+    <w:tbl>
+      <w:tblPr>
+        <w:tblW w:w="0" w:type="auto"/>
+        <w:jc w:val="center"/>
+        <w:tblLayout w:type="fixed"/>
+        <w:tblLook w:val="04A0" w:firstRow="1" w:lastRow="0" w:firstColumn="1" w:lastColumn="0" w:noHBand="0" w:noVBand="1"/>
+      </w:tblPr>
+      <w:tblGrid>
+        <w:gridCol w:w="10080"/>
+      </w:tblGrid>
+      <w:tr>
+        <w:trPr>
+          <w:jc w:val="center"/>
+        </w:trPr>
+        <w:tc>
+          <w:tcPr>
+            <w:tcW w:w="10080" w:type="dxa"/>
+            <w:tcBorders>
+              <w:top w:val="single" w:sz="4" w:space="0" w:color="D3DFD7"/>
+              <w:left w:val="single" w:sz="36" w:space="0" w:color="1E5631"/>
+              <w:bottom w:val="single" w:sz="4" w:space="0" w:color="D3DFD7"/>
+              <w:right w:val="single" w:sz="4" w:space="0" w:color="D3DFD7"/>
+            </w:tcBorders>
+            <w:shd w:val="clear" w:color="auto" w:fill="F0F6F2"/>
+            <w:tcMar>
+              <w:top w:w="110" w:type="dxa"/>
+              <w:left w:w="150" w:type="dxa"/>
+              <w:bottom w:w="110" w:type="dxa"/>
+              <w:right w:w="150" w:type="dxa"/>
+            </w:tcMar>
+          </w:tcPr>
+          <w:p>
+            <w:pPr>
+              <w:spacing w:after="40"/>
+            </w:pPr>
+            <w:r>
+              <w:rPr>
+                <w:rFonts w:ascii="Calibri" w:hAnsi="Calibri"/>
+                <w:b/>
+                <w:color w:val="276738"/>
+                <w:sz w:val="17"/>
+              </w:rPr>
+              <w:t>FICHA TÉCNICA E INSTRUCTIVO DE OPERACIÓN</w:t>
+            </w:r>
+          </w:p>
+          <w:p>
+            <w:pPr>
+              <w:spacing w:after="40"/>
+            </w:pPr>
+            <w:r>
+              <w:rPr>
+                <w:rFonts w:ascii="Calibri" w:hAnsi="Calibri"/>
+                <w:b/>
+                <w:color w:val="1E5631"/>
+                <w:sz w:val="28"/>
+              </w:rPr>
+              <w:t>MEDIDOR MULTIPARÁMETRO AQUASEARCHER AB33M1 DE OHAUS</w:t>
+            </w:r>
+          </w:p>
+          <w:p>
+            <w:r>
+              <w:rPr>
+                <w:rFonts w:ascii="Calibri" w:hAnsi="Calibri"/>
+                <w:i/>
+                <w:color w:val="6B7280"/>
+                <w:sz w:val="16"/>
+              </w:rPr>
+              <w:t xml:space="preserve">Protocolo Estandarizado de Laboratorio • </w:t>
+            </w:r>
+            <w:proofErr w:type="spellStart"/>
+            <w:r>
+              <w:rPr>
+                <w:rFonts w:ascii="Calibri" w:hAnsi="Calibri"/>
+                <w:i/>
+                <w:color w:val="6B7280"/>
+                <w:sz w:val="16"/>
+              </w:rPr>
+              <w:t>Rumiología</w:t>
+            </w:r>
+            <w:proofErr w:type="spellEnd"/>
+            <w:r>
+              <w:rPr>
+                <w:rFonts w:ascii="Calibri" w:hAnsi="Calibri"/>
+                <w:i/>
+                <w:color w:val="6B7280"/>
+                <w:sz w:val="16"/>
+              </w:rPr>
+              <w:t xml:space="preserve"> UTEQ</w:t>
+            </w:r>
+          </w:p>
+        </w:tc>
+      </w:tr>
+    </w:tbl>
     <w:p>
+      <w:pPr>
+        <w:spacing w:before="140" w:after="160" w:line="269" w:lineRule="auto"/>
+        <w:jc w:val="both"/>
+      </w:pPr>
       <w:r>
         <w:rPr>
+          <w:rFonts w:ascii="Calibri" w:hAnsi="Calibri"/>
           <w:b/>
+          <w:color w:val="1E5631"/>
+          <w:sz w:val="18"/>
         </w:rPr>
-        <w:t>MEDIDOR MULTIPARÁMETRO AQUASEARCHER AB33M1 DE OHAUS</w:t>
+        <w:t xml:space="preserve">Descripción del Equipo: </w:t>
+      </w:r>
+      <w:r>
+        <w:rPr>
+          <w:rFonts w:ascii="Calibri" w:hAnsi="Calibri"/>
+          <w:color w:val="2D3748"/>
+          <w:sz w:val="18"/>
+        </w:rPr>
+        <w:t xml:space="preserve">El AQUASEARCHER AB33M1 es un medidor multiparámetro de mesa de alta tecnología e interfaz moderna, diseñado para proporcionar soluciones integrales en la medición simultánea y confiable de múltiples variables </w:t>
+      </w:r>
+      <w:proofErr w:type="gramStart"/>
+      <w:r>
+        <w:rPr>
+          <w:rFonts w:ascii="Calibri" w:hAnsi="Calibri"/>
+          <w:color w:val="2D3748"/>
+          <w:sz w:val="18"/>
+        </w:rPr>
+        <w:t>físico-químicas</w:t>
+      </w:r>
+      <w:proofErr w:type="gramEnd"/>
+      <w:r>
+        <w:rPr>
+          <w:rFonts w:ascii="Calibri" w:hAnsi="Calibri"/>
+          <w:color w:val="2D3748"/>
+          <w:sz w:val="18"/>
+        </w:rPr>
+        <w:t>. Este equipo, con una pantalla LCD a color y táctil intuitiva, permite medir con extrema precisión niveles de pH, potencial de oxidación-reducción (ORP), conductividad, salinidad, sólidos disueltos totales (TDS) y temperatura en una amplia gama de muestras líquidas, incorporando sistemas inteligentes de gestión de datos y monitoreo de sensores.</w:t>
       </w:r>
     </w:p>
     <w:p>
+      <w:pPr>
+        <w:keepNext/>
+        <w:pBdr>
+          <w:bottom w:val="single" w:sz="10" w:space="4" w:color="1E5631"/>
+        </w:pBdr>
+        <w:spacing w:before="140" w:after="80"/>
+      </w:pPr>
       <w:r>
-        <w:t>El AQUASEARCHER AB33M1 es un medidor multiparámetro de mesa de alta tecnología e interfaz moderna, diseñado para proporcionar soluciones integrales en la medición simultánea y confiable de múltiples variables físico-químicas. Este equipo, con una pantalla LCD a color y táctil intuitiva, permite medir con extrema precisión niveles de pH, potencial de oxidación-reducción (ORP), conductividad, salinidad, sólidos disueltos totales (TDS) y temperatura en una amplia gama de muestras líquidas, incorporando sistemas inteligentes de gestión de datos y monitoreo de sensores.</w:t>
+        <w:rPr>
+          <w:rFonts w:ascii="Calibri" w:hAnsi="Calibri"/>
+          <w:b/>
+          <w:color w:val="1E5631"/>
+          <w:sz w:val="21"/>
+        </w:rPr>
+        <w:t>1. APLICACIONES Y USOS PRINCIPALES</w:t>
       </w:r>
     </w:p>
+    <w:tbl>
+      <w:tblPr>
+        <w:tblW w:w="0" w:type="auto"/>
+        <w:jc w:val="center"/>
+        <w:tblLayout w:type="fixed"/>
+        <w:tblLook w:val="04A0" w:firstRow="1" w:lastRow="0" w:firstColumn="1" w:lastColumn="0" w:noHBand="0" w:noVBand="1"/>
+      </w:tblPr>
+      <w:tblGrid>
+        <w:gridCol w:w="3168"/>
+        <w:gridCol w:w="6912"/>
+      </w:tblGrid>
+      <w:tr>
+        <w:trPr>
+          <w:cantSplit/>
+          <w:tblHeader/>
+          <w:jc w:val="center"/>
+        </w:trPr>
+        <w:tc>
+          <w:tcPr>
+            <w:tcW w:w="3168" w:type="dxa"/>
+            <w:tcBorders>
+              <w:bottom w:val="single" w:sz="6" w:space="0" w:color="1E5631"/>
+            </w:tcBorders>
+            <w:shd w:val="clear" w:color="auto" w:fill="1E5631"/>
+            <w:tcMar>
+              <w:top w:w="50" w:type="dxa"/>
+              <w:left w:w="80" w:type="dxa"/>
+              <w:bottom w:w="50" w:type="dxa"/>
+              <w:right w:w="80" w:type="dxa"/>
+            </w:tcMar>
+          </w:tcPr>
+          <w:p>
+            <w:r>
+              <w:rPr>
+                <w:rFonts w:ascii="Calibri" w:hAnsi="Calibri"/>
+                <w:b/>
+                <w:color w:val="FFFFFF"/>
+                <w:sz w:val="17"/>
+              </w:rPr>
+              <w:t>APLICACIÓN / FUNCIÓN</w:t>
+            </w:r>
+          </w:p>
+        </w:tc>
+        <w:tc>
+          <w:tcPr>
+            <w:tcW w:w="6912" w:type="dxa"/>
+            <w:tcBorders>
+              <w:bottom w:val="single" w:sz="6" w:space="0" w:color="1E5631"/>
+            </w:tcBorders>
+            <w:shd w:val="clear" w:color="auto" w:fill="1E5631"/>
+            <w:tcMar>
+              <w:top w:w="50" w:type="dxa"/>
+              <w:left w:w="80" w:type="dxa"/>
+              <w:bottom w:w="50" w:type="dxa"/>
+              <w:right w:w="80" w:type="dxa"/>
+            </w:tcMar>
+          </w:tcPr>
+          <w:p>
+            <w:r>
+              <w:rPr>
+                <w:rFonts w:ascii="Calibri" w:hAnsi="Calibri"/>
+                <w:b/>
+                <w:color w:val="FFFFFF"/>
+                <w:sz w:val="17"/>
+              </w:rPr>
+              <w:t>ALCANCE Y FINALIDAD EN EL LABORATORIO</w:t>
+            </w:r>
+          </w:p>
+        </w:tc>
+      </w:tr>
+      <w:tr>
+        <w:trPr>
+          <w:cantSplit/>
+          <w:jc w:val="center"/>
+        </w:trPr>
+        <w:tc>
+          <w:tcPr>
+            <w:tcW w:w="3168" w:type="dxa"/>
+            <w:tcBorders>
+              <w:bottom w:val="single" w:sz="4" w:space="0" w:color="E5ECE7"/>
+              <w:right w:val="single" w:sz="4" w:space="0" w:color="E5ECE7"/>
+            </w:tcBorders>
+            <w:shd w:val="clear" w:color="auto" w:fill="F0F6F2"/>
+            <w:tcMar>
+              <w:top w:w="50" w:type="dxa"/>
+              <w:left w:w="80" w:type="dxa"/>
+              <w:bottom w:w="50" w:type="dxa"/>
+              <w:right w:w="80" w:type="dxa"/>
+            </w:tcMar>
+          </w:tcPr>
+          <w:p>
+            <w:r>
+              <w:rPr>
+                <w:rFonts w:ascii="Calibri" w:hAnsi="Calibri"/>
+                <w:b/>
+                <w:color w:val="1E5631"/>
+                <w:sz w:val="17"/>
+              </w:rPr>
+              <w:t>Análisis Riguroso de Calidad de Agua</w:t>
+            </w:r>
+          </w:p>
+        </w:tc>
+        <w:tc>
+          <w:tcPr>
+            <w:tcW w:w="6912" w:type="dxa"/>
+            <w:tcBorders>
+              <w:bottom w:val="single" w:sz="4" w:space="0" w:color="E5ECE7"/>
+            </w:tcBorders>
+            <w:shd w:val="clear" w:color="auto" w:fill="FFFFFF"/>
+            <w:tcMar>
+              <w:top w:w="50" w:type="dxa"/>
+              <w:left w:w="80" w:type="dxa"/>
+              <w:bottom w:w="50" w:type="dxa"/>
+              <w:right w:w="80" w:type="dxa"/>
+            </w:tcMar>
+          </w:tcPr>
+          <w:p>
+            <w:pPr>
+              <w:spacing w:line="259" w:lineRule="auto"/>
+              <w:jc w:val="both"/>
+            </w:pPr>
+            <w:r>
+              <w:rPr>
+                <w:rFonts w:ascii="Calibri" w:hAnsi="Calibri"/>
+                <w:color w:val="2D3748"/>
+                <w:sz w:val="17"/>
+              </w:rPr>
+              <w:t>Evaluación exhaustiva de fuentes de agua potable, afluentes residuales, cuerpos de agua natural y de procesos industriales para asegurar que los parámetros químicos críticos se mantengan rigurosamente dentro de las normativas ambientales y de salud pública.</w:t>
+            </w:r>
+          </w:p>
+        </w:tc>
+      </w:tr>
+      <w:tr>
+        <w:trPr>
+          <w:cantSplit/>
+          <w:jc w:val="center"/>
+        </w:trPr>
+        <w:tc>
+          <w:tcPr>
+            <w:tcW w:w="3168" w:type="dxa"/>
+            <w:tcBorders>
+              <w:bottom w:val="single" w:sz="4" w:space="0" w:color="E5ECE7"/>
+              <w:right w:val="single" w:sz="4" w:space="0" w:color="E5ECE7"/>
+            </w:tcBorders>
+            <w:shd w:val="clear" w:color="auto" w:fill="F0F6F2"/>
+            <w:tcMar>
+              <w:top w:w="50" w:type="dxa"/>
+              <w:left w:w="80" w:type="dxa"/>
+              <w:bottom w:w="50" w:type="dxa"/>
+              <w:right w:w="80" w:type="dxa"/>
+            </w:tcMar>
+          </w:tcPr>
+          <w:p>
+            <w:r>
+              <w:rPr>
+                <w:rFonts w:ascii="Calibri" w:hAnsi="Calibri"/>
+                <w:b/>
+                <w:color w:val="1E5631"/>
+                <w:sz w:val="17"/>
+              </w:rPr>
+              <w:t>Control en Procesos de Laboratorio</w:t>
+            </w:r>
+          </w:p>
+        </w:tc>
+        <w:tc>
+          <w:tcPr>
+            <w:tcW w:w="6912" w:type="dxa"/>
+            <w:tcBorders>
+              <w:bottom w:val="single" w:sz="4" w:space="0" w:color="E5ECE7"/>
+            </w:tcBorders>
+            <w:shd w:val="clear" w:color="auto" w:fill="F9FBFA"/>
+            <w:tcMar>
+              <w:top w:w="50" w:type="dxa"/>
+              <w:left w:w="80" w:type="dxa"/>
+              <w:bottom w:w="50" w:type="dxa"/>
+              <w:right w:w="80" w:type="dxa"/>
+            </w:tcMar>
+          </w:tcPr>
+          <w:p>
+            <w:pPr>
+              <w:spacing w:line="259" w:lineRule="auto"/>
+              <w:jc w:val="both"/>
+            </w:pPr>
+            <w:r>
+              <w:rPr>
+                <w:rFonts w:ascii="Calibri" w:hAnsi="Calibri"/>
+                <w:color w:val="2D3748"/>
+                <w:sz w:val="17"/>
+              </w:rPr>
+              <w:t>Medición altamente precisa de soluciones tampón, reactivos de valoración, preparación de medios de cultivo microbiológicos y reacciones químicas complejas donde el pH y la conductividad iónica influyen directamente en la viabilidad del resultado y la estabilidad enzimática.</w:t>
+            </w:r>
+          </w:p>
+        </w:tc>
+      </w:tr>
+      <w:tr>
+        <w:trPr>
+          <w:cantSplit/>
+          <w:jc w:val="center"/>
+        </w:trPr>
+        <w:tc>
+          <w:tcPr>
+            <w:tcW w:w="3168" w:type="dxa"/>
+            <w:tcBorders>
+              <w:bottom w:val="single" w:sz="4" w:space="0" w:color="E5ECE7"/>
+              <w:right w:val="single" w:sz="4" w:space="0" w:color="E5ECE7"/>
+            </w:tcBorders>
+            <w:shd w:val="clear" w:color="auto" w:fill="F0F6F2"/>
+            <w:tcMar>
+              <w:top w:w="50" w:type="dxa"/>
+              <w:left w:w="80" w:type="dxa"/>
+              <w:bottom w:w="50" w:type="dxa"/>
+              <w:right w:w="80" w:type="dxa"/>
+            </w:tcMar>
+          </w:tcPr>
+          <w:p>
+            <w:r>
+              <w:rPr>
+                <w:rFonts w:ascii="Calibri" w:hAnsi="Calibri"/>
+                <w:b/>
+                <w:color w:val="1E5631"/>
+                <w:sz w:val="17"/>
+              </w:rPr>
+              <w:t>Gestión de Datos y Trazabilidad (GLP/GMP)</w:t>
+            </w:r>
+          </w:p>
+        </w:tc>
+        <w:tc>
+          <w:tcPr>
+            <w:tcW w:w="6912" w:type="dxa"/>
+            <w:tcBorders>
+              <w:bottom w:val="single" w:sz="4" w:space="0" w:color="E5ECE7"/>
+            </w:tcBorders>
+            <w:shd w:val="clear" w:color="auto" w:fill="FFFFFF"/>
+            <w:tcMar>
+              <w:top w:w="50" w:type="dxa"/>
+              <w:left w:w="80" w:type="dxa"/>
+              <w:bottom w:w="50" w:type="dxa"/>
+              <w:right w:w="80" w:type="dxa"/>
+            </w:tcMar>
+          </w:tcPr>
+          <w:p>
+            <w:pPr>
+              <w:spacing w:line="259" w:lineRule="auto"/>
+              <w:jc w:val="both"/>
+            </w:pPr>
+            <w:r>
+              <w:rPr>
+                <w:rFonts w:ascii="Calibri" w:hAnsi="Calibri"/>
+                <w:color w:val="2D3748"/>
+                <w:sz w:val="17"/>
+              </w:rPr>
+              <w:t>Gracias a su pantalla LCD táctil, la memorización de hasta 1000 mediciones y las interfaces de conexión RS232 y USB, permite un control estadístico de datos altamente eficiente, seguro y transferible a sistemas de información de laboratorio (LIMS).</w:t>
+            </w:r>
+          </w:p>
+        </w:tc>
+      </w:tr>
+      <w:tr>
+        <w:trPr>
+          <w:cantSplit/>
+          <w:jc w:val="center"/>
+        </w:trPr>
+        <w:tc>
+          <w:tcPr>
+            <w:tcW w:w="3168" w:type="dxa"/>
+            <w:tcBorders>
+              <w:bottom w:val="single" w:sz="6" w:space="0" w:color="D3DFD7"/>
+              <w:right w:val="single" w:sz="4" w:space="0" w:color="E5ECE7"/>
+            </w:tcBorders>
+            <w:shd w:val="clear" w:color="auto" w:fill="F0F6F2"/>
+            <w:tcMar>
+              <w:top w:w="50" w:type="dxa"/>
+              <w:left w:w="80" w:type="dxa"/>
+              <w:bottom w:w="50" w:type="dxa"/>
+              <w:right w:w="80" w:type="dxa"/>
+            </w:tcMar>
+          </w:tcPr>
+          <w:p>
+            <w:r>
+              <w:rPr>
+                <w:rFonts w:ascii="Calibri" w:hAnsi="Calibri"/>
+                <w:b/>
+                <w:color w:val="1E5631"/>
+                <w:sz w:val="17"/>
+              </w:rPr>
+              <w:t>Monitoreo Inteligente de Electrodos (i-Steward)</w:t>
+            </w:r>
+          </w:p>
+        </w:tc>
+        <w:tc>
+          <w:tcPr>
+            <w:tcW w:w="6912" w:type="dxa"/>
+            <w:tcBorders>
+              <w:bottom w:val="single" w:sz="6" w:space="0" w:color="D3DFD7"/>
+            </w:tcBorders>
+            <w:shd w:val="clear" w:color="auto" w:fill="F9FBFA"/>
+            <w:tcMar>
+              <w:top w:w="50" w:type="dxa"/>
+              <w:left w:w="80" w:type="dxa"/>
+              <w:bottom w:w="50" w:type="dxa"/>
+              <w:right w:w="80" w:type="dxa"/>
+            </w:tcMar>
+          </w:tcPr>
+          <w:p>
+            <w:pPr>
+              <w:spacing w:line="259" w:lineRule="auto"/>
+              <w:jc w:val="both"/>
+            </w:pPr>
+            <w:r>
+              <w:rPr>
+                <w:rFonts w:ascii="Calibri" w:hAnsi="Calibri"/>
+                <w:color w:val="2D3748"/>
+                <w:sz w:val="17"/>
+              </w:rPr>
+              <w:t>Utiliza su algoritmo interno para proporcionar información valiosa sobre el estado de salud, eficiencia de la pendiente y compensación del electrodo, indicando proactivamente cuándo es necesario recalibrarlo o reemplazarlo.</w:t>
+            </w:r>
+          </w:p>
+        </w:tc>
+      </w:tr>
+    </w:tbl>
+    <w:p/>
     <w:p>
+      <w:pPr>
+        <w:keepNext/>
+        <w:pBdr>
+          <w:bottom w:val="single" w:sz="10" w:space="4" w:color="1E5631"/>
+        </w:pBdr>
+        <w:spacing w:before="80" w:after="80"/>
+      </w:pPr>
       <w:r>
-        <w:t>➢ USOS PRINCIPALES</w:t>
+        <w:rPr>
+          <w:rFonts w:ascii="Calibri" w:hAnsi="Calibri"/>
+          <w:b/>
+          <w:color w:val="1E5631"/>
+          <w:sz w:val="21"/>
+        </w:rPr>
+        <w:t>2. PROCEDIMIENTO DE OPERACIÓN PASO A PASO</w:t>
       </w:r>
     </w:p>
+    <w:tbl>
+      <w:tblPr>
+        <w:tblW w:w="0" w:type="auto"/>
+        <w:jc w:val="center"/>
+        <w:tblLayout w:type="fixed"/>
+        <w:tblLook w:val="04A0" w:firstRow="1" w:lastRow="0" w:firstColumn="1" w:lastColumn="0" w:noHBand="0" w:noVBand="1"/>
+      </w:tblPr>
+      <w:tblGrid>
+        <w:gridCol w:w="936"/>
+        <w:gridCol w:w="2808"/>
+        <w:gridCol w:w="6336"/>
+      </w:tblGrid>
+      <w:tr>
+        <w:trPr>
+          <w:cantSplit/>
+          <w:tblHeader/>
+          <w:jc w:val="center"/>
+        </w:trPr>
+        <w:tc>
+          <w:tcPr>
+            <w:tcW w:w="936" w:type="dxa"/>
+            <w:tcBorders>
+              <w:bottom w:val="single" w:sz="6" w:space="0" w:color="1E5631"/>
+            </w:tcBorders>
+            <w:shd w:val="clear" w:color="auto" w:fill="1E5631"/>
+            <w:tcMar>
+              <w:top w:w="50" w:type="dxa"/>
+              <w:left w:w="70" w:type="dxa"/>
+              <w:bottom w:w="50" w:type="dxa"/>
+              <w:right w:w="70" w:type="dxa"/>
+            </w:tcMar>
+          </w:tcPr>
+          <w:p>
+            <w:pPr>
+              <w:jc w:val="center"/>
+            </w:pPr>
+            <w:r>
+              <w:rPr>
+                <w:rFonts w:ascii="Calibri" w:hAnsi="Calibri"/>
+                <w:b/>
+                <w:color w:val="FFFFFF"/>
+                <w:sz w:val="17"/>
+              </w:rPr>
+              <w:t>PASO</w:t>
+            </w:r>
+          </w:p>
+        </w:tc>
+        <w:tc>
+          <w:tcPr>
+            <w:tcW w:w="2808" w:type="dxa"/>
+            <w:tcBorders>
+              <w:bottom w:val="single" w:sz="6" w:space="0" w:color="1E5631"/>
+            </w:tcBorders>
+            <w:shd w:val="clear" w:color="auto" w:fill="1E5631"/>
+            <w:tcMar>
+              <w:top w:w="50" w:type="dxa"/>
+              <w:left w:w="70" w:type="dxa"/>
+              <w:bottom w:w="50" w:type="dxa"/>
+              <w:right w:w="70" w:type="dxa"/>
+            </w:tcMar>
+          </w:tcPr>
+          <w:p>
+            <w:r>
+              <w:rPr>
+                <w:rFonts w:ascii="Calibri" w:hAnsi="Calibri"/>
+                <w:b/>
+                <w:color w:val="FFFFFF"/>
+                <w:sz w:val="17"/>
+              </w:rPr>
+              <w:t>ETAPA / FASE</w:t>
+            </w:r>
+          </w:p>
+        </w:tc>
+        <w:tc>
+          <w:tcPr>
+            <w:tcW w:w="6336" w:type="dxa"/>
+            <w:tcBorders>
+              <w:bottom w:val="single" w:sz="6" w:space="0" w:color="1E5631"/>
+            </w:tcBorders>
+            <w:shd w:val="clear" w:color="auto" w:fill="1E5631"/>
+            <w:tcMar>
+              <w:top w:w="50" w:type="dxa"/>
+              <w:left w:w="70" w:type="dxa"/>
+              <w:bottom w:w="50" w:type="dxa"/>
+              <w:right w:w="70" w:type="dxa"/>
+            </w:tcMar>
+          </w:tcPr>
+          <w:p>
+            <w:r>
+              <w:rPr>
+                <w:rFonts w:ascii="Calibri" w:hAnsi="Calibri"/>
+                <w:b/>
+                <w:color w:val="FFFFFF"/>
+                <w:sz w:val="17"/>
+              </w:rPr>
+              <w:t>INSTRUCCIÓN OPERATIVA DETALLADA</w:t>
+            </w:r>
+          </w:p>
+        </w:tc>
+      </w:tr>
+      <w:tr>
+        <w:trPr>
+          <w:cantSplit/>
+          <w:jc w:val="center"/>
+        </w:trPr>
+        <w:tc>
+          <w:tcPr>
+            <w:tcW w:w="936" w:type="dxa"/>
+            <w:tcBorders>
+              <w:bottom w:val="single" w:sz="4" w:space="0" w:color="E5ECE7"/>
+              <w:right w:val="single" w:sz="4" w:space="0" w:color="E5ECE7"/>
+            </w:tcBorders>
+            <w:shd w:val="clear" w:color="auto" w:fill="E8F3EB"/>
+            <w:tcMar>
+              <w:top w:w="45" w:type="dxa"/>
+              <w:left w:w="40" w:type="dxa"/>
+              <w:bottom w:w="45" w:type="dxa"/>
+              <w:right w:w="40" w:type="dxa"/>
+            </w:tcMar>
+          </w:tcPr>
+          <w:p>
+            <w:pPr>
+              <w:jc w:val="center"/>
+            </w:pPr>
+            <w:r>
+              <w:rPr>
+                <w:rFonts w:ascii="Calibri" w:hAnsi="Calibri"/>
+                <w:b/>
+                <w:color w:val="1E5631"/>
+                <w:sz w:val="18"/>
+              </w:rPr>
+              <w:t>01</w:t>
+            </w:r>
+          </w:p>
+        </w:tc>
+        <w:tc>
+          <w:tcPr>
+            <w:tcW w:w="2808" w:type="dxa"/>
+            <w:tcBorders>
+              <w:bottom w:val="single" w:sz="4" w:space="0" w:color="E5ECE7"/>
+              <w:right w:val="single" w:sz="4" w:space="0" w:color="E5ECE7"/>
+            </w:tcBorders>
+            <w:shd w:val="clear" w:color="auto" w:fill="F0F6F2"/>
+            <w:tcMar>
+              <w:top w:w="45" w:type="dxa"/>
+              <w:left w:w="70" w:type="dxa"/>
+              <w:bottom w:w="45" w:type="dxa"/>
+              <w:right w:w="70" w:type="dxa"/>
+            </w:tcMar>
+          </w:tcPr>
+          <w:p>
+            <w:r>
+              <w:rPr>
+                <w:rFonts w:ascii="Calibri" w:hAnsi="Calibri"/>
+                <w:b/>
+                <w:color w:val="2D3748"/>
+                <w:sz w:val="17"/>
+              </w:rPr>
+              <w:t>Instalación y Conexión de Sensores</w:t>
+            </w:r>
+          </w:p>
+        </w:tc>
+        <w:tc>
+          <w:tcPr>
+            <w:tcW w:w="6336" w:type="dxa"/>
+            <w:tcBorders>
+              <w:bottom w:val="single" w:sz="4" w:space="0" w:color="E5ECE7"/>
+            </w:tcBorders>
+            <w:shd w:val="clear" w:color="auto" w:fill="FFFFFF"/>
+            <w:tcMar>
+              <w:top w:w="45" w:type="dxa"/>
+              <w:left w:w="80" w:type="dxa"/>
+              <w:bottom w:w="45" w:type="dxa"/>
+              <w:right w:w="80" w:type="dxa"/>
+            </w:tcMar>
+          </w:tcPr>
+          <w:p>
+            <w:pPr>
+              <w:spacing w:line="259" w:lineRule="auto"/>
+              <w:jc w:val="both"/>
+            </w:pPr>
+            <w:r>
+              <w:rPr>
+                <w:rFonts w:ascii="Calibri" w:hAnsi="Calibri"/>
+                <w:color w:val="2D3748"/>
+                <w:sz w:val="17"/>
+              </w:rPr>
+              <w:t>Instala el brazo de soporte de electrodos en la base del medidor. Conecta cuidadosamente los terminales del electrodo de pH (BNC), la celda de conductividad y la sonda de sensor de temperatura integrada (ATC) en los puertos correspondientes de los dos canales de medición independientes en el panel trasero.</w:t>
+            </w:r>
+          </w:p>
+        </w:tc>
+      </w:tr>
+      <w:tr>
+        <w:trPr>
+          <w:cantSplit/>
+          <w:jc w:val="center"/>
+        </w:trPr>
+        <w:tc>
+          <w:tcPr>
+            <w:tcW w:w="936" w:type="dxa"/>
+            <w:tcBorders>
+              <w:bottom w:val="single" w:sz="4" w:space="0" w:color="E5ECE7"/>
+              <w:right w:val="single" w:sz="4" w:space="0" w:color="E5ECE7"/>
+            </w:tcBorders>
+            <w:shd w:val="clear" w:color="auto" w:fill="E8F3EB"/>
+            <w:tcMar>
+              <w:top w:w="45" w:type="dxa"/>
+              <w:left w:w="40" w:type="dxa"/>
+              <w:bottom w:w="45" w:type="dxa"/>
+              <w:right w:w="40" w:type="dxa"/>
+            </w:tcMar>
+          </w:tcPr>
+          <w:p>
+            <w:pPr>
+              <w:jc w:val="center"/>
+            </w:pPr>
+            <w:r>
+              <w:rPr>
+                <w:rFonts w:ascii="Calibri" w:hAnsi="Calibri"/>
+                <w:b/>
+                <w:color w:val="1E5631"/>
+                <w:sz w:val="18"/>
+              </w:rPr>
+              <w:t>02</w:t>
+            </w:r>
+          </w:p>
+        </w:tc>
+        <w:tc>
+          <w:tcPr>
+            <w:tcW w:w="2808" w:type="dxa"/>
+            <w:tcBorders>
+              <w:bottom w:val="single" w:sz="4" w:space="0" w:color="E5ECE7"/>
+              <w:right w:val="single" w:sz="4" w:space="0" w:color="E5ECE7"/>
+            </w:tcBorders>
+            <w:shd w:val="clear" w:color="auto" w:fill="F0F6F2"/>
+            <w:tcMar>
+              <w:top w:w="45" w:type="dxa"/>
+              <w:left w:w="70" w:type="dxa"/>
+              <w:bottom w:w="45" w:type="dxa"/>
+              <w:right w:w="70" w:type="dxa"/>
+            </w:tcMar>
+          </w:tcPr>
+          <w:p>
+            <w:r>
+              <w:rPr>
+                <w:rFonts w:ascii="Calibri" w:hAnsi="Calibri"/>
+                <w:b/>
+                <w:color w:val="2D3748"/>
+                <w:sz w:val="17"/>
+              </w:rPr>
+              <w:t>Encendido e Interfaz de Usuario</w:t>
+            </w:r>
+          </w:p>
+        </w:tc>
+        <w:tc>
+          <w:tcPr>
+            <w:tcW w:w="6336" w:type="dxa"/>
+            <w:tcBorders>
+              <w:bottom w:val="single" w:sz="4" w:space="0" w:color="E5ECE7"/>
+            </w:tcBorders>
+            <w:shd w:val="clear" w:color="auto" w:fill="F9FBFA"/>
+            <w:tcMar>
+              <w:top w:w="45" w:type="dxa"/>
+              <w:left w:w="80" w:type="dxa"/>
+              <w:bottom w:w="45" w:type="dxa"/>
+              <w:right w:w="80" w:type="dxa"/>
+            </w:tcMar>
+          </w:tcPr>
+          <w:p>
+            <w:pPr>
+              <w:spacing w:line="259" w:lineRule="auto"/>
+              <w:jc w:val="both"/>
+            </w:pPr>
+            <w:r>
+              <w:rPr>
+                <w:rFonts w:ascii="Calibri" w:hAnsi="Calibri"/>
+                <w:color w:val="2D3748"/>
+                <w:sz w:val="17"/>
+              </w:rPr>
+              <w:t>Presiona el botón frontal de encendido. La pantalla LCD táctil se iluminará mostrando el menú principal y los canales de lectura activos. Familiarízate con la interfaz gráfica, los íconos de medición, gestión de memoria, calibración y los perfiles de usuario.</w:t>
+            </w:r>
+          </w:p>
+        </w:tc>
+      </w:tr>
+      <w:tr>
+        <w:trPr>
+          <w:cantSplit/>
+          <w:jc w:val="center"/>
+        </w:trPr>
+        <w:tc>
+          <w:tcPr>
+            <w:tcW w:w="936" w:type="dxa"/>
+            <w:tcBorders>
+              <w:bottom w:val="single" w:sz="4" w:space="0" w:color="E5ECE7"/>
+              <w:right w:val="single" w:sz="4" w:space="0" w:color="E5ECE7"/>
+            </w:tcBorders>
+            <w:shd w:val="clear" w:color="auto" w:fill="E8F3EB"/>
+            <w:tcMar>
+              <w:top w:w="45" w:type="dxa"/>
+              <w:left w:w="40" w:type="dxa"/>
+              <w:bottom w:w="45" w:type="dxa"/>
+              <w:right w:w="40" w:type="dxa"/>
+            </w:tcMar>
+          </w:tcPr>
+          <w:p>
+            <w:pPr>
+              <w:jc w:val="center"/>
+            </w:pPr>
+            <w:r>
+              <w:rPr>
+                <w:rFonts w:ascii="Calibri" w:hAnsi="Calibri"/>
+                <w:b/>
+                <w:color w:val="1E5631"/>
+                <w:sz w:val="18"/>
+              </w:rPr>
+              <w:t>03</w:t>
+            </w:r>
+          </w:p>
+        </w:tc>
+        <w:tc>
+          <w:tcPr>
+            <w:tcW w:w="2808" w:type="dxa"/>
+            <w:tcBorders>
+              <w:bottom w:val="single" w:sz="4" w:space="0" w:color="E5ECE7"/>
+              <w:right w:val="single" w:sz="4" w:space="0" w:color="E5ECE7"/>
+            </w:tcBorders>
+            <w:shd w:val="clear" w:color="auto" w:fill="F0F6F2"/>
+            <w:tcMar>
+              <w:top w:w="45" w:type="dxa"/>
+              <w:left w:w="70" w:type="dxa"/>
+              <w:bottom w:w="45" w:type="dxa"/>
+              <w:right w:w="70" w:type="dxa"/>
+            </w:tcMar>
+          </w:tcPr>
+          <w:p>
+            <w:r>
+              <w:rPr>
+                <w:rFonts w:ascii="Calibri" w:hAnsi="Calibri"/>
+                <w:b/>
+                <w:color w:val="2D3748"/>
+                <w:sz w:val="17"/>
+              </w:rPr>
+              <w:t>Proceso de Calibración Rigurosa</w:t>
+            </w:r>
+          </w:p>
+        </w:tc>
+        <w:tc>
+          <w:tcPr>
+            <w:tcW w:w="6336" w:type="dxa"/>
+            <w:tcBorders>
+              <w:bottom w:val="single" w:sz="4" w:space="0" w:color="E5ECE7"/>
+            </w:tcBorders>
+            <w:shd w:val="clear" w:color="auto" w:fill="FFFFFF"/>
+            <w:tcMar>
+              <w:top w:w="45" w:type="dxa"/>
+              <w:left w:w="80" w:type="dxa"/>
+              <w:bottom w:w="45" w:type="dxa"/>
+              <w:right w:w="80" w:type="dxa"/>
+            </w:tcMar>
+          </w:tcPr>
+          <w:p>
+            <w:pPr>
+              <w:spacing w:line="259" w:lineRule="auto"/>
+              <w:jc w:val="both"/>
+            </w:pPr>
+            <w:r>
+              <w:rPr>
+                <w:rFonts w:ascii="Calibri" w:hAnsi="Calibri"/>
+                <w:color w:val="2D3748"/>
+                <w:sz w:val="17"/>
+              </w:rPr>
+              <w:t>Selecciona el modo de calibración para el parámetro deseado (ej. calibración de pH). Introduce el electrodo, previamente limpio y enjuagado, de manera sucesiva en las soluciones buffer estándar (ej. pH 4.01, 7.00, 10.01) que son reconocidas automáticamente por el software del equipo. Espera la estabilización y confirma cada punto hasta completar una curva de calibración de alta precisión de 2 a 3 puntos mínimos.</w:t>
+            </w:r>
+          </w:p>
+        </w:tc>
+      </w:tr>
+      <w:tr>
+        <w:trPr>
+          <w:cantSplit/>
+          <w:jc w:val="center"/>
+        </w:trPr>
+        <w:tc>
+          <w:tcPr>
+            <w:tcW w:w="936" w:type="dxa"/>
+            <w:tcBorders>
+              <w:bottom w:val="single" w:sz="4" w:space="0" w:color="E5ECE7"/>
+              <w:right w:val="single" w:sz="4" w:space="0" w:color="E5ECE7"/>
+            </w:tcBorders>
+            <w:shd w:val="clear" w:color="auto" w:fill="E8F3EB"/>
+            <w:tcMar>
+              <w:top w:w="45" w:type="dxa"/>
+              <w:left w:w="40" w:type="dxa"/>
+              <w:bottom w:w="45" w:type="dxa"/>
+              <w:right w:w="40" w:type="dxa"/>
+            </w:tcMar>
+          </w:tcPr>
+          <w:p>
+            <w:pPr>
+              <w:jc w:val="center"/>
+            </w:pPr>
+            <w:r>
+              <w:rPr>
+                <w:rFonts w:ascii="Calibri" w:hAnsi="Calibri"/>
+                <w:b/>
+                <w:color w:val="1E5631"/>
+                <w:sz w:val="18"/>
+              </w:rPr>
+              <w:t>04</w:t>
+            </w:r>
+          </w:p>
+        </w:tc>
+        <w:tc>
+          <w:tcPr>
+            <w:tcW w:w="2808" w:type="dxa"/>
+            <w:tcBorders>
+              <w:bottom w:val="single" w:sz="4" w:space="0" w:color="E5ECE7"/>
+              <w:right w:val="single" w:sz="4" w:space="0" w:color="E5ECE7"/>
+            </w:tcBorders>
+            <w:shd w:val="clear" w:color="auto" w:fill="F0F6F2"/>
+            <w:tcMar>
+              <w:top w:w="45" w:type="dxa"/>
+              <w:left w:w="70" w:type="dxa"/>
+              <w:bottom w:w="45" w:type="dxa"/>
+              <w:right w:w="70" w:type="dxa"/>
+            </w:tcMar>
+          </w:tcPr>
+          <w:p>
+            <w:r>
+              <w:rPr>
+                <w:rFonts w:ascii="Calibri" w:hAnsi="Calibri"/>
+                <w:b/>
+                <w:color w:val="2D3748"/>
+                <w:sz w:val="17"/>
+              </w:rPr>
+              <w:t>Medición Efectiva de la Muestra</w:t>
+            </w:r>
+          </w:p>
+        </w:tc>
+        <w:tc>
+          <w:tcPr>
+            <w:tcW w:w="6336" w:type="dxa"/>
+            <w:tcBorders>
+              <w:bottom w:val="single" w:sz="4" w:space="0" w:color="E5ECE7"/>
+            </w:tcBorders>
+            <w:shd w:val="clear" w:color="auto" w:fill="F9FBFA"/>
+            <w:tcMar>
+              <w:top w:w="45" w:type="dxa"/>
+              <w:left w:w="80" w:type="dxa"/>
+              <w:bottom w:w="45" w:type="dxa"/>
+              <w:right w:w="80" w:type="dxa"/>
+            </w:tcMar>
+          </w:tcPr>
+          <w:p>
+            <w:pPr>
+              <w:spacing w:line="259" w:lineRule="auto"/>
+              <w:jc w:val="both"/>
+            </w:pPr>
+            <w:r>
+              <w:rPr>
+                <w:rFonts w:ascii="Calibri" w:hAnsi="Calibri"/>
+                <w:color w:val="2D3748"/>
+                <w:sz w:val="17"/>
+              </w:rPr>
+              <w:t>Retira los sensores de los buffers, enjuágalos abundantemente con agua destilada y sécalos con cuidado mediante toques suaves con papel absorbente libre de pelusas. Sumérgelos inmediatamente en el vaso de precipitados con la muestra líquida a analizar, asegurando una inmersión completa del bulbo sensor y del elemento de conductividad, agitando levemente para homogeneizar.</w:t>
+            </w:r>
+          </w:p>
+        </w:tc>
+      </w:tr>
+      <w:tr>
+        <w:trPr>
+          <w:cantSplit/>
+          <w:jc w:val="center"/>
+        </w:trPr>
+        <w:tc>
+          <w:tcPr>
+            <w:tcW w:w="936" w:type="dxa"/>
+            <w:tcBorders>
+              <w:bottom w:val="single" w:sz="4" w:space="0" w:color="E5ECE7"/>
+              <w:right w:val="single" w:sz="4" w:space="0" w:color="E5ECE7"/>
+            </w:tcBorders>
+            <w:shd w:val="clear" w:color="auto" w:fill="E8F3EB"/>
+            <w:tcMar>
+              <w:top w:w="45" w:type="dxa"/>
+              <w:left w:w="40" w:type="dxa"/>
+              <w:bottom w:w="45" w:type="dxa"/>
+              <w:right w:w="40" w:type="dxa"/>
+            </w:tcMar>
+          </w:tcPr>
+          <w:p>
+            <w:pPr>
+              <w:jc w:val="center"/>
+            </w:pPr>
+            <w:r>
+              <w:rPr>
+                <w:rFonts w:ascii="Calibri" w:hAnsi="Calibri"/>
+                <w:b/>
+                <w:color w:val="1E5631"/>
+                <w:sz w:val="18"/>
+              </w:rPr>
+              <w:t>05</w:t>
+            </w:r>
+          </w:p>
+        </w:tc>
+        <w:tc>
+          <w:tcPr>
+            <w:tcW w:w="2808" w:type="dxa"/>
+            <w:tcBorders>
+              <w:bottom w:val="single" w:sz="4" w:space="0" w:color="E5ECE7"/>
+              <w:right w:val="single" w:sz="4" w:space="0" w:color="E5ECE7"/>
+            </w:tcBorders>
+            <w:shd w:val="clear" w:color="auto" w:fill="F0F6F2"/>
+            <w:tcMar>
+              <w:top w:w="45" w:type="dxa"/>
+              <w:left w:w="70" w:type="dxa"/>
+              <w:bottom w:w="45" w:type="dxa"/>
+              <w:right w:w="70" w:type="dxa"/>
+            </w:tcMar>
+          </w:tcPr>
+          <w:p>
+            <w:r>
+              <w:rPr>
+                <w:rFonts w:ascii="Calibri" w:hAnsi="Calibri"/>
+                <w:b/>
+                <w:color w:val="2D3748"/>
+                <w:sz w:val="17"/>
+              </w:rPr>
+              <w:t>Lectura, Estabilización y Registro</w:t>
+            </w:r>
+          </w:p>
+        </w:tc>
+        <w:tc>
+          <w:tcPr>
+            <w:tcW w:w="6336" w:type="dxa"/>
+            <w:tcBorders>
+              <w:bottom w:val="single" w:sz="4" w:space="0" w:color="E5ECE7"/>
+            </w:tcBorders>
+            <w:shd w:val="clear" w:color="auto" w:fill="FFFFFF"/>
+            <w:tcMar>
+              <w:top w:w="45" w:type="dxa"/>
+              <w:left w:w="80" w:type="dxa"/>
+              <w:bottom w:w="45" w:type="dxa"/>
+              <w:right w:w="80" w:type="dxa"/>
+            </w:tcMar>
+          </w:tcPr>
+          <w:p>
+            <w:pPr>
+              <w:spacing w:line="259" w:lineRule="auto"/>
+              <w:jc w:val="both"/>
+            </w:pPr>
+            <w:r>
+              <w:rPr>
+                <w:rFonts w:ascii="Calibri" w:hAnsi="Calibri"/>
+                <w:color w:val="2D3748"/>
+                <w:sz w:val="17"/>
+              </w:rPr>
+              <w:t>Selecciona el parámetro a visualizar y presiona '</w:t>
+            </w:r>
+            <w:proofErr w:type="spellStart"/>
+            <w:r>
+              <w:rPr>
+                <w:rFonts w:ascii="Calibri" w:hAnsi="Calibri"/>
+                <w:color w:val="2D3748"/>
+                <w:sz w:val="17"/>
+              </w:rPr>
+              <w:t>Measure</w:t>
+            </w:r>
+            <w:proofErr w:type="spellEnd"/>
+            <w:r>
+              <w:rPr>
+                <w:rFonts w:ascii="Calibri" w:hAnsi="Calibri"/>
+                <w:color w:val="2D3748"/>
+                <w:sz w:val="17"/>
+              </w:rPr>
+              <w:t xml:space="preserve">' (Medir). Espera a que el algoritmo de estabilidad (indicado por una carita sonriente, un ícono de candado o la función </w:t>
+            </w:r>
+            <w:proofErr w:type="spellStart"/>
+            <w:proofErr w:type="gramStart"/>
+            <w:r>
+              <w:rPr>
+                <w:rFonts w:ascii="Calibri" w:hAnsi="Calibri"/>
+                <w:color w:val="2D3748"/>
+                <w:sz w:val="17"/>
+              </w:rPr>
+              <w:t>auto-stop</w:t>
+            </w:r>
+            <w:proofErr w:type="spellEnd"/>
+            <w:proofErr w:type="gramEnd"/>
+            <w:r>
+              <w:rPr>
+                <w:rFonts w:ascii="Calibri" w:hAnsi="Calibri"/>
+                <w:color w:val="2D3748"/>
+                <w:sz w:val="17"/>
+              </w:rPr>
+              <w:t>) congele el valor final en la pantalla. Almacena el dato en la memoria interna del equipo o regístralo manualmente.</w:t>
+            </w:r>
+          </w:p>
+        </w:tc>
+      </w:tr>
+      <w:tr>
+        <w:trPr>
+          <w:cantSplit/>
+          <w:jc w:val="center"/>
+        </w:trPr>
+        <w:tc>
+          <w:tcPr>
+            <w:tcW w:w="936" w:type="dxa"/>
+            <w:tcBorders>
+              <w:bottom w:val="single" w:sz="6" w:space="0" w:color="D3DFD7"/>
+              <w:right w:val="single" w:sz="4" w:space="0" w:color="E5ECE7"/>
+            </w:tcBorders>
+            <w:shd w:val="clear" w:color="auto" w:fill="E8F3EB"/>
+            <w:tcMar>
+              <w:top w:w="45" w:type="dxa"/>
+              <w:left w:w="40" w:type="dxa"/>
+              <w:bottom w:w="45" w:type="dxa"/>
+              <w:right w:w="40" w:type="dxa"/>
+            </w:tcMar>
+          </w:tcPr>
+          <w:p>
+            <w:pPr>
+              <w:jc w:val="center"/>
+            </w:pPr>
+            <w:r>
+              <w:rPr>
+                <w:rFonts w:ascii="Calibri" w:hAnsi="Calibri"/>
+                <w:b/>
+                <w:color w:val="1E5631"/>
+                <w:sz w:val="18"/>
+              </w:rPr>
+              <w:lastRenderedPageBreak/>
+              <w:t>06</w:t>
+            </w:r>
+          </w:p>
+        </w:tc>
+        <w:tc>
+          <w:tcPr>
+            <w:tcW w:w="2808" w:type="dxa"/>
+            <w:tcBorders>
+              <w:bottom w:val="single" w:sz="6" w:space="0" w:color="D3DFD7"/>
+              <w:right w:val="single" w:sz="4" w:space="0" w:color="E5ECE7"/>
+            </w:tcBorders>
+            <w:shd w:val="clear" w:color="auto" w:fill="F0F6F2"/>
+            <w:tcMar>
+              <w:top w:w="45" w:type="dxa"/>
+              <w:left w:w="70" w:type="dxa"/>
+              <w:bottom w:w="45" w:type="dxa"/>
+              <w:right w:w="70" w:type="dxa"/>
+            </w:tcMar>
+          </w:tcPr>
+          <w:p>
+            <w:r>
+              <w:rPr>
+                <w:rFonts w:ascii="Calibri" w:hAnsi="Calibri"/>
+                <w:b/>
+                <w:color w:val="2D3748"/>
+                <w:sz w:val="17"/>
+              </w:rPr>
+              <w:t>Mantenimiento Post-Operativo</w:t>
+            </w:r>
+          </w:p>
+        </w:tc>
+        <w:tc>
+          <w:tcPr>
+            <w:tcW w:w="6336" w:type="dxa"/>
+            <w:tcBorders>
+              <w:bottom w:val="single" w:sz="6" w:space="0" w:color="D3DFD7"/>
+            </w:tcBorders>
+            <w:shd w:val="clear" w:color="auto" w:fill="F9FBFA"/>
+            <w:tcMar>
+              <w:top w:w="45" w:type="dxa"/>
+              <w:left w:w="80" w:type="dxa"/>
+              <w:bottom w:w="45" w:type="dxa"/>
+              <w:right w:w="80" w:type="dxa"/>
+            </w:tcMar>
+          </w:tcPr>
+          <w:p>
+            <w:pPr>
+              <w:spacing w:line="259" w:lineRule="auto"/>
+              <w:jc w:val="both"/>
+            </w:pPr>
+            <w:r>
+              <w:rPr>
+                <w:rFonts w:ascii="Calibri" w:hAnsi="Calibri"/>
+                <w:color w:val="2D3748"/>
+                <w:sz w:val="17"/>
+              </w:rPr>
+              <w:t>Al terminar la sesión, extrae los electrodos de la muestra, realiza un enjuague final con agua destilada y almacena de inmediato el electrodo de pH sumergido en su respectiva solución de mantenimiento, colocando la tapa protectora original.</w:t>
+            </w:r>
+          </w:p>
+        </w:tc>
+      </w:tr>
+    </w:tbl>
     <w:p>
+      <w:pPr>
+        <w:keepNext/>
+        <w:pBdr>
+          <w:bottom w:val="single" w:sz="10" w:space="4" w:color="B71C1C"/>
+        </w:pBdr>
+        <w:spacing w:before="160" w:after="80"/>
+        <w:rPr>
+          <w:rFonts w:ascii="Calibri" w:hAnsi="Calibri"/>
+          <w:b/>
+          <w:color w:val="B71C1C"/>
+          <w:sz w:val="21"/>
+        </w:rPr>
+      </w:pPr>
+    </w:p>
+    <w:p>
+      <w:pPr>
+        <w:keepNext/>
+        <w:pBdr>
+          <w:bottom w:val="single" w:sz="10" w:space="4" w:color="B71C1C"/>
+        </w:pBdr>
+        <w:spacing w:before="160" w:after="80"/>
+      </w:pPr>
       <w:r>
         <w:rPr>
+          <w:rFonts w:ascii="Calibri" w:hAnsi="Calibri"/>
           <w:b/>
+          <w:color w:val="B71C1C"/>
+          <w:sz w:val="21"/>
         </w:rPr>
-        <w:t>Análisis Riguroso de Calidad de Agua:</w:t>
-      </w:r>
-      <w:r>
-        <w:t xml:space="preserve"> Evaluación exhaustiva de fuentes de agua potable, afluentes residuales, cuerpos de agua natural y de procesos industriales para asegurar que los parámetros químicos críticos se mantengan rigurosamente dentro de las normativas ambientales y de salud pública.</w:t>
+        <w:t>3. NORMAS DE SEGURIDAD Y PRECAUCIONES CRÍTICAS</w:t>
       </w:r>
     </w:p>
-    <w:p>
-      <w:r>
-        <w:rPr>
-          <w:b/>
-        </w:rPr>
-        <w:t>Control en Procesos de Laboratorio:</w:t>
-      </w:r>
-      <w:r>
-        <w:t xml:space="preserve"> Medición altamente precisa de soluciones tampón, reactivos de valoración, preparación de medios de cultivo microbiológicos y reacciones químicas complejas donde el pH y la conductividad iónica influyen directamente en la viabilidad del resultado y la estabilidad enzimática.</w:t>
-      </w:r>
-    </w:p>
-    <w:p>
-      <w:r>
-        <w:rPr>
-          <w:b/>
-        </w:rPr>
-        <w:t>Gestión de Datos y Trazabilidad (GLP/GMP):</w:t>
-      </w:r>
-      <w:r>
-        <w:t xml:space="preserve"> Gracias a su pantalla LCD táctil, la memorización de hasta 1000 mediciones y las interfaces de conexión RS232 y USB, permite un control estadístico de datos altamente eficiente, seguro y transferible a sistemas de información de laboratorio (LIMS).</w:t>
-      </w:r>
-    </w:p>
-    <w:p>
-      <w:r>
-        <w:rPr>
-          <w:b/>
-        </w:rPr>
-        <w:t>Monitoreo Inteligente de Electrodos (i-Steward):</w:t>
-      </w:r>
-      <w:r>
-        <w:t xml:space="preserve"> Utiliza su algoritmo interno para proporcionar información valiosa sobre el estado de salud, eficiencia de la pendiente y compensación del electrodo, indicando proactivamente cuándo es necesario recalibrarlo o reemplazarlo.</w:t>
-      </w:r>
-    </w:p>
+    <w:tbl>
+      <w:tblPr>
+        <w:tblW w:w="0" w:type="auto"/>
+        <w:jc w:val="center"/>
+        <w:tblLayout w:type="fixed"/>
+        <w:tblLook w:val="04A0" w:firstRow="1" w:lastRow="0" w:firstColumn="1" w:lastColumn="0" w:noHBand="0" w:noVBand="1"/>
+      </w:tblPr>
+      <w:tblGrid>
+        <w:gridCol w:w="10080"/>
+      </w:tblGrid>
+      <w:tr>
+        <w:trPr>
+          <w:cantSplit/>
+          <w:jc w:val="center"/>
+        </w:trPr>
+        <w:tc>
+          <w:tcPr>
+            <w:tcW w:w="10080" w:type="dxa"/>
+            <w:tcBorders>
+              <w:bottom w:val="single" w:sz="6" w:space="0" w:color="B71C1C"/>
+            </w:tcBorders>
+            <w:shd w:val="clear" w:color="auto" w:fill="B71C1C"/>
+            <w:tcMar>
+              <w:top w:w="45" w:type="dxa"/>
+              <w:left w:w="100" w:type="dxa"/>
+              <w:bottom w:w="45" w:type="dxa"/>
+              <w:right w:w="100" w:type="dxa"/>
+            </w:tcMar>
+          </w:tcPr>
+          <w:p>
+            <w:r>
+              <w:rPr>
+                <w:rFonts w:ascii="Calibri" w:hAnsi="Calibri"/>
+                <w:b/>
+                <w:color w:val="FFFFFF"/>
+                <w:sz w:val="17"/>
+              </w:rPr>
+              <w:t>ADVERTENCIAS DE BIOSEGURIDAD Y PROTECCIÓN DEL EQUIPO</w:t>
+            </w:r>
+          </w:p>
+        </w:tc>
+      </w:tr>
+      <w:tr>
+        <w:trPr>
+          <w:cantSplit/>
+          <w:jc w:val="center"/>
+        </w:trPr>
+        <w:tc>
+          <w:tcPr>
+            <w:tcW w:w="10080" w:type="dxa"/>
+            <w:tcBorders>
+              <w:left w:val="single" w:sz="30" w:space="0" w:color="B71C1C"/>
+              <w:bottom w:val="single" w:sz="12" w:space="0" w:color="B71C1C"/>
+              <w:right w:val="single" w:sz="4" w:space="0" w:color="F5C6CB"/>
+            </w:tcBorders>
+            <w:shd w:val="clear" w:color="auto" w:fill="FFF8F6"/>
+            <w:tcMar>
+              <w:top w:w="70" w:type="dxa"/>
+              <w:left w:w="110" w:type="dxa"/>
+              <w:bottom w:w="70" w:type="dxa"/>
+              <w:right w:w="110" w:type="dxa"/>
+            </w:tcMar>
+          </w:tcPr>
+          <w:p>
+            <w:pPr>
+              <w:spacing w:before="20" w:after="40" w:line="259" w:lineRule="auto"/>
+              <w:jc w:val="both"/>
+            </w:pPr>
+            <w:r>
+              <w:rPr>
+                <w:rFonts w:ascii="Calibri" w:hAnsi="Calibri"/>
+                <w:b/>
+                <w:color w:val="900C3F"/>
+                <w:sz w:val="17"/>
+              </w:rPr>
+              <w:t xml:space="preserve">•  Cuidado Crítico de los Sensores de pH: </w:t>
+            </w:r>
+            <w:r>
+              <w:rPr>
+                <w:rFonts w:ascii="Calibri" w:hAnsi="Calibri"/>
+                <w:color w:val="2D3748"/>
+                <w:sz w:val="17"/>
+              </w:rPr>
+              <w:t>ADVERTENCIA: Nunca almacenes el electrodo de vidrio de pH en agua destilada o desionizada en estado seco. Utiliza SIEMPRE la solución de almacenamiento de cloruro de potasio (KCl 3M) recomendada, de lo contrario la unión de referencia se agotará, acortando irreparablemente la vida útil del sensor.</w:t>
+            </w:r>
+          </w:p>
+          <w:p>
+            <w:pPr>
+              <w:spacing w:before="20" w:after="40" w:line="259" w:lineRule="auto"/>
+              <w:jc w:val="both"/>
+            </w:pPr>
+            <w:r>
+              <w:rPr>
+                <w:rFonts w:ascii="Calibri" w:hAnsi="Calibri"/>
+                <w:b/>
+                <w:color w:val="900C3F"/>
+                <w:sz w:val="17"/>
+              </w:rPr>
+              <w:t xml:space="preserve">•  Atención al Indicador Inteligente i-Steward: </w:t>
+            </w:r>
+            <w:r>
+              <w:rPr>
+                <w:rFonts w:ascii="Calibri" w:hAnsi="Calibri"/>
+                <w:color w:val="2D3748"/>
+                <w:sz w:val="17"/>
+              </w:rPr>
+              <w:t>Presta estrecha atención a las advertencias y códigos mostrados en la pantalla por el sistema i-Steward. Notificaciones como el requerimiento inminente de recalibración, baja pendiente (</w:t>
+            </w:r>
+            <w:proofErr w:type="spellStart"/>
+            <w:r>
+              <w:rPr>
+                <w:rFonts w:ascii="Calibri" w:hAnsi="Calibri"/>
+                <w:color w:val="2D3748"/>
+                <w:sz w:val="17"/>
+              </w:rPr>
+              <w:t>slope</w:t>
+            </w:r>
+            <w:proofErr w:type="spellEnd"/>
+            <w:r>
+              <w:rPr>
+                <w:rFonts w:ascii="Calibri" w:hAnsi="Calibri"/>
+                <w:color w:val="2D3748"/>
+                <w:sz w:val="17"/>
+              </w:rPr>
+              <w:t>), o deterioro del electrodo de pH son críticas para garantizar resultados trazables y exactos; ignóralas bajo tu propio riesgo.</w:t>
+            </w:r>
+          </w:p>
+          <w:p>
+            <w:pPr>
+              <w:spacing w:before="20" w:after="40" w:line="259" w:lineRule="auto"/>
+              <w:jc w:val="both"/>
+            </w:pPr>
+            <w:r>
+              <w:rPr>
+                <w:rFonts w:ascii="Calibri" w:hAnsi="Calibri"/>
+                <w:b/>
+                <w:color w:val="900C3F"/>
+                <w:sz w:val="17"/>
+              </w:rPr>
+              <w:t xml:space="preserve">•  Rango y Compatibilidad Químicas: </w:t>
+            </w:r>
+            <w:r>
+              <w:rPr>
+                <w:rFonts w:ascii="Calibri" w:hAnsi="Calibri"/>
+                <w:color w:val="2D3748"/>
+                <w:sz w:val="17"/>
+              </w:rPr>
+              <w:t>Asegúrate de que las soluciones y químicos medidos se encuentren dentro de los rangos de tolerancia de temperatura, pH y conductividad del equipo y de los materiales de los electrodos suministrados, para evitar la corrosión de las membranas sensibles.</w:t>
+            </w:r>
+          </w:p>
+        </w:tc>
+      </w:tr>
+    </w:tbl>
     <w:p/>
-    <w:p>
-      <w:r>
-        <w:t>➢ PASOS PARA SU CORRECTO USO</w:t>
-      </w:r>
-    </w:p>
-    <w:p>
-      <w:r>
-        <w:rPr>
-          <w:b/>
-        </w:rPr>
-        <w:t>Instalación y Conexión de Sensores:</w:t>
-      </w:r>
-      <w:r>
-        <w:t xml:space="preserve"> Instala el brazo de soporte de electrodos en la base del medidor. Conecta cuidadosamente los terminales del electrodo de pH (BNC), la celda de conductividad y la sonda de sensor de temperatura integrada (ATC) en los puertos correspondientes de los dos canales de medición independientes en el panel trasero.</w:t>
-      </w:r>
-    </w:p>
-    <w:p>
-      <w:r>
-        <w:rPr>
-          <w:b/>
-        </w:rPr>
-        <w:t>Encendido e Interfaz de Usuario:</w:t>
-      </w:r>
-      <w:r>
-        <w:t xml:space="preserve"> Presiona el botón frontal de encendido. La pantalla LCD táctil se iluminará mostrando el menú principal y los canales de lectura activos. Familiarízate con la interfaz gráfica, los íconos de medición, gestión de memoria, calibración y los perfiles de usuario.</w:t>
-      </w:r>
-    </w:p>
-    <w:p>
-      <w:r>
-        <w:rPr>
-          <w:b/>
-        </w:rPr>
-        <w:t>Proceso de Calibración Rigurosa:</w:t>
-      </w:r>
-      <w:r>
-        <w:t xml:space="preserve"> Selecciona el modo de calibración para el parámetro deseado (ej. calibración de pH). Introduce el electrodo, previamente limpio y enjuagado, de manera sucesiva en las soluciones buffer estándar (ej. pH 4.01, 7.00, 10.01) que son reconocidas automáticamente por el software del equipo. Espera la estabilización y confirma cada punto hasta completar una curva de calibración de alta precisión de 2 a 3 puntos mínimos.</w:t>
-      </w:r>
-    </w:p>
-    <w:p>
-      <w:r>
-        <w:rPr>
-          <w:b/>
-        </w:rPr>
-        <w:t>Medición Efectiva de la Muestra:</w:t>
-      </w:r>
-      <w:r>
-        <w:t xml:space="preserve"> Retira los sensores de los buffers, enjuágalos abundantemente con agua destilada y sécalos con cuidado mediante toques suaves con papel absorbente libre de pelusas. Sumérgelos inmediatamente en el vaso de precipitados con la muestra líquida a analizar, asegurando una inmersión completa del bulbo sensor y del elemento de conductividad, agitando levemente para homogeneizar.</w:t>
-      </w:r>
-    </w:p>
-    <w:p>
-      <w:r>
-        <w:rPr>
-          <w:b/>
-        </w:rPr>
-        <w:t>Lectura, Estabilización y Registro:</w:t>
-      </w:r>
-      <w:r>
-        <w:t xml:space="preserve"> Selecciona el parámetro a visualizar y presiona 'Measure' (Medir). Espera a que el algoritmo de estabilidad (indicado por una carita sonriente, un ícono de candado o la función auto-stop) congele el valor final en la pantalla. Almacena el dato en la memoria interna del equipo o regístralo manualmente.</w:t>
-      </w:r>
-    </w:p>
-    <w:p>
-      <w:r>
-        <w:rPr>
-          <w:b/>
-        </w:rPr>
-        <w:t>Mantenimiento Post-Operativo:</w:t>
-      </w:r>
-      <w:r>
-        <w:t xml:space="preserve"> Al terminar la sesión, extrae los electrodos de la muestra, realiza un enjuague final con agua destilada y almacena de inmediato el electrodo de pH sumergido en su respectiva solución de mantenimiento, colocando la tapa protectora original.</w:t>
-      </w:r>
-    </w:p>
-    <w:p/>
-    <w:p>
-      <w:r>
-        <w:t>➢ PRECAUCIÓN</w:t>
-      </w:r>
-    </w:p>
-    <w:p>
-      <w:r>
-        <w:rPr>
-          <w:b/>
-        </w:rPr>
-        <w:t>Cuidado Crítico de los Sensores de pH:</w:t>
-      </w:r>
-      <w:r>
-        <w:t xml:space="preserve"> ADVERTENCIA: Nunca almacenes el electrodo de vidrio de pH en agua destilada o desionizada en estado seco. Utiliza SIEMPRE la solución de almacenamiento de cloruro de potasio (KCl 3M) recomendada, de lo contrario la unión de referencia se agotará, acortando irreparablemente la vida útil del sensor.</w:t>
-      </w:r>
-    </w:p>
-    <w:p>
-      <w:r>
-        <w:rPr>
-          <w:b/>
-        </w:rPr>
-        <w:lastRenderedPageBreak/>
-        <w:t>Atención al Indicador Inteligente i-Steward:</w:t>
-      </w:r>
-      <w:r>
-        <w:t xml:space="preserve"> Presta estrecha atención a las advertencias y códigos mostrados en la pantalla por el sistema i-Steward. Notificaciones como el requerimiento inminente de recalibración, baja pendiente (slope), o deterioro del electrodo de pH son críticas para garantizar resultados trazables y exactos; ignóralas bajo tu propio riesgo.</w:t>
-      </w:r>
-    </w:p>
-    <w:p>
-      <w:r>
-        <w:rPr>
-          <w:b/>
-        </w:rPr>
-        <w:t>Rango y Compatibilidad Químicas:</w:t>
-      </w:r>
-      <w:r>
-        <w:t xml:space="preserve"> Asegúrate de que las soluciones y químicos medidos se encuentren dentro de los rangos de tolerancia de temperatura, pH y conductividad del equipo y de los materiales de los electrodos suministrados, para evitar la corrosión de las membranas sensibles.</w:t>
-      </w:r>
-    </w:p>
     <w:sectPr>
       <w:headerReference w:type="default" r:id="rId10"/>
       <w:footerReference w:type="default" r:id="rId11"/>
       <w:pgSz w:w="11900" w:h="16850"/>
-      <w:pgMar w:top="1900" w:right="1133" w:bottom="640" w:left="1417" w:header="870" w:footer="456" w:gutter="0"/>
+      <w:pgMar w:top="1944" w:right="1080" w:bottom="1224" w:left="1080" w:header="870" w:footer="456" w:gutter="0"/>
       <w:cols w:space="720"/>
     </w:sectPr>
   </w:body>
@@ -239,1805 +1476,6 @@
         <w:sz w:val="20"/>
       </w:rPr>
     </w:pPr>
-    <w:r>
-      <w:rPr>
-        <w:noProof/>
-        <w:sz w:val="20"/>
-      </w:rPr>
-      <mc:AlternateContent>
-        <mc:Choice Requires="wpg">
-          <w:drawing>
-            <wp:anchor distT="0" distB="0" distL="0" distR="0" simplePos="0" relativeHeight="487368704" behindDoc="1" locked="0" layoutInCell="1" allowOverlap="1" wp14:anchorId="3DA0D5AA" wp14:editId="5E31B3FF">
-              <wp:simplePos x="0" y="0"/>
-              <wp:positionH relativeFrom="page">
-                <wp:posOffset>5713</wp:posOffset>
-              </wp:positionH>
-              <wp:positionV relativeFrom="page">
-                <wp:posOffset>10299700</wp:posOffset>
-              </wp:positionV>
-              <wp:extent cx="2898140" cy="391795"/>
-              <wp:effectExtent l="0" t="0" r="0" b="0"/>
-              <wp:wrapNone/>
-              <wp:docPr id="13" name="Group 13"/>
-              <wp:cNvGraphicFramePr>
-                <a:graphicFrameLocks xmlns:a="http://schemas.openxmlformats.org/drawingml/2006/main"/>
-              </wp:cNvGraphicFramePr>
-              <a:graphic xmlns:a="http://schemas.openxmlformats.org/drawingml/2006/main">
-                <a:graphicData uri="http://schemas.microsoft.com/office/word/2010/wordprocessingGroup">
-                  <wpg:wgp>
-                    <wpg:cNvGrpSpPr>
-                      <a:grpSpLocks/>
-                    </wpg:cNvGrpSpPr>
-                    <wpg:grpSpPr>
-                      <a:xfrm>
-                        <a:off x="0" y="0"/>
-                        <a:ext cx="2898140" cy="391795"/>
-                        <a:chOff x="0" y="0"/>
-                        <a:chExt cx="2898140" cy="391795"/>
-                      </a:xfrm>
-                    </wpg:grpSpPr>
-                    <wps:wsp>
-                      <wps:cNvPr id="14" name="Graphic 14"/>
-                      <wps:cNvSpPr/>
-                      <wps:spPr>
-                        <a:xfrm>
-                          <a:off x="1192530" y="0"/>
-                          <a:ext cx="1705610" cy="391795"/>
-                        </a:xfrm>
-                        <a:custGeom>
-                          <a:avLst/>
-                          <a:gdLst/>
-                          <a:ahLst/>
-                          <a:cxnLst/>
-                          <a:rect l="l" t="t" r="r" b="b"/>
-                          <a:pathLst>
-                            <a:path w="1705610" h="391795">
-                              <a:moveTo>
-                                <a:pt x="1179195" y="0"/>
-                              </a:moveTo>
-                              <a:lnTo>
-                                <a:pt x="0" y="0"/>
-                              </a:lnTo>
-                              <a:lnTo>
-                                <a:pt x="0" y="391782"/>
-                              </a:lnTo>
-                              <a:lnTo>
-                                <a:pt x="1705229" y="391782"/>
-                              </a:lnTo>
-                              <a:lnTo>
-                                <a:pt x="1664970" y="383830"/>
-                              </a:lnTo>
-                              <a:lnTo>
-                                <a:pt x="1628775" y="369681"/>
-                              </a:lnTo>
-                              <a:lnTo>
-                                <a:pt x="1566164" y="326238"/>
-                              </a:lnTo>
-                              <a:lnTo>
-                                <a:pt x="1538605" y="298670"/>
-                              </a:lnTo>
-                              <a:lnTo>
-                                <a:pt x="1512824" y="268352"/>
-                              </a:lnTo>
-                              <a:lnTo>
-                                <a:pt x="1488186" y="236143"/>
-                              </a:lnTo>
-                              <a:lnTo>
-                                <a:pt x="1440053" y="169532"/>
-                              </a:lnTo>
-                              <a:lnTo>
-                                <a:pt x="1415415" y="136829"/>
-                              </a:lnTo>
-                              <a:lnTo>
-                                <a:pt x="1389634" y="105702"/>
-                              </a:lnTo>
-                              <a:lnTo>
-                                <a:pt x="1362202" y="77000"/>
-                              </a:lnTo>
-                              <a:lnTo>
-                                <a:pt x="1332484" y="51574"/>
-                              </a:lnTo>
-                              <a:lnTo>
-                                <a:pt x="1299845" y="30302"/>
-                              </a:lnTo>
-                              <a:lnTo>
-                                <a:pt x="1263777" y="14046"/>
-                              </a:lnTo>
-                              <a:lnTo>
-                                <a:pt x="1223772" y="3657"/>
-                              </a:lnTo>
-                              <a:lnTo>
-                                <a:pt x="1179195" y="0"/>
-                              </a:lnTo>
-                              <a:close/>
-                            </a:path>
-                          </a:pathLst>
-                        </a:custGeom>
-                        <a:solidFill>
-                          <a:srgbClr val="8DC53E"/>
-                        </a:solidFill>
-                      </wps:spPr>
-                      <wps:bodyPr wrap="square" lIns="0" tIns="0" rIns="0" bIns="0" rtlCol="0">
-                        <a:prstTxWarp prst="textNoShape">
-                          <a:avLst/>
-                        </a:prstTxWarp>
-                        <a:noAutofit/>
-                      </wps:bodyPr>
-                    </wps:wsp>
-                    <wps:wsp>
-                      <wps:cNvPr id="15" name="Graphic 15"/>
-                      <wps:cNvSpPr/>
-                      <wps:spPr>
-                        <a:xfrm>
-                          <a:off x="687858" y="0"/>
-                          <a:ext cx="1705610" cy="391795"/>
-                        </a:xfrm>
-                        <a:custGeom>
-                          <a:avLst/>
-                          <a:gdLst/>
-                          <a:ahLst/>
-                          <a:cxnLst/>
-                          <a:rect l="l" t="t" r="r" b="b"/>
-                          <a:pathLst>
-                            <a:path w="1705610" h="391795">
-                              <a:moveTo>
-                                <a:pt x="1179169" y="0"/>
-                              </a:moveTo>
-                              <a:lnTo>
-                                <a:pt x="0" y="0"/>
-                              </a:lnTo>
-                              <a:lnTo>
-                                <a:pt x="0" y="391782"/>
-                              </a:lnTo>
-                              <a:lnTo>
-                                <a:pt x="1705203" y="391782"/>
-                              </a:lnTo>
-                              <a:lnTo>
-                                <a:pt x="1665071" y="383830"/>
-                              </a:lnTo>
-                              <a:lnTo>
-                                <a:pt x="1628876" y="369681"/>
-                              </a:lnTo>
-                              <a:lnTo>
-                                <a:pt x="1596110" y="350197"/>
-                              </a:lnTo>
-                              <a:lnTo>
-                                <a:pt x="1566265" y="326238"/>
-                              </a:lnTo>
-                              <a:lnTo>
-                                <a:pt x="1538706" y="298670"/>
-                              </a:lnTo>
-                              <a:lnTo>
-                                <a:pt x="1512798" y="268352"/>
-                              </a:lnTo>
-                              <a:lnTo>
-                                <a:pt x="1488160" y="236143"/>
-                              </a:lnTo>
-                              <a:lnTo>
-                                <a:pt x="1440027" y="169532"/>
-                              </a:lnTo>
-                              <a:lnTo>
-                                <a:pt x="1415389" y="136829"/>
-                              </a:lnTo>
-                              <a:lnTo>
-                                <a:pt x="1389735" y="105702"/>
-                              </a:lnTo>
-                              <a:lnTo>
-                                <a:pt x="1362176" y="77000"/>
-                              </a:lnTo>
-                              <a:lnTo>
-                                <a:pt x="1332458" y="51574"/>
-                              </a:lnTo>
-                              <a:lnTo>
-                                <a:pt x="1299819" y="30302"/>
-                              </a:lnTo>
-                              <a:lnTo>
-                                <a:pt x="1263878" y="14046"/>
-                              </a:lnTo>
-                              <a:lnTo>
-                                <a:pt x="1223746" y="3657"/>
-                              </a:lnTo>
-                              <a:lnTo>
-                                <a:pt x="1179169" y="0"/>
-                              </a:lnTo>
-                              <a:close/>
-                            </a:path>
-                          </a:pathLst>
-                        </a:custGeom>
-                        <a:solidFill>
-                          <a:srgbClr val="4D843C"/>
-                        </a:solidFill>
-                      </wps:spPr>
-                      <wps:bodyPr wrap="square" lIns="0" tIns="0" rIns="0" bIns="0" rtlCol="0">
-                        <a:prstTxWarp prst="textNoShape">
-                          <a:avLst/>
-                        </a:prstTxWarp>
-                        <a:noAutofit/>
-                      </wps:bodyPr>
-                    </wps:wsp>
-                    <wps:wsp>
-                      <wps:cNvPr id="16" name="Graphic 16"/>
-                      <wps:cNvSpPr/>
-                      <wps:spPr>
-                        <a:xfrm>
-                          <a:off x="0" y="0"/>
-                          <a:ext cx="1487170" cy="391795"/>
-                        </a:xfrm>
-                        <a:custGeom>
-                          <a:avLst/>
-                          <a:gdLst/>
-                          <a:ahLst/>
-                          <a:cxnLst/>
-                          <a:rect l="l" t="t" r="r" b="b"/>
-                          <a:pathLst>
-                            <a:path w="1487170" h="391795">
-                              <a:moveTo>
-                                <a:pt x="961111" y="0"/>
-                              </a:moveTo>
-                              <a:lnTo>
-                                <a:pt x="0" y="0"/>
-                              </a:lnTo>
-                              <a:lnTo>
-                                <a:pt x="0" y="391782"/>
-                              </a:lnTo>
-                              <a:lnTo>
-                                <a:pt x="1487171" y="391782"/>
-                              </a:lnTo>
-                              <a:lnTo>
-                                <a:pt x="1446912" y="383830"/>
-                              </a:lnTo>
-                              <a:lnTo>
-                                <a:pt x="1410717" y="369681"/>
-                              </a:lnTo>
-                              <a:lnTo>
-                                <a:pt x="1348106" y="326238"/>
-                              </a:lnTo>
-                              <a:lnTo>
-                                <a:pt x="1320547" y="298670"/>
-                              </a:lnTo>
-                              <a:lnTo>
-                                <a:pt x="1294766" y="268352"/>
-                              </a:lnTo>
-                              <a:lnTo>
-                                <a:pt x="1270128" y="236143"/>
-                              </a:lnTo>
-                              <a:lnTo>
-                                <a:pt x="1221995" y="169532"/>
-                              </a:lnTo>
-                              <a:lnTo>
-                                <a:pt x="1197382" y="136829"/>
-                              </a:lnTo>
-                              <a:lnTo>
-                                <a:pt x="1171626" y="105702"/>
-                              </a:lnTo>
-                              <a:lnTo>
-                                <a:pt x="1144156" y="77000"/>
-                              </a:lnTo>
-                              <a:lnTo>
-                                <a:pt x="1114413" y="51574"/>
-                              </a:lnTo>
-                              <a:lnTo>
-                                <a:pt x="1081812" y="30302"/>
-                              </a:lnTo>
-                              <a:lnTo>
-                                <a:pt x="1045769" y="14046"/>
-                              </a:lnTo>
-                              <a:lnTo>
-                                <a:pt x="1005726" y="3657"/>
-                              </a:lnTo>
-                              <a:lnTo>
-                                <a:pt x="961111" y="0"/>
-                              </a:lnTo>
-                              <a:close/>
-                            </a:path>
-                          </a:pathLst>
-                        </a:custGeom>
-                        <a:solidFill>
-                          <a:srgbClr val="1F763A"/>
-                        </a:solidFill>
-                      </wps:spPr>
-                      <wps:bodyPr wrap="square" lIns="0" tIns="0" rIns="0" bIns="0" rtlCol="0">
-                        <a:prstTxWarp prst="textNoShape">
-                          <a:avLst/>
-                        </a:prstTxWarp>
-                        <a:noAutofit/>
-                      </wps:bodyPr>
-                    </wps:wsp>
-                  </wpg:wgp>
-                </a:graphicData>
-              </a:graphic>
-            </wp:anchor>
-          </w:drawing>
-        </mc:Choice>
-        <mc:Fallback>
-          <w:pict>
-            <v:group w14:anchorId="1F646B23" id="Group 13" o:spid="_x0000_s1026" style="position:absolute;margin-left:.45pt;margin-top:811pt;width:228.2pt;height:30.85pt;z-index:-15947776;mso-wrap-distance-left:0;mso-wrap-distance-right:0;mso-position-horizontal-relative:page;mso-position-vertical-relative:page" coordsize="28981,3917" o:gfxdata="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">
-              <v:shape id="Graphic 14" o:spid="_x0000_s1027" style="position:absolute;left:11925;width:17056;height:3917;visibility:visible;mso-wrap-style:square;v-text-anchor:top" coordsize="1705610,391795" o:gfxdata="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" path="m1179195,l,,,391782r1705229,l1664970,383830r-36195,-14149l1566164,326238r-27559,-27568l1512824,268352r-24638,-32209l1440053,169532r-24638,-32703l1389634,105702,1362202,77000,1332484,51574,1299845,30302,1263777,14046,1223772,3657,1179195,xe" fillcolor="#8dc53e" stroked="f">
-                <v:path arrowok="t"/>
-              </v:shape>
-              <v:shape id="Graphic 15" o:spid="_x0000_s1028" style="position:absolute;left:6878;width:17056;height:3917;visibility:visible;mso-wrap-style:square;v-text-anchor:top" coordsize="1705610,391795" o:gfxdata="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" path="m1179169,l,,,391782r1705203,l1665071,383830r-36195,-14149l1596110,350197r-29845,-23959l1538706,298670r-25908,-30318l1488160,236143r-48133,-66611l1415389,136829r-25654,-31127l1362176,77000,1332458,51574,1299819,30302,1263878,14046,1223746,3657,1179169,xe" fillcolor="#4d843c" stroked="f">
-                <v:path arrowok="t"/>
-              </v:shape>
-              <v:shape id="Graphic 16" o:spid="_x0000_s1029" style="position:absolute;width:14871;height:3917;visibility:visible;mso-wrap-style:square;v-text-anchor:top" coordsize="1487170,391795" o:gfxdata="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" path="m961111,l,,,391782r1487171,l1446912,383830r-36195,-14149l1348106,326238r-27559,-27568l1294766,268352r-24638,-32209l1221995,169532r-24613,-32703l1171626,105702,1144156,77000,1114413,51574,1081812,30302,1045769,14046,1005726,3657,961111,xe" fillcolor="#1f763a" stroked="f">
-                <v:path arrowok="t"/>
-              </v:shape>
-              <w10:wrap anchorx="page" anchory="page"/>
-            </v:group>
-          </w:pict>
-        </mc:Fallback>
-      </mc:AlternateContent>
-    </w:r>
-    <w:r>
-      <w:rPr>
-        <w:noProof/>
-        <w:sz w:val="20"/>
-      </w:rPr>
-      <w:drawing>
-        <wp:anchor distT="0" distB="0" distL="0" distR="0" simplePos="0" relativeHeight="487369216" behindDoc="1" locked="0" layoutInCell="1" allowOverlap="1" wp14:anchorId="33D3244A" wp14:editId="4623FEE1">
-          <wp:simplePos x="0" y="0"/>
-          <wp:positionH relativeFrom="page">
-            <wp:posOffset>4533265</wp:posOffset>
-          </wp:positionH>
-          <wp:positionV relativeFrom="page">
-            <wp:posOffset>10279379</wp:posOffset>
-          </wp:positionV>
-          <wp:extent cx="231444" cy="229527"/>
-          <wp:effectExtent l="0" t="0" r="0" b="0"/>
-          <wp:wrapNone/>
-          <wp:docPr id="17" name="Image 17"/>
-          <wp:cNvGraphicFramePr>
-            <a:graphicFrameLocks xmlns:a="http://schemas.openxmlformats.org/drawingml/2006/main"/>
-          </wp:cNvGraphicFramePr>
-          <a:graphic xmlns:a="http://schemas.openxmlformats.org/drawingml/2006/main">
-            <a:graphicData uri="http://schemas.openxmlformats.org/drawingml/2006/picture">
-              <pic:pic xmlns:pic="http://schemas.openxmlformats.org/drawingml/2006/picture">
-                <pic:nvPicPr>
-                  <pic:cNvPr id="17" name="Image 17"/>
-                  <pic:cNvPicPr/>
-                </pic:nvPicPr>
-                <pic:blipFill>
-                  <a:blip r:embed="rId1" cstate="print"/>
-                  <a:stretch>
-                    <a:fillRect/>
-                  </a:stretch>
-                </pic:blipFill>
-                <pic:spPr>
-                  <a:xfrm>
-                    <a:off x="0" y="0"/>
-                    <a:ext cx="231444" cy="229527"/>
-                  </a:xfrm>
-                  <a:prstGeom prst="rect">
-                    <a:avLst/>
-                  </a:prstGeom>
-                </pic:spPr>
-              </pic:pic>
-            </a:graphicData>
-          </a:graphic>
-        </wp:anchor>
-      </w:drawing>
-    </w:r>
-    <w:r>
-      <w:rPr>
-        <w:noProof/>
-        <w:sz w:val="20"/>
-      </w:rPr>
-      <w:drawing>
-        <wp:anchor distT="0" distB="0" distL="0" distR="0" simplePos="0" relativeHeight="487369728" behindDoc="1" locked="0" layoutInCell="1" allowOverlap="1" wp14:anchorId="6DF5C8F7" wp14:editId="092B93A9">
-          <wp:simplePos x="0" y="0"/>
-          <wp:positionH relativeFrom="page">
-            <wp:posOffset>6661150</wp:posOffset>
-          </wp:positionH>
-          <wp:positionV relativeFrom="page">
-            <wp:posOffset>10278744</wp:posOffset>
-          </wp:positionV>
-          <wp:extent cx="231444" cy="229527"/>
-          <wp:effectExtent l="0" t="0" r="0" b="0"/>
-          <wp:wrapNone/>
-          <wp:docPr id="18" name="Image 18"/>
-          <wp:cNvGraphicFramePr>
-            <a:graphicFrameLocks xmlns:a="http://schemas.openxmlformats.org/drawingml/2006/main"/>
-          </wp:cNvGraphicFramePr>
-          <a:graphic xmlns:a="http://schemas.openxmlformats.org/drawingml/2006/main">
-            <a:graphicData uri="http://schemas.openxmlformats.org/drawingml/2006/picture">
-              <pic:pic xmlns:pic="http://schemas.openxmlformats.org/drawingml/2006/picture">
-                <pic:nvPicPr>
-                  <pic:cNvPr id="18" name="Image 18"/>
-                  <pic:cNvPicPr/>
-                </pic:nvPicPr>
-                <pic:blipFill>
-                  <a:blip r:embed="rId2" cstate="print"/>
-                  <a:stretch>
-                    <a:fillRect/>
-                  </a:stretch>
-                </pic:blipFill>
-                <pic:spPr>
-                  <a:xfrm>
-                    <a:off x="0" y="0"/>
-                    <a:ext cx="231444" cy="229527"/>
-                  </a:xfrm>
-                  <a:prstGeom prst="rect">
-                    <a:avLst/>
-                  </a:prstGeom>
-                </pic:spPr>
-              </pic:pic>
-            </a:graphicData>
-          </a:graphic>
-        </wp:anchor>
-      </w:drawing>
-    </w:r>
-    <w:r>
-      <w:rPr>
-        <w:noProof/>
-        <w:sz w:val="20"/>
-      </w:rPr>
-      <w:drawing>
-        <wp:anchor distT="0" distB="0" distL="0" distR="0" simplePos="0" relativeHeight="487370240" behindDoc="1" locked="0" layoutInCell="1" allowOverlap="1" wp14:anchorId="67CC6B78" wp14:editId="2843D9D3">
-          <wp:simplePos x="0" y="0"/>
-          <wp:positionH relativeFrom="page">
-            <wp:posOffset>3522345</wp:posOffset>
-          </wp:positionH>
-          <wp:positionV relativeFrom="page">
-            <wp:posOffset>10277475</wp:posOffset>
-          </wp:positionV>
-          <wp:extent cx="231444" cy="229527"/>
-          <wp:effectExtent l="0" t="0" r="0" b="0"/>
-          <wp:wrapNone/>
-          <wp:docPr id="19" name="Image 19"/>
-          <wp:cNvGraphicFramePr>
-            <a:graphicFrameLocks xmlns:a="http://schemas.openxmlformats.org/drawingml/2006/main"/>
-          </wp:cNvGraphicFramePr>
-          <a:graphic xmlns:a="http://schemas.openxmlformats.org/drawingml/2006/main">
-            <a:graphicData uri="http://schemas.openxmlformats.org/drawingml/2006/picture">
-              <pic:pic xmlns:pic="http://schemas.openxmlformats.org/drawingml/2006/picture">
-                <pic:nvPicPr>
-                  <pic:cNvPr id="19" name="Image 19"/>
-                  <pic:cNvPicPr/>
-                </pic:nvPicPr>
-                <pic:blipFill>
-                  <a:blip r:embed="rId3" cstate="print"/>
-                  <a:stretch>
-                    <a:fillRect/>
-                  </a:stretch>
-                </pic:blipFill>
-                <pic:spPr>
-                  <a:xfrm>
-                    <a:off x="0" y="0"/>
-                    <a:ext cx="231444" cy="229527"/>
-                  </a:xfrm>
-                  <a:prstGeom prst="rect">
-                    <a:avLst/>
-                  </a:prstGeom>
-                </pic:spPr>
-              </pic:pic>
-            </a:graphicData>
-          </a:graphic>
-        </wp:anchor>
-      </w:drawing>
-    </w:r>
-    <w:r>
-      <w:rPr>
-        <w:noProof/>
-        <w:sz w:val="20"/>
-      </w:rPr>
-      <mc:AlternateContent>
-        <mc:Choice Requires="wps">
-          <w:drawing>
-            <wp:anchor distT="0" distB="0" distL="0" distR="0" simplePos="0" relativeHeight="487370752" behindDoc="1" locked="0" layoutInCell="1" allowOverlap="1" wp14:anchorId="4E083776" wp14:editId="2C449278">
-              <wp:simplePos x="0" y="0"/>
-              <wp:positionH relativeFrom="page">
-                <wp:posOffset>3941190</wp:posOffset>
-              </wp:positionH>
-              <wp:positionV relativeFrom="page">
-                <wp:posOffset>10292185</wp:posOffset>
-              </wp:positionV>
-              <wp:extent cx="513715" cy="200660"/>
-              <wp:effectExtent l="0" t="0" r="0" b="0"/>
-              <wp:wrapNone/>
-              <wp:docPr id="20" name="Textbox 20"/>
-              <wp:cNvGraphicFramePr>
-                <a:graphicFrameLocks xmlns:a="http://schemas.openxmlformats.org/drawingml/2006/main"/>
-              </wp:cNvGraphicFramePr>
-              <a:graphic xmlns:a="http://schemas.openxmlformats.org/drawingml/2006/main">
-                <a:graphicData uri="http://schemas.microsoft.com/office/word/2010/wordprocessingShape">
-                  <wps:wsp>
-                    <wps:cNvSpPr txBox="1">
-                      <a:spLocks/>
-                    </wps:cNvSpPr>
-                    <wps:spPr>
-                      <a:xfrm>
-                        <a:off x="0" y="0"/>
-                        <a:ext cx="513715" cy="200660"/>
-                      </a:xfrm>
-                      <a:prstGeom prst="rect">
-                        <a:avLst/>
-                      </a:prstGeom>
-                    </wps:spPr>
-                    <wps:txbx>
-                      <w:txbxContent>
-                        <w:p>
-                          <w:pPr>
-                            <w:spacing w:before="16" w:line="247" w:lineRule="auto"/>
-                            <w:ind w:left="22" w:right="18" w:hanging="3"/>
-                            <w:rPr>
-                              <w:rFonts w:ascii="Arial MT"/>
-                              <w:sz w:val="12"/>
-                            </w:rPr>
-                          </w:pPr>
-                          <w:hyperlink r:id="rId4">
-                            <w:r>
-                              <w:rPr>
-                                <w:rFonts w:ascii="Arial MT"/>
-                                <w:color w:val="404041"/>
-                                <w:spacing w:val="-2"/>
-                                <w:w w:val="80"/>
-                                <w:sz w:val="12"/>
-                              </w:rPr>
-                              <w:t>info@uteq.edu.ec</w:t>
-                            </w:r>
-                          </w:hyperlink>
-                          <w:r>
-                            <w:rPr>
-                              <w:rFonts w:ascii="Arial MT"/>
-                              <w:color w:val="404041"/>
-                              <w:spacing w:val="40"/>
-                              <w:sz w:val="12"/>
-                            </w:rPr>
-                            <w:t xml:space="preserve"> </w:t>
-                          </w:r>
-                          <w:hyperlink r:id="rId5">
-                            <w:r>
-                              <w:rPr>
-                                <w:rFonts w:ascii="Arial MT"/>
-                                <w:color w:val="404041"/>
-                                <w:spacing w:val="-2"/>
-                                <w:w w:val="80"/>
-                                <w:sz w:val="12"/>
-                              </w:rPr>
-                              <w:t>www.uteq.edu.ec</w:t>
-                            </w:r>
-                          </w:hyperlink>
-                        </w:p>
-                      </w:txbxContent>
-                    </wps:txbx>
-                    <wps:bodyPr wrap="square" lIns="0" tIns="0" rIns="0" bIns="0" rtlCol="0">
-                      <a:noAutofit/>
-                    </wps:bodyPr>
-                  </wps:wsp>
-                </a:graphicData>
-              </a:graphic>
-            </wp:anchor>
-          </w:drawing>
-        </mc:Choice>
-        <mc:Fallback>
-          <w:pict>
-            <v:shapetype w14:anchorId="4E083776" id="_x0000_t202" coordsize="21600,21600" o:spt="202" path="m,l,21600r21600,l21600,xe">
-              <v:stroke joinstyle="miter"/>
-              <v:path gradientshapeok="t" o:connecttype="rect"/>
-            </v:shapetype>
-            <v:shape id="Textbox 20" o:spid="_x0000_s1027" type="#_x0000_t202" style="position:absolute;margin-left:310.35pt;margin-top:810.4pt;width:40.45pt;height:15.8pt;z-index:-15945728;visibility:visible;mso-wrap-style:square;mso-wrap-distance-left:0;mso-wrap-distance-top:0;mso-wrap-distance-right:0;mso-wrap-distance-bottom:0;mso-position-horizontal:absolute;mso-position-horizontal-relative:page;mso-position-vertical:absolute;mso-position-vertical-relative:page;v-text-anchor:top" o:gfxdata="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" filled="f" stroked="f">
-              <v:textbox inset="0,0,0,0">
-                <w:txbxContent>
-                  <w:p>
-                    <w:pPr>
-                      <w:spacing w:before="16" w:line="247" w:lineRule="auto"/>
-                      <w:ind w:left="22" w:right="18" w:hanging="3"/>
-                      <w:rPr>
-                        <w:rFonts w:ascii="Arial MT"/>
-                        <w:sz w:val="12"/>
-                      </w:rPr>
-                    </w:pPr>
-                    <w:hyperlink r:id="rId6">
-                      <w:r>
-                        <w:rPr>
-                          <w:rFonts w:ascii="Arial MT"/>
-                          <w:color w:val="404041"/>
-                          <w:spacing w:val="-2"/>
-                          <w:w w:val="80"/>
-                          <w:sz w:val="12"/>
-                        </w:rPr>
-                        <w:t>info@uteq.edu.ec</w:t>
-                      </w:r>
-                    </w:hyperlink>
-                    <w:r>
-                      <w:rPr>
-                        <w:rFonts w:ascii="Arial MT"/>
-                        <w:color w:val="404041"/>
-                        <w:spacing w:val="40"/>
-                        <w:sz w:val="12"/>
-                      </w:rPr>
-                      <w:t xml:space="preserve"> </w:t>
-                    </w:r>
-                    <w:hyperlink r:id="rId7">
-                      <w:r>
-                        <w:rPr>
-                          <w:rFonts w:ascii="Arial MT"/>
-                          <w:color w:val="404041"/>
-                          <w:spacing w:val="-2"/>
-                          <w:w w:val="80"/>
-                          <w:sz w:val="12"/>
-                        </w:rPr>
-                        <w:t>www.uteq.edu.ec</w:t>
-                      </w:r>
-                    </w:hyperlink>
-                  </w:p>
-                </w:txbxContent>
-              </v:textbox>
-              <w10:wrap anchorx="page" anchory="page"/>
-            </v:shape>
-          </w:pict>
-        </mc:Fallback>
-      </mc:AlternateContent>
-    </w:r>
-    <w:r>
-      <w:rPr>
-        <w:noProof/>
-        <w:sz w:val="20"/>
-      </w:rPr>
-      <mc:AlternateContent>
-        <mc:Choice Requires="wps">
-          <w:drawing>
-            <wp:anchor distT="0" distB="0" distL="0" distR="0" simplePos="0" relativeHeight="487371264" behindDoc="1" locked="0" layoutInCell="1" allowOverlap="1" wp14:anchorId="5DB3CEF2" wp14:editId="56171372">
-              <wp:simplePos x="0" y="0"/>
-              <wp:positionH relativeFrom="page">
-                <wp:posOffset>4988433</wp:posOffset>
-              </wp:positionH>
-              <wp:positionV relativeFrom="page">
-                <wp:posOffset>10290661</wp:posOffset>
-              </wp:positionV>
-              <wp:extent cx="1605915" cy="202565"/>
-              <wp:effectExtent l="0" t="0" r="0" b="0"/>
-              <wp:wrapNone/>
-              <wp:docPr id="21" name="Textbox 21"/>
-              <wp:cNvGraphicFramePr>
-                <a:graphicFrameLocks xmlns:a="http://schemas.openxmlformats.org/drawingml/2006/main"/>
-              </wp:cNvGraphicFramePr>
-              <a:graphic xmlns:a="http://schemas.openxmlformats.org/drawingml/2006/main">
-                <a:graphicData uri="http://schemas.microsoft.com/office/word/2010/wordprocessingShape">
-                  <wps:wsp>
-                    <wps:cNvSpPr txBox="1">
-                      <a:spLocks/>
-                    </wps:cNvSpPr>
-                    <wps:spPr>
-                      <a:xfrm>
-                        <a:off x="0" y="0"/>
-                        <a:ext cx="1605915" cy="202565"/>
-                      </a:xfrm>
-                      <a:prstGeom prst="rect">
-                        <a:avLst/>
-                      </a:prstGeom>
-                    </wps:spPr>
-                    <wps:txbx>
-                      <w:txbxContent>
-                        <w:p>
-                          <w:pPr>
-                            <w:spacing w:before="16" w:line="249" w:lineRule="auto"/>
-                            <w:ind w:left="20" w:right="18" w:firstLine="290"/>
-                            <w:rPr>
-                              <w:rFonts w:ascii="Arial MT" w:hAnsi="Arial MT"/>
-                              <w:sz w:val="12"/>
-                            </w:rPr>
-                          </w:pPr>
-                          <w:r>
-                            <w:rPr>
-                              <w:rFonts w:ascii="Arial MT" w:hAnsi="Arial MT"/>
-                              <w:color w:val="404041"/>
-                              <w:w w:val="80"/>
-                              <w:sz w:val="12"/>
-                            </w:rPr>
-                            <w:t>Campus Central, Av. Quito km. 1 1/2 vía a Santo</w:t>
-                          </w:r>
-                          <w:r>
-                            <w:rPr>
-                              <w:rFonts w:ascii="Arial MT" w:hAnsi="Arial MT"/>
-                              <w:color w:val="404041"/>
-                              <w:spacing w:val="40"/>
-                              <w:sz w:val="12"/>
-                            </w:rPr>
-                            <w:t xml:space="preserve"> </w:t>
-                          </w:r>
-                          <w:r>
-                            <w:rPr>
-                              <w:rFonts w:ascii="Arial MT" w:hAnsi="Arial MT"/>
-                              <w:color w:val="404041"/>
-                              <w:w w:val="80"/>
-                              <w:sz w:val="12"/>
-                            </w:rPr>
-                            <w:t>Domingo</w:t>
-                          </w:r>
-                          <w:r>
-                            <w:rPr>
-                              <w:rFonts w:ascii="Arial MT" w:hAnsi="Arial MT"/>
-                              <w:color w:val="404041"/>
-                              <w:spacing w:val="14"/>
-                              <w:sz w:val="12"/>
-                            </w:rPr>
-                            <w:t xml:space="preserve"> </w:t>
-                          </w:r>
-                          <w:r>
-                            <w:rPr>
-                              <w:rFonts w:ascii="Arial MT" w:hAnsi="Arial MT"/>
-                              <w:color w:val="404041"/>
-                              <w:w w:val="80"/>
-                              <w:sz w:val="12"/>
-                            </w:rPr>
-                            <w:t>de</w:t>
-                          </w:r>
-                          <w:r>
-                            <w:rPr>
-                              <w:rFonts w:ascii="Arial MT" w:hAnsi="Arial MT"/>
-                              <w:color w:val="404041"/>
-                              <w:spacing w:val="14"/>
-                              <w:sz w:val="12"/>
-                            </w:rPr>
-                            <w:t xml:space="preserve"> </w:t>
-                          </w:r>
-                          <w:r>
-                            <w:rPr>
-                              <w:rFonts w:ascii="Arial MT" w:hAnsi="Arial MT"/>
-                              <w:color w:val="404041"/>
-                              <w:w w:val="80"/>
-                              <w:sz w:val="12"/>
-                            </w:rPr>
-                            <w:t>los</w:t>
-                          </w:r>
-                          <w:r>
-                            <w:rPr>
-                              <w:rFonts w:ascii="Arial MT" w:hAnsi="Arial MT"/>
-                              <w:color w:val="404041"/>
-                              <w:spacing w:val="7"/>
-                              <w:sz w:val="12"/>
-                            </w:rPr>
-                            <w:t xml:space="preserve"> </w:t>
-                          </w:r>
-                          <w:r>
-                            <w:rPr>
-                              <w:rFonts w:ascii="Arial MT" w:hAnsi="Arial MT"/>
-                              <w:color w:val="404041"/>
-                              <w:w w:val="80"/>
-                              <w:sz w:val="12"/>
-                            </w:rPr>
-                            <w:t>Tsáchilas.</w:t>
-                          </w:r>
-                          <w:r>
-                            <w:rPr>
-                              <w:rFonts w:ascii="Arial MT" w:hAnsi="Arial MT"/>
-                              <w:color w:val="404041"/>
-                              <w:spacing w:val="18"/>
-                              <w:sz w:val="12"/>
-                            </w:rPr>
-                            <w:t xml:space="preserve"> </w:t>
-                          </w:r>
-                          <w:r>
-                            <w:rPr>
-                              <w:rFonts w:ascii="Arial MT" w:hAnsi="Arial MT"/>
-                              <w:color w:val="404041"/>
-                              <w:w w:val="80"/>
-                              <w:sz w:val="12"/>
-                            </w:rPr>
-                            <w:t>Quevedo-Los</w:t>
-                          </w:r>
-                          <w:r>
-                            <w:rPr>
-                              <w:rFonts w:ascii="Arial MT" w:hAnsi="Arial MT"/>
-                              <w:color w:val="404041"/>
-                              <w:spacing w:val="15"/>
-                              <w:sz w:val="12"/>
-                            </w:rPr>
-                            <w:t xml:space="preserve"> </w:t>
-                          </w:r>
-                          <w:r>
-                            <w:rPr>
-                              <w:rFonts w:ascii="Arial MT" w:hAnsi="Arial MT"/>
-                              <w:color w:val="404041"/>
-                              <w:w w:val="80"/>
-                              <w:sz w:val="12"/>
-                            </w:rPr>
-                            <w:t>Ríos-</w:t>
-                          </w:r>
-                          <w:r>
-                            <w:rPr>
-                              <w:rFonts w:ascii="Arial MT" w:hAnsi="Arial MT"/>
-                              <w:color w:val="404041"/>
-                              <w:spacing w:val="-2"/>
-                              <w:w w:val="80"/>
-                              <w:sz w:val="12"/>
-                            </w:rPr>
-                            <w:t>Ecuador</w:t>
-                          </w:r>
-                        </w:p>
-                      </w:txbxContent>
-                    </wps:txbx>
-                    <wps:bodyPr wrap="square" lIns="0" tIns="0" rIns="0" bIns="0" rtlCol="0">
-                      <a:noAutofit/>
-                    </wps:bodyPr>
-                  </wps:wsp>
-                </a:graphicData>
-              </a:graphic>
-            </wp:anchor>
-          </w:drawing>
-        </mc:Choice>
-        <mc:Fallback>
-          <w:pict>
-            <v:shape w14:anchorId="5DB3CEF2" id="Textbox 21" o:spid="_x0000_s1028" type="#_x0000_t202" style="position:absolute;margin-left:392.8pt;margin-top:810.3pt;width:126.45pt;height:15.95pt;z-index:-15945216;visibility:visible;mso-wrap-style:square;mso-wrap-distance-left:0;mso-wrap-distance-top:0;mso-wrap-distance-right:0;mso-wrap-distance-bottom:0;mso-position-horizontal:absolute;mso-position-horizontal-relative:page;mso-position-vertical:absolute;mso-position-vertical-relative:page;v-text-anchor:top" o:gfxdata="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" filled="f" stroked="f">
-              <v:textbox inset="0,0,0,0">
-                <w:txbxContent>
-                  <w:p>
-                    <w:pPr>
-                      <w:spacing w:before="16" w:line="249" w:lineRule="auto"/>
-                      <w:ind w:left="20" w:right="18" w:firstLine="290"/>
-                      <w:rPr>
-                        <w:rFonts w:ascii="Arial MT" w:hAnsi="Arial MT"/>
-                        <w:sz w:val="12"/>
-                      </w:rPr>
-                    </w:pPr>
-                    <w:r>
-                      <w:rPr>
-                        <w:rFonts w:ascii="Arial MT" w:hAnsi="Arial MT"/>
-                        <w:color w:val="404041"/>
-                        <w:w w:val="80"/>
-                        <w:sz w:val="12"/>
-                      </w:rPr>
-                      <w:t>Campus Central, Av. Quito km. 1 1/2 vía a Santo</w:t>
-                    </w:r>
-                    <w:r>
-                      <w:rPr>
-                        <w:rFonts w:ascii="Arial MT" w:hAnsi="Arial MT"/>
-                        <w:color w:val="404041"/>
-                        <w:spacing w:val="40"/>
-                        <w:sz w:val="12"/>
-                      </w:rPr>
-                      <w:t xml:space="preserve"> </w:t>
-                    </w:r>
-                    <w:r>
-                      <w:rPr>
-                        <w:rFonts w:ascii="Arial MT" w:hAnsi="Arial MT"/>
-                        <w:color w:val="404041"/>
-                        <w:w w:val="80"/>
-                        <w:sz w:val="12"/>
-                      </w:rPr>
-                      <w:t>Domingo</w:t>
-                    </w:r>
-                    <w:r>
-                      <w:rPr>
-                        <w:rFonts w:ascii="Arial MT" w:hAnsi="Arial MT"/>
-                        <w:color w:val="404041"/>
-                        <w:spacing w:val="14"/>
-                        <w:sz w:val="12"/>
-                      </w:rPr>
-                      <w:t xml:space="preserve"> </w:t>
-                    </w:r>
-                    <w:r>
-                      <w:rPr>
-                        <w:rFonts w:ascii="Arial MT" w:hAnsi="Arial MT"/>
-                        <w:color w:val="404041"/>
-                        <w:w w:val="80"/>
-                        <w:sz w:val="12"/>
-                      </w:rPr>
-                      <w:t>de</w:t>
-                    </w:r>
-                    <w:r>
-                      <w:rPr>
-                        <w:rFonts w:ascii="Arial MT" w:hAnsi="Arial MT"/>
-                        <w:color w:val="404041"/>
-                        <w:spacing w:val="14"/>
-                        <w:sz w:val="12"/>
-                      </w:rPr>
-                      <w:t xml:space="preserve"> </w:t>
-                    </w:r>
-                    <w:r>
-                      <w:rPr>
-                        <w:rFonts w:ascii="Arial MT" w:hAnsi="Arial MT"/>
-                        <w:color w:val="404041"/>
-                        <w:w w:val="80"/>
-                        <w:sz w:val="12"/>
-                      </w:rPr>
-                      <w:t>los</w:t>
-                    </w:r>
-                    <w:r>
-                      <w:rPr>
-                        <w:rFonts w:ascii="Arial MT" w:hAnsi="Arial MT"/>
-                        <w:color w:val="404041"/>
-                        <w:spacing w:val="7"/>
-                        <w:sz w:val="12"/>
-                      </w:rPr>
-                      <w:t xml:space="preserve"> </w:t>
-                    </w:r>
-                    <w:r>
-                      <w:rPr>
-                        <w:rFonts w:ascii="Arial MT" w:hAnsi="Arial MT"/>
-                        <w:color w:val="404041"/>
-                        <w:w w:val="80"/>
-                        <w:sz w:val="12"/>
-                      </w:rPr>
-                      <w:t>Tsáchilas.</w:t>
-                    </w:r>
-                    <w:r>
-                      <w:rPr>
-                        <w:rFonts w:ascii="Arial MT" w:hAnsi="Arial MT"/>
-                        <w:color w:val="404041"/>
-                        <w:spacing w:val="18"/>
-                        <w:sz w:val="12"/>
-                      </w:rPr>
-                      <w:t xml:space="preserve"> </w:t>
-                    </w:r>
-                    <w:r>
-                      <w:rPr>
-                        <w:rFonts w:ascii="Arial MT" w:hAnsi="Arial MT"/>
-                        <w:color w:val="404041"/>
-                        <w:w w:val="80"/>
-                        <w:sz w:val="12"/>
-                      </w:rPr>
-                      <w:t>Quevedo-Los</w:t>
-                    </w:r>
-                    <w:r>
-                      <w:rPr>
-                        <w:rFonts w:ascii="Arial MT" w:hAnsi="Arial MT"/>
-                        <w:color w:val="404041"/>
-                        <w:spacing w:val="15"/>
-                        <w:sz w:val="12"/>
-                      </w:rPr>
-                      <w:t xml:space="preserve"> </w:t>
-                    </w:r>
-                    <w:r>
-                      <w:rPr>
-                        <w:rFonts w:ascii="Arial MT" w:hAnsi="Arial MT"/>
-                        <w:color w:val="404041"/>
-                        <w:w w:val="80"/>
-                        <w:sz w:val="12"/>
-                      </w:rPr>
-                      <w:t>Ríos-</w:t>
-                    </w:r>
-                    <w:r>
-                      <w:rPr>
-                        <w:rFonts w:ascii="Arial MT" w:hAnsi="Arial MT"/>
-                        <w:color w:val="404041"/>
-                        <w:spacing w:val="-2"/>
-                        <w:w w:val="80"/>
-                        <w:sz w:val="12"/>
-                      </w:rPr>
-                      <w:t>Ecuador</w:t>
-                    </w:r>
-                  </w:p>
-                </w:txbxContent>
-              </v:textbox>
-              <w10:wrap anchorx="page" anchory="page"/>
-            </v:shape>
-          </w:pict>
-        </mc:Fallback>
-      </mc:AlternateContent>
-    </w:r>
-    <w:r>
-      <w:rPr>
-        <w:noProof/>
-        <w:sz w:val="20"/>
-      </w:rPr>
-      <mc:AlternateContent>
-        <mc:Choice Requires="wps">
-          <w:drawing>
-            <wp:anchor distT="0" distB="0" distL="0" distR="0" simplePos="0" relativeHeight="487371776" behindDoc="1" locked="0" layoutInCell="1" allowOverlap="1" wp14:anchorId="4E51EE14" wp14:editId="38276429">
-              <wp:simplePos x="0" y="0"/>
-              <wp:positionH relativeFrom="page">
-                <wp:posOffset>2917063</wp:posOffset>
-              </wp:positionH>
-              <wp:positionV relativeFrom="page">
-                <wp:posOffset>10301330</wp:posOffset>
-              </wp:positionV>
-              <wp:extent cx="569595" cy="203835"/>
-              <wp:effectExtent l="0" t="0" r="0" b="0"/>
-              <wp:wrapNone/>
-              <wp:docPr id="22" name="Textbox 22"/>
-              <wp:cNvGraphicFramePr>
-                <a:graphicFrameLocks xmlns:a="http://schemas.openxmlformats.org/drawingml/2006/main"/>
-              </wp:cNvGraphicFramePr>
-              <a:graphic xmlns:a="http://schemas.openxmlformats.org/drawingml/2006/main">
-                <a:graphicData uri="http://schemas.microsoft.com/office/word/2010/wordprocessingShape">
-                  <wps:wsp>
-                    <wps:cNvSpPr txBox="1">
-                      <a:spLocks/>
-                    </wps:cNvSpPr>
-                    <wps:spPr>
-                      <a:xfrm>
-                        <a:off x="0" y="0"/>
-                        <a:ext cx="569595" cy="203835"/>
-                      </a:xfrm>
-                      <a:prstGeom prst="rect">
-                        <a:avLst/>
-                      </a:prstGeom>
-                    </wps:spPr>
-                    <wps:txbx>
-                      <w:txbxContent>
-                        <w:p>
-                          <w:pPr>
-                            <w:spacing w:before="16"/>
-                            <w:ind w:right="18"/>
-                            <w:jc w:val="right"/>
-                            <w:rPr>
-                              <w:rFonts w:ascii="Arial MT"/>
-                              <w:sz w:val="12"/>
-                            </w:rPr>
-                          </w:pPr>
-                          <w:r>
-                            <w:rPr>
-                              <w:rFonts w:ascii="Arial MT"/>
-                              <w:color w:val="404041"/>
-                              <w:w w:val="85"/>
-                              <w:sz w:val="12"/>
-                            </w:rPr>
-                            <w:t>(+593)</w:t>
-                          </w:r>
-                          <w:r>
-                            <w:rPr>
-                              <w:rFonts w:ascii="Arial MT"/>
-                              <w:color w:val="404041"/>
-                              <w:spacing w:val="1"/>
-                              <w:sz w:val="12"/>
-                            </w:rPr>
-                            <w:t xml:space="preserve"> </w:t>
-                          </w:r>
-                          <w:r>
-                            <w:rPr>
-                              <w:rFonts w:ascii="Arial MT"/>
-                              <w:color w:val="404041"/>
-                              <w:w w:val="85"/>
-                              <w:sz w:val="12"/>
-                            </w:rPr>
-                            <w:t>5</w:t>
-                          </w:r>
-                          <w:r>
-                            <w:rPr>
-                              <w:rFonts w:ascii="Arial MT"/>
-                              <w:color w:val="404041"/>
-                              <w:spacing w:val="2"/>
-                              <w:sz w:val="12"/>
-                            </w:rPr>
-                            <w:t xml:space="preserve"> </w:t>
-                          </w:r>
-                          <w:r>
-                            <w:rPr>
-                              <w:rFonts w:ascii="Arial MT"/>
-                              <w:color w:val="404041"/>
-                              <w:w w:val="85"/>
-                              <w:sz w:val="12"/>
-                            </w:rPr>
-                            <w:t>3702-</w:t>
-                          </w:r>
-                          <w:r>
-                            <w:rPr>
-                              <w:rFonts w:ascii="Arial MT"/>
-                              <w:color w:val="404041"/>
-                              <w:spacing w:val="-5"/>
-                              <w:w w:val="85"/>
-                              <w:sz w:val="12"/>
-                            </w:rPr>
-                            <w:t>220</w:t>
-                          </w:r>
-                        </w:p>
-                        <w:p>
-                          <w:pPr>
-                            <w:spacing w:before="8"/>
-                            <w:ind w:right="19"/>
-                            <w:jc w:val="right"/>
-                            <w:rPr>
-                              <w:rFonts w:ascii="Arial MT"/>
-                              <w:sz w:val="12"/>
-                            </w:rPr>
-                          </w:pPr>
-                          <w:r>
-                            <w:rPr>
-                              <w:rFonts w:ascii="Arial MT"/>
-                              <w:color w:val="404041"/>
-                              <w:w w:val="80"/>
-                              <w:sz w:val="12"/>
-                            </w:rPr>
-                            <w:t>Ext.</w:t>
-                          </w:r>
-                          <w:r>
-                            <w:rPr>
-                              <w:rFonts w:ascii="Arial MT"/>
-                              <w:color w:val="404041"/>
-                              <w:spacing w:val="2"/>
-                              <w:sz w:val="12"/>
-                            </w:rPr>
-                            <w:t xml:space="preserve"> </w:t>
-                          </w:r>
-                          <w:r>
-                            <w:rPr>
-                              <w:rFonts w:ascii="Arial MT"/>
-                              <w:color w:val="404041"/>
-                              <w:spacing w:val="-4"/>
-                              <w:w w:val="90"/>
-                              <w:sz w:val="12"/>
-                            </w:rPr>
-                            <w:t>8001</w:t>
-                          </w:r>
-                        </w:p>
-                      </w:txbxContent>
-                    </wps:txbx>
-                    <wps:bodyPr wrap="square" lIns="0" tIns="0" rIns="0" bIns="0" rtlCol="0">
-                      <a:noAutofit/>
-                    </wps:bodyPr>
-                  </wps:wsp>
-                </a:graphicData>
-              </a:graphic>
-            </wp:anchor>
-          </w:drawing>
-        </mc:Choice>
-        <mc:Fallback>
-          <w:pict>
-            <v:shape w14:anchorId="4E51EE14" id="Textbox 22" o:spid="_x0000_s1029" type="#_x0000_t202" style="position:absolute;margin-left:229.7pt;margin-top:811.15pt;width:44.85pt;height:16.05pt;z-index:-15944704;visibility:visible;mso-wrap-style:square;mso-wrap-distance-left:0;mso-wrap-distance-top:0;mso-wrap-distance-right:0;mso-wrap-distance-bottom:0;mso-position-horizontal:absolute;mso-position-horizontal-relative:page;mso-position-vertical:absolute;mso-position-vertical-relative:page;v-text-anchor:top" o:gfxdata="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" filled="f" stroked="f">
-              <v:textbox inset="0,0,0,0">
-                <w:txbxContent>
-                  <w:p>
-                    <w:pPr>
-                      <w:spacing w:before="16"/>
-                      <w:ind w:right="18"/>
-                      <w:jc w:val="right"/>
-                      <w:rPr>
-                        <w:rFonts w:ascii="Arial MT"/>
-                        <w:sz w:val="12"/>
-                      </w:rPr>
-                    </w:pPr>
-                    <w:r>
-                      <w:rPr>
-                        <w:rFonts w:ascii="Arial MT"/>
-                        <w:color w:val="404041"/>
-                        <w:w w:val="85"/>
-                        <w:sz w:val="12"/>
-                      </w:rPr>
-                      <w:t>(+593)</w:t>
-                    </w:r>
-                    <w:r>
-                      <w:rPr>
-                        <w:rFonts w:ascii="Arial MT"/>
-                        <w:color w:val="404041"/>
-                        <w:spacing w:val="1"/>
-                        <w:sz w:val="12"/>
-                      </w:rPr>
-                      <w:t xml:space="preserve"> </w:t>
-                    </w:r>
-                    <w:r>
-                      <w:rPr>
-                        <w:rFonts w:ascii="Arial MT"/>
-                        <w:color w:val="404041"/>
-                        <w:w w:val="85"/>
-                        <w:sz w:val="12"/>
-                      </w:rPr>
-                      <w:t>5</w:t>
-                    </w:r>
-                    <w:r>
-                      <w:rPr>
-                        <w:rFonts w:ascii="Arial MT"/>
-                        <w:color w:val="404041"/>
-                        <w:spacing w:val="2"/>
-                        <w:sz w:val="12"/>
-                      </w:rPr>
-                      <w:t xml:space="preserve"> </w:t>
-                    </w:r>
-                    <w:r>
-                      <w:rPr>
-                        <w:rFonts w:ascii="Arial MT"/>
-                        <w:color w:val="404041"/>
-                        <w:w w:val="85"/>
-                        <w:sz w:val="12"/>
-                      </w:rPr>
-                      <w:t>3702-</w:t>
-                    </w:r>
-                    <w:r>
-                      <w:rPr>
-                        <w:rFonts w:ascii="Arial MT"/>
-                        <w:color w:val="404041"/>
-                        <w:spacing w:val="-5"/>
-                        <w:w w:val="85"/>
-                        <w:sz w:val="12"/>
-                      </w:rPr>
-                      <w:t>220</w:t>
-                    </w:r>
-                  </w:p>
-                  <w:p>
-                    <w:pPr>
-                      <w:spacing w:before="8"/>
-                      <w:ind w:right="19"/>
-                      <w:jc w:val="right"/>
-                      <w:rPr>
-                        <w:rFonts w:ascii="Arial MT"/>
-                        <w:sz w:val="12"/>
-                      </w:rPr>
-                    </w:pPr>
-                    <w:r>
-                      <w:rPr>
-                        <w:rFonts w:ascii="Arial MT"/>
-                        <w:color w:val="404041"/>
-                        <w:w w:val="80"/>
-                        <w:sz w:val="12"/>
-                      </w:rPr>
-                      <w:t>Ext.</w:t>
-                    </w:r>
-                    <w:r>
-                      <w:rPr>
-                        <w:rFonts w:ascii="Arial MT"/>
-                        <w:color w:val="404041"/>
-                        <w:spacing w:val="2"/>
-                        <w:sz w:val="12"/>
-                      </w:rPr>
-                      <w:t xml:space="preserve"> </w:t>
-                    </w:r>
-                    <w:r>
-                      <w:rPr>
-                        <w:rFonts w:ascii="Arial MT"/>
-                        <w:color w:val="404041"/>
-                        <w:spacing w:val="-4"/>
-                        <w:w w:val="90"/>
-                        <w:sz w:val="12"/>
-                      </w:rPr>
-                      <w:t>8001</w:t>
-                    </w:r>
-                  </w:p>
-                </w:txbxContent>
-              </v:textbox>
-              <w10:wrap anchorx="page" anchory="page"/>
-            </v:shape>
-          </w:pict>
-        </mc:Fallback>
-      </mc:AlternateContent>
-    </w:r>
-    <w:r>
-      <w:rPr>
-        <w:noProof/>
-        <w:sz w:val="20"/>
-      </w:rPr>
-      <mc:AlternateContent>
-        <mc:Choice Requires="wps">
-          <w:drawing>
-            <wp:anchor distT="0" distB="0" distL="0" distR="0" simplePos="0" relativeHeight="487372288" behindDoc="1" locked="0" layoutInCell="1" allowOverlap="1" wp14:anchorId="5A3A4C23" wp14:editId="0987D35A">
-              <wp:simplePos x="0" y="0"/>
-              <wp:positionH relativeFrom="page">
-                <wp:posOffset>6982714</wp:posOffset>
-              </wp:positionH>
-              <wp:positionV relativeFrom="page">
-                <wp:posOffset>10354075</wp:posOffset>
-              </wp:positionV>
-              <wp:extent cx="184785" cy="139700"/>
-              <wp:effectExtent l="0" t="0" r="0" b="0"/>
-              <wp:wrapNone/>
-              <wp:docPr id="23" name="Textbox 23"/>
-              <wp:cNvGraphicFramePr>
-                <a:graphicFrameLocks xmlns:a="http://schemas.openxmlformats.org/drawingml/2006/main"/>
-              </wp:cNvGraphicFramePr>
-              <a:graphic xmlns:a="http://schemas.openxmlformats.org/drawingml/2006/main">
-                <a:graphicData uri="http://schemas.microsoft.com/office/word/2010/wordprocessingShape">
-                  <wps:wsp>
-                    <wps:cNvSpPr txBox="1">
-                      <a:spLocks/>
-                    </wps:cNvSpPr>
-                    <wps:spPr>
-                      <a:xfrm>
-                        <a:off x="0" y="0"/>
-                        <a:ext cx="184785" cy="139700"/>
-                      </a:xfrm>
-                      <a:prstGeom prst="rect">
-                        <a:avLst/>
-                      </a:prstGeom>
-                    </wps:spPr>
-                    <wps:txbx>
-                      <w:txbxContent>
-                        <w:p>
-                          <w:pPr>
-                            <w:spacing w:before="15"/>
-                            <w:ind w:left="60"/>
-                            <w:rPr>
-                              <w:rFonts w:ascii="Arial"/>
-                              <w:i/>
-                              <w:sz w:val="16"/>
-                            </w:rPr>
-                          </w:pPr>
-                          <w:r>
-                            <w:rPr>
-                              <w:rFonts w:ascii="Arial"/>
-                              <w:i/>
-                              <w:spacing w:val="-5"/>
-                              <w:sz w:val="16"/>
-                            </w:rPr>
-                            <w:fldChar w:fldCharType="begin"/>
-                          </w:r>
-                          <w:r>
-                            <w:rPr>
-                              <w:rFonts w:ascii="Arial"/>
-                              <w:i/>
-                              <w:spacing w:val="-5"/>
-                              <w:sz w:val="16"/>
-                            </w:rPr>
-                            <w:instrText xml:space="preserve"> PAGE </w:instrText>
-                          </w:r>
-                          <w:r>
-                            <w:rPr>
-                              <w:rFonts w:ascii="Arial"/>
-                              <w:i/>
-                              <w:spacing w:val="-5"/>
-                              <w:sz w:val="16"/>
-                            </w:rPr>
-                            <w:fldChar w:fldCharType="separate"/>
-                          </w:r>
-                          <w:r>
-                            <w:rPr>
-                              <w:rFonts w:ascii="Arial"/>
-                              <w:i/>
-                              <w:spacing w:val="-5"/>
-                              <w:sz w:val="16"/>
-                            </w:rPr>
-                            <w:t>1</w:t>
-                          </w:r>
-                          <w:r>
-                            <w:rPr>
-                              <w:rFonts w:ascii="Arial"/>
-                              <w:i/>
-                              <w:spacing w:val="-5"/>
-                              <w:sz w:val="16"/>
-                            </w:rPr>
-                            <w:fldChar w:fldCharType="end"/>
-                          </w:r>
-                          <w:r>
-                            <w:rPr>
-                              <w:rFonts w:ascii="Arial"/>
-                              <w:i/>
-                              <w:spacing w:val="-5"/>
-                              <w:sz w:val="16"/>
-                            </w:rPr>
-                            <w:t>/</w:t>
-                          </w:r>
-                          <w:r>
-                            <w:rPr>
-                              <w:rFonts w:ascii="Arial"/>
-                              <w:i/>
-                              <w:spacing w:val="-5"/>
-                              <w:sz w:val="16"/>
-                            </w:rPr>
-                            <w:fldChar w:fldCharType="begin"/>
-                          </w:r>
-                          <w:r>
-                            <w:rPr>
-                              <w:rFonts w:ascii="Arial"/>
-                              <w:i/>
-                              <w:spacing w:val="-5"/>
-                              <w:sz w:val="16"/>
-                            </w:rPr>
-                            <w:instrText xml:space="preserve"> NUMPAGES </w:instrText>
-                          </w:r>
-                          <w:r>
-                            <w:rPr>
-                              <w:rFonts w:ascii="Arial"/>
-                              <w:i/>
-                              <w:spacing w:val="-5"/>
-                              <w:sz w:val="16"/>
-                            </w:rPr>
-                            <w:fldChar w:fldCharType="separate"/>
-                          </w:r>
-                          <w:r>
-                            <w:rPr>
-                              <w:rFonts w:ascii="Arial"/>
-                              <w:i/>
-                              <w:spacing w:val="-5"/>
-                              <w:sz w:val="16"/>
-                            </w:rPr>
-                            <w:t>2</w:t>
-                          </w:r>
-                          <w:r>
-                            <w:rPr>
-                              <w:rFonts w:ascii="Arial"/>
-                              <w:i/>
-                              <w:spacing w:val="-5"/>
-                              <w:sz w:val="16"/>
-                            </w:rPr>
-                            <w:fldChar w:fldCharType="end"/>
-                          </w:r>
-                        </w:p>
-                      </w:txbxContent>
-                    </wps:txbx>
-                    <wps:bodyPr wrap="square" lIns="0" tIns="0" rIns="0" bIns="0" rtlCol="0">
-                      <a:noAutofit/>
-                    </wps:bodyPr>
-                  </wps:wsp>
-                </a:graphicData>
-              </a:graphic>
-            </wp:anchor>
-          </w:drawing>
-        </mc:Choice>
-        <mc:Fallback>
-          <w:pict>
-            <v:shape w14:anchorId="5A3A4C23" id="Textbox 23" o:spid="_x0000_s1030" type="#_x0000_t202" style="position:absolute;margin-left:549.8pt;margin-top:815.3pt;width:14.55pt;height:11pt;z-index:-15944192;visibility:visible;mso-wrap-style:square;mso-wrap-distance-left:0;mso-wrap-distance-top:0;mso-wrap-distance-right:0;mso-wrap-distance-bottom:0;mso-position-horizontal:absolute;mso-position-horizontal-relative:page;mso-position-vertical:absolute;mso-position-vertical-relative:page;v-text-anchor:top" o:gfxdata="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" filled="f" stroked="f">
-              <v:textbox inset="0,0,0,0">
-                <w:txbxContent>
-                  <w:p>
-                    <w:pPr>
-                      <w:spacing w:before="15"/>
-                      <w:ind w:left="60"/>
-                      <w:rPr>
-                        <w:rFonts w:ascii="Arial"/>
-                        <w:i/>
-                        <w:sz w:val="16"/>
-                      </w:rPr>
-                    </w:pPr>
-                    <w:r>
-                      <w:rPr>
-                        <w:rFonts w:ascii="Arial"/>
-                        <w:i/>
-                        <w:spacing w:val="-5"/>
-                        <w:sz w:val="16"/>
-                      </w:rPr>
-                      <w:fldChar w:fldCharType="begin"/>
-                    </w:r>
-                    <w:r>
-                      <w:rPr>
-                        <w:rFonts w:ascii="Arial"/>
-                        <w:i/>
-                        <w:spacing w:val="-5"/>
-                        <w:sz w:val="16"/>
-                      </w:rPr>
-                      <w:instrText xml:space="preserve"> PAGE </w:instrText>
-                    </w:r>
-                    <w:r>
-                      <w:rPr>
-                        <w:rFonts w:ascii="Arial"/>
-                        <w:i/>
-                        <w:spacing w:val="-5"/>
-                        <w:sz w:val="16"/>
-                      </w:rPr>
-                      <w:fldChar w:fldCharType="separate"/>
-                    </w:r>
-                    <w:r>
-                      <w:rPr>
-                        <w:rFonts w:ascii="Arial"/>
-                        <w:i/>
-                        <w:spacing w:val="-5"/>
-                        <w:sz w:val="16"/>
-                      </w:rPr>
-                      <w:t>1</w:t>
-                    </w:r>
-                    <w:r>
-                      <w:rPr>
-                        <w:rFonts w:ascii="Arial"/>
-                        <w:i/>
-                        <w:spacing w:val="-5"/>
-                        <w:sz w:val="16"/>
-                      </w:rPr>
-                      <w:fldChar w:fldCharType="end"/>
-                    </w:r>
-                    <w:r>
-                      <w:rPr>
-                        <w:rFonts w:ascii="Arial"/>
-                        <w:i/>
-                        <w:spacing w:val="-5"/>
-                        <w:sz w:val="16"/>
-                      </w:rPr>
-                      <w:t>/</w:t>
-                    </w:r>
-                    <w:r>
-                      <w:rPr>
-                        <w:rFonts w:ascii="Arial"/>
-                        <w:i/>
-                        <w:spacing w:val="-5"/>
-                        <w:sz w:val="16"/>
-                      </w:rPr>
-                      <w:fldChar w:fldCharType="begin"/>
-                    </w:r>
-                    <w:r>
-                      <w:rPr>
-                        <w:rFonts w:ascii="Arial"/>
-                        <w:i/>
-                        <w:spacing w:val="-5"/>
-                        <w:sz w:val="16"/>
-                      </w:rPr>
-                      <w:instrText xml:space="preserve"> NUMPAGES </w:instrText>
-                    </w:r>
-                    <w:r>
-                      <w:rPr>
-                        <w:rFonts w:ascii="Arial"/>
-                        <w:i/>
-                        <w:spacing w:val="-5"/>
-                        <w:sz w:val="16"/>
-                      </w:rPr>
-                      <w:fldChar w:fldCharType="separate"/>
-                    </w:r>
-                    <w:r>
-                      <w:rPr>
-                        <w:rFonts w:ascii="Arial"/>
-                        <w:i/>
-                        <w:spacing w:val="-5"/>
-                        <w:sz w:val="16"/>
-                      </w:rPr>
-                      <w:t>2</w:t>
-                    </w:r>
-                    <w:r>
-                      <w:rPr>
-                        <w:rFonts w:ascii="Arial"/>
-                        <w:i/>
-                        <w:spacing w:val="-5"/>
-                        <w:sz w:val="16"/>
-                      </w:rPr>
-                      <w:fldChar w:fldCharType="end"/>
-                    </w:r>
-                  </w:p>
-                </w:txbxContent>
-              </v:textbox>
-              <w10:wrap anchorx="page" anchory="page"/>
-            </v:shape>
-          </w:pict>
-        </mc:Fallback>
-      </mc:AlternateContent>
-    </w:r>
-    <w:r>
-      <w:rPr>
-        <w:noProof/>
-        <w:sz w:val="20"/>
-      </w:rPr>
-      <mc:AlternateContent>
-        <mc:Choice Requires="wps">
-          <w:drawing>
-            <wp:anchor distT="0" distB="0" distL="0" distR="0" simplePos="0" relativeHeight="487372800" behindDoc="1" locked="0" layoutInCell="1" allowOverlap="1" wp14:anchorId="3AC3E81B" wp14:editId="08AC276F">
-              <wp:simplePos x="0" y="0"/>
-              <wp:positionH relativeFrom="page">
-                <wp:posOffset>167131</wp:posOffset>
-              </wp:positionH>
-              <wp:positionV relativeFrom="page">
-                <wp:posOffset>10448003</wp:posOffset>
-              </wp:positionV>
-              <wp:extent cx="1444625" cy="97155"/>
-              <wp:effectExtent l="0" t="0" r="0" b="0"/>
-              <wp:wrapNone/>
-              <wp:docPr id="24" name="Textbox 24"/>
-              <wp:cNvGraphicFramePr>
-                <a:graphicFrameLocks xmlns:a="http://schemas.openxmlformats.org/drawingml/2006/main"/>
-              </wp:cNvGraphicFramePr>
-              <a:graphic xmlns:a="http://schemas.openxmlformats.org/drawingml/2006/main">
-                <a:graphicData uri="http://schemas.microsoft.com/office/word/2010/wordprocessingShape">
-                  <wps:wsp>
-                    <wps:cNvSpPr txBox="1">
-                      <a:spLocks/>
-                    </wps:cNvSpPr>
-                    <wps:spPr>
-                      <a:xfrm>
-                        <a:off x="0" y="0"/>
-                        <a:ext cx="1444625" cy="97155"/>
-                      </a:xfrm>
-                      <a:prstGeom prst="rect">
-                        <a:avLst/>
-                      </a:prstGeom>
-                    </wps:spPr>
-                    <wps:txbx>
-                      <w:txbxContent>
-                        <w:p>
-                          <w:pPr>
-                            <w:spacing w:before="17"/>
-                            <w:ind w:left="20"/>
-                            <w:rPr>
-                              <w:rFonts w:ascii="Arial" w:hAnsi="Arial"/>
-                              <w:i/>
-                              <w:sz w:val="10"/>
-                            </w:rPr>
-                          </w:pPr>
-                          <w:r>
-                            <w:rPr>
-                              <w:rFonts w:ascii="Arial" w:hAnsi="Arial"/>
-                              <w:i/>
-                              <w:sz w:val="10"/>
-                            </w:rPr>
-                            <w:t>*</w:t>
-                          </w:r>
-                          <w:r>
-                            <w:rPr>
-                              <w:rFonts w:ascii="Arial" w:hAnsi="Arial"/>
-                              <w:i/>
-                              <w:spacing w:val="-6"/>
-                              <w:sz w:val="10"/>
-                            </w:rPr>
-                            <w:t xml:space="preserve"> </w:t>
-                          </w:r>
-                          <w:r>
-                            <w:rPr>
-                              <w:rFonts w:ascii="Arial" w:hAnsi="Arial"/>
-                              <w:i/>
-                              <w:sz w:val="10"/>
-                            </w:rPr>
-                            <w:t>Documento</w:t>
-                          </w:r>
-                          <w:r>
-                            <w:rPr>
-                              <w:rFonts w:ascii="Arial" w:hAnsi="Arial"/>
-                              <w:i/>
-                              <w:spacing w:val="-5"/>
-                              <w:sz w:val="10"/>
-                            </w:rPr>
-                            <w:t xml:space="preserve"> </w:t>
-                          </w:r>
-                          <w:r>
-                            <w:rPr>
-                              <w:rFonts w:ascii="Arial" w:hAnsi="Arial"/>
-                              <w:i/>
-                              <w:sz w:val="10"/>
-                            </w:rPr>
-                            <w:t>firmado</w:t>
-                          </w:r>
-                          <w:r>
-                            <w:rPr>
-                              <w:rFonts w:ascii="Arial" w:hAnsi="Arial"/>
-                              <w:i/>
-                              <w:spacing w:val="-5"/>
-                              <w:sz w:val="10"/>
-                            </w:rPr>
-                            <w:t xml:space="preserve"> </w:t>
-                          </w:r>
-                          <w:r>
-                            <w:rPr>
-                              <w:rFonts w:ascii="Arial" w:hAnsi="Arial"/>
-                              <w:i/>
-                              <w:sz w:val="10"/>
-                            </w:rPr>
-                            <w:t>electrónicamente</w:t>
-                          </w:r>
-                          <w:r>
-                            <w:rPr>
-                              <w:rFonts w:ascii="Arial" w:hAnsi="Arial"/>
-                              <w:i/>
-                              <w:spacing w:val="-5"/>
-                              <w:sz w:val="10"/>
-                            </w:rPr>
-                            <w:t xml:space="preserve"> </w:t>
-                          </w:r>
-                          <w:r>
-                            <w:rPr>
-                              <w:rFonts w:ascii="Arial" w:hAnsi="Arial"/>
-                              <w:i/>
-                              <w:sz w:val="10"/>
-                            </w:rPr>
-                            <w:t>por</w:t>
-                          </w:r>
-                          <w:r>
-                            <w:rPr>
-                              <w:rFonts w:ascii="Arial" w:hAnsi="Arial"/>
-                              <w:i/>
-                              <w:spacing w:val="-6"/>
-                              <w:sz w:val="10"/>
-                            </w:rPr>
-                            <w:t xml:space="preserve"> </w:t>
-                          </w:r>
-                          <w:r>
-                            <w:rPr>
-                              <w:rFonts w:ascii="Arial" w:hAnsi="Arial"/>
-                              <w:i/>
-                              <w:spacing w:val="-2"/>
-                              <w:sz w:val="10"/>
-                            </w:rPr>
-                            <w:t>Quipux</w:t>
-                          </w:r>
-                        </w:p>
-                      </w:txbxContent>
-                    </wps:txbx>
-                    <wps:bodyPr wrap="square" lIns="0" tIns="0" rIns="0" bIns="0" rtlCol="0">
-                      <a:noAutofit/>
-                    </wps:bodyPr>
-                  </wps:wsp>
-                </a:graphicData>
-              </a:graphic>
-            </wp:anchor>
-          </w:drawing>
-        </mc:Choice>
-        <mc:Fallback>
-          <w:pict>
-            <v:shape w14:anchorId="3AC3E81B" id="Textbox 24" o:spid="_x0000_s1031" type="#_x0000_t202" style="position:absolute;margin-left:13.15pt;margin-top:822.7pt;width:113.75pt;height:7.65pt;z-index:-15943680;visibility:visible;mso-wrap-style:square;mso-wrap-distance-left:0;mso-wrap-distance-top:0;mso-wrap-distance-right:0;mso-wrap-distance-bottom:0;mso-position-horizontal:absolute;mso-position-horizontal-relative:page;mso-position-vertical:absolute;mso-position-vertical-relative:page;v-text-anchor:top" o:gfxdata="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" filled="f" stroked="f">
-              <v:textbox inset="0,0,0,0">
-                <w:txbxContent>
-                  <w:p>
-                    <w:pPr>
-                      <w:spacing w:before="17"/>
-                      <w:ind w:left="20"/>
-                      <w:rPr>
-                        <w:rFonts w:ascii="Arial" w:hAnsi="Arial"/>
-                        <w:i/>
-                        <w:sz w:val="10"/>
-                      </w:rPr>
-                    </w:pPr>
-                    <w:r>
-                      <w:rPr>
-                        <w:rFonts w:ascii="Arial" w:hAnsi="Arial"/>
-                        <w:i/>
-                        <w:sz w:val="10"/>
-                      </w:rPr>
-                      <w:t>*</w:t>
-                    </w:r>
-                    <w:r>
-                      <w:rPr>
-                        <w:rFonts w:ascii="Arial" w:hAnsi="Arial"/>
-                        <w:i/>
-                        <w:spacing w:val="-6"/>
-                        <w:sz w:val="10"/>
-                      </w:rPr>
-                      <w:t xml:space="preserve"> </w:t>
-                    </w:r>
-                    <w:r>
-                      <w:rPr>
-                        <w:rFonts w:ascii="Arial" w:hAnsi="Arial"/>
-                        <w:i/>
-                        <w:sz w:val="10"/>
-                      </w:rPr>
-                      <w:t>Documento</w:t>
-                    </w:r>
-                    <w:r>
-                      <w:rPr>
-                        <w:rFonts w:ascii="Arial" w:hAnsi="Arial"/>
-                        <w:i/>
-                        <w:spacing w:val="-5"/>
-                        <w:sz w:val="10"/>
-                      </w:rPr>
-                      <w:t xml:space="preserve"> </w:t>
-                    </w:r>
-                    <w:r>
-                      <w:rPr>
-                        <w:rFonts w:ascii="Arial" w:hAnsi="Arial"/>
-                        <w:i/>
-                        <w:sz w:val="10"/>
-                      </w:rPr>
-                      <w:t>firmado</w:t>
-                    </w:r>
-                    <w:r>
-                      <w:rPr>
-                        <w:rFonts w:ascii="Arial" w:hAnsi="Arial"/>
-                        <w:i/>
-                        <w:spacing w:val="-5"/>
-                        <w:sz w:val="10"/>
-                      </w:rPr>
-                      <w:t xml:space="preserve"> </w:t>
-                    </w:r>
-                    <w:r>
-                      <w:rPr>
-                        <w:rFonts w:ascii="Arial" w:hAnsi="Arial"/>
-                        <w:i/>
-                        <w:sz w:val="10"/>
-                      </w:rPr>
-                      <w:t>electrónicamente</w:t>
-                    </w:r>
-                    <w:r>
-                      <w:rPr>
-                        <w:rFonts w:ascii="Arial" w:hAnsi="Arial"/>
-                        <w:i/>
-                        <w:spacing w:val="-5"/>
-                        <w:sz w:val="10"/>
-                      </w:rPr>
-                      <w:t xml:space="preserve"> </w:t>
-                    </w:r>
-                    <w:r>
-                      <w:rPr>
-                        <w:rFonts w:ascii="Arial" w:hAnsi="Arial"/>
-                        <w:i/>
-                        <w:sz w:val="10"/>
-                      </w:rPr>
-                      <w:t>por</w:t>
-                    </w:r>
-                    <w:r>
-                      <w:rPr>
-                        <w:rFonts w:ascii="Arial" w:hAnsi="Arial"/>
-                        <w:i/>
-                        <w:spacing w:val="-6"/>
-                        <w:sz w:val="10"/>
-                      </w:rPr>
-                      <w:t xml:space="preserve"> </w:t>
-                    </w:r>
-                    <w:r>
-                      <w:rPr>
-                        <w:rFonts w:ascii="Arial" w:hAnsi="Arial"/>
-                        <w:i/>
-                        <w:spacing w:val="-2"/>
-                        <w:sz w:val="10"/>
-                      </w:rPr>
-                      <w:t>Quipux</w:t>
-                    </w:r>
-                  </w:p>
-                </w:txbxContent>
-              </v:textbox>
-              <w10:wrap anchorx="page" anchory="page"/>
-            </v:shape>
-          </w:pict>
-        </mc:Fallback>
-      </mc:AlternateContent>
-    </w:r>
   </w:p>
 </w:ftr>
 </file>
@@ -4927,6 +4365,21 @@
 </file>
 
 <file path=customXml/item1.xml><?xml version="1.0" encoding="utf-8"?>
+<p:properties xmlns:p="http://schemas.microsoft.com/office/2006/metadata/properties" xmlns:xsi="http://www.w3.org/2001/XMLSchema-instance" xmlns:pc="http://schemas.microsoft.com/office/infopath/2007/PartnerControls">
+  <documentManagement/>
+</p:properties>
+</file>
+
+<file path=customXml/item2.xml><?xml version="1.0" encoding="utf-8"?>
+<?mso-contentType ?>
+<FormTemplates xmlns="http://schemas.microsoft.com/sharepoint/v3/contenttype/forms">
+  <Display>DocumentLibraryForm</Display>
+  <Edit>DocumentLibraryForm</Edit>
+  <New>DocumentLibraryForm</New>
+</FormTemplates>
+</file>
+
+<file path=customXml/item3.xml><?xml version="1.0" encoding="utf-8"?>
 <ct:contentTypeSchema xmlns:ct="http://schemas.microsoft.com/office/2006/metadata/contentType" xmlns:ma="http://schemas.microsoft.com/office/2006/metadata/properties/metaAttributes" ct:_="" ma:_="" ma:contentTypeName="Documento" ma:contentTypeID="0x010100A5C0487A85234041ABCC04D606B0D680" ma:contentTypeVersion="5" ma:contentTypeDescription="Crear nuevo documento." ma:contentTypeScope="" ma:versionID="6d094827869f244beb391974ab66f189">
   <xsd:schema xmlns:xsd="http://www.w3.org/2001/XMLSchema" xmlns:xs="http://www.w3.org/2001/XMLSchema" xmlns:p="http://schemas.microsoft.com/office/2006/metadata/properties" xmlns:ns3="412e5359-321c-4749-b6c6-497cf934ab24" targetNamespace="http://schemas.microsoft.com/office/2006/metadata/properties" ma:root="true" ma:fieldsID="af6155844eb6d635d1c7cc08d615fd49" ns3:_="">
     <xsd:import namespace="412e5359-321c-4749-b6c6-497cf934ab24"/>
@@ -5078,22 +4531,24 @@
 </ct:contentTypeSchema>
 </file>
 
-<file path=customXml/item2.xml><?xml version="1.0" encoding="utf-8"?>
-<?mso-contentType ?>
-<FormTemplates xmlns="http://schemas.microsoft.com/sharepoint/v3/contenttype/forms">
-  <Display>DocumentLibraryForm</Display>
-  <Edit>DocumentLibraryForm</Edit>
-  <New>DocumentLibraryForm</New>
-</FormTemplates>
+<file path=customXml/itemProps1.xml><?xml version="1.0" encoding="utf-8"?>
+<ds:datastoreItem xmlns:ds="http://schemas.openxmlformats.org/officeDocument/2006/customXml" ds:itemID="{D4274A75-3DE5-4E07-95A5-F8982DDA4915}">
+  <ds:schemaRefs>
+    <ds:schemaRef ds:uri="http://schemas.microsoft.com/office/2006/metadata/properties"/>
+    <ds:schemaRef ds:uri="http://schemas.microsoft.com/office/infopath/2007/PartnerControls"/>
+  </ds:schemaRefs>
+</ds:datastoreItem>
 </file>
 
-<file path=customXml/item3.xml><?xml version="1.0" encoding="utf-8"?>
-<p:properties xmlns:p="http://schemas.microsoft.com/office/2006/metadata/properties" xmlns:xsi="http://www.w3.org/2001/XMLSchema-instance" xmlns:pc="http://schemas.microsoft.com/office/infopath/2007/PartnerControls">
-  <documentManagement/>
-</p:properties>
+<file path=customXml/itemProps2.xml><?xml version="1.0" encoding="utf-8"?>
+<ds:datastoreItem xmlns:ds="http://schemas.openxmlformats.org/officeDocument/2006/customXml" ds:itemID="{191824F2-E06B-40FE-8120-E3A39DAEADE1}">
+  <ds:schemaRefs>
+    <ds:schemaRef ds:uri="http://schemas.microsoft.com/sharepoint/v3/contenttype/forms"/>
+  </ds:schemaRefs>
+</ds:datastoreItem>
 </file>
 
-<file path=customXml/itemProps1.xml><?xml version="1.0" encoding="utf-8"?>
+<file path=customXml/itemProps3.xml><?xml version="1.0" encoding="utf-8"?>
 <ds:datastoreItem xmlns:ds="http://schemas.openxmlformats.org/officeDocument/2006/customXml" ds:itemID="{1596605C-3653-4ECC-B54E-A6AD4F617BBA}">
   <ds:schemaRefs>
     <ds:schemaRef ds:uri="http://schemas.microsoft.com/office/2006/metadata/contentType"/>
@@ -5109,21 +4564,4 @@
     <ds:schemaRef ds:uri="http://schemas.microsoft.com/internal/obd"/>
   </ds:schemaRefs>
 </ds:datastoreItem>
-</file>
-
-<file path=customXml/itemProps2.xml><?xml version="1.0" encoding="utf-8"?>
-<ds:datastoreItem xmlns:ds="http://schemas.openxmlformats.org/officeDocument/2006/customXml" ds:itemID="{191824F2-E06B-40FE-8120-E3A39DAEADE1}">
-  <ds:schemaRefs>
-    <ds:schemaRef ds:uri="http://schemas.microsoft.com/sharepoint/v3/contenttype/forms"/>
-  </ds:schemaRefs>
-</ds:datastoreItem>
-</file>
-
-<file path=customXml/itemProps3.xml><?xml version="1.0" encoding="utf-8"?>
-<ds:datastoreItem xmlns:ds="http://schemas.openxmlformats.org/officeDocument/2006/customXml" ds:itemID="{D4274A75-3DE5-4E07-95A5-F8982DDA4915}">
-  <ds:schemaRefs>
-    <ds:schemaRef ds:uri="http://schemas.microsoft.com/office/2006/metadata/properties"/>
-    <ds:schemaRef ds:uri="http://schemas.microsoft.com/office/infopath/2007/PartnerControls"/>
-  </ds:schemaRefs>
-</ds:datastoreItem>
 </file>